--- a/Word Tables/مد متصل ومنفصل قبل همزة.docx
+++ b/Word Tables/مد متصل ومنفصل قبل همزة.docx
@@ -1905,24 +1905,58 @@
               <w:jc w:val="right"/>
               <w:cnfStyle w:val="000000000000" w:firstRow="0" w:lastRow="0" w:firstColumn="0" w:lastColumn="0" w:oddVBand="0" w:evenVBand="0" w:oddHBand="0" w:evenHBand="0" w:firstRowFirstColumn="0" w:firstRowLastColumn="0" w:lastRowFirstColumn="0" w:lastRowLastColumn="0"/>
               <w:rPr>
-                <w:rFonts w:ascii="KFGQPC HAFS Uthmanic Script" w:eastAsiaTheme="majorEastAsia" w:hAnsi="KFGQPC HAFS Uthmanic Script" w:cs="KFGQPC HAFS Uthmanic Script"/>
-                <w:color w:val="0F4761" w:themeColor="accent1" w:themeShade="BF"/>
-                <w:sz w:val="40"/>
-                <w:szCs w:val="40"/>
-                <w:lang w:bidi="ar-EG"/>
-              </w:rPr>
-            </w:pPr>
-            <w:proofErr w:type="spellStart"/>
-            <w:r>
-              <w:rPr>
-                <w:rFonts w:ascii="KFGQPC HAFS Uthmanic Script" w:eastAsiaTheme="majorEastAsia" w:hAnsi="KFGQPC HAFS Uthmanic Script" w:cs="KFGQPC HAFS Uthmanic Script" w:hint="eastAsia"/>
-                <w:color w:val="0F4761" w:themeColor="accent1" w:themeShade="BF"/>
-                <w:sz w:val="40"/>
-                <w:szCs w:val="40"/>
-                <w:rtl/>
-                <w:lang w:bidi="ar-EG"/>
-              </w:rPr>
-              <w:t>سُوٓءَ</w:t>
+                <w:rFonts w:ascii="KFGQPC HAFS Uthmanic Script" w:eastAsiaTheme="majorEastAsia" w:hAnsi="KFGQPC HAFS Uthmanic Script" w:cs="KFGQPC HAFS Uthmanic Script" w:hint="cs"/>
+                <w:color w:val="0F4761" w:themeColor="accent1" w:themeShade="BF"/>
+                <w:sz w:val="40"/>
+                <w:szCs w:val="40"/>
+                <w:rtl/>
+                <w:lang w:bidi="ar-EG"/>
+              </w:rPr>
+            </w:pPr>
+            <w:proofErr w:type="spellStart"/>
+            <w:r>
+              <w:rPr>
+                <w:rFonts w:ascii="KFGQPC HAFS Uthmanic Script" w:eastAsiaTheme="majorEastAsia" w:hAnsi="KFGQPC HAFS Uthmanic Script" w:cs="KFGQPC HAFS Uthmanic Script" w:hint="cs"/>
+                <w:color w:val="0F4761" w:themeColor="accent1" w:themeShade="BF"/>
+                <w:sz w:val="40"/>
+                <w:szCs w:val="40"/>
+                <w:rtl/>
+                <w:lang w:bidi="ar-EG"/>
+              </w:rPr>
+              <w:t>هَـ</w:t>
+            </w:r>
+            <w:r>
+              <w:rPr>
+                <w:rFonts w:ascii="KFGQPC HAFS Uthmanic Script" w:eastAsiaTheme="majorEastAsia" w:hAnsi="KFGQPC HAFS Uthmanic Script" w:cs="KFGQPC HAFS Uthmanic Script"/>
+                <w:color w:val="0F4761" w:themeColor="accent1" w:themeShade="BF"/>
+                <w:sz w:val="40"/>
+                <w:szCs w:val="40"/>
+                <w:rtl/>
+                <w:lang w:bidi="ar-EG"/>
+              </w:rPr>
+              <w:t>ٰ</w:t>
+            </w:r>
+            <w:r>
+              <w:rPr>
+                <w:rFonts w:ascii="KFGQPC HAFS Uthmanic Script" w:eastAsiaTheme="majorEastAsia" w:hAnsi="KFGQPC HAFS Uthmanic Script" w:cs="KFGQPC HAFS Uthmanic Script" w:hint="cs"/>
+                <w:color w:val="0F4761" w:themeColor="accent1" w:themeShade="BF"/>
+                <w:sz w:val="40"/>
+                <w:szCs w:val="40"/>
+                <w:rtl/>
+                <w:lang w:bidi="ar-EG"/>
+              </w:rPr>
+              <w:t>ٓؤُل</w:t>
+            </w:r>
+            <w:r>
+              <w:rPr>
+                <w:rFonts w:ascii="KFGQPC HAFS Uthmanic Script" w:eastAsiaTheme="majorEastAsia" w:hAnsi="KFGQPC HAFS Uthmanic Script" w:cs="KFGQPC HAFS Uthmanic Script"/>
+                <w:color w:val="0F4761" w:themeColor="accent1" w:themeShade="BF"/>
+                <w:sz w:val="40"/>
+                <w:szCs w:val="40"/>
+                <w:rtl/>
+                <w:lang w:bidi="ar-EG"/>
+              </w:rPr>
+              <w:t>آءِ</w:t>
             </w:r>
             <w:proofErr w:type="spellEnd"/>
           </w:p>
@@ -1942,6 +1976,82 @@
                 <w:lang w:bidi="ar-EG"/>
               </w:rPr>
             </w:pPr>
+            <w:r>
+              <w:rPr>
+                <w:rFonts w:ascii="Calibri" w:eastAsiaTheme="majorEastAsia" w:hAnsi="Calibri" w:cs="Calibri"/>
+                <w:color w:val="0F4761" w:themeColor="accent1" w:themeShade="BF"/>
+                <w:sz w:val="22"/>
+                <w:szCs w:val="40"/>
+                <w:lang w:bidi="ar-EG"/>
+              </w:rPr>
+              <w:t xml:space="preserve">The first </w:t>
+            </w:r>
+            <w:proofErr w:type="spellStart"/>
+            <w:r>
+              <w:rPr>
+                <w:rFonts w:ascii="Calibri" w:eastAsiaTheme="majorEastAsia" w:hAnsi="Calibri" w:cs="Calibri"/>
+                <w:color w:val="0F4761" w:themeColor="accent1" w:themeShade="BF"/>
+                <w:sz w:val="22"/>
+                <w:szCs w:val="40"/>
+                <w:lang w:bidi="ar-EG"/>
+              </w:rPr>
+              <w:t>madd</w:t>
+            </w:r>
+            <w:proofErr w:type="spellEnd"/>
+            <w:r>
+              <w:rPr>
+                <w:rFonts w:ascii="Calibri" w:eastAsiaTheme="majorEastAsia" w:hAnsi="Calibri" w:cs="Calibri"/>
+                <w:color w:val="0F4761" w:themeColor="accent1" w:themeShade="BF"/>
+                <w:sz w:val="22"/>
+                <w:szCs w:val="40"/>
+                <w:lang w:bidi="ar-EG"/>
+              </w:rPr>
+              <w:t xml:space="preserve"> is </w:t>
+            </w:r>
+            <w:proofErr w:type="spellStart"/>
+            <w:r>
+              <w:rPr>
+                <w:rFonts w:ascii="Calibri" w:eastAsiaTheme="majorEastAsia" w:hAnsi="Calibri" w:cs="Calibri"/>
+                <w:color w:val="0F4761" w:themeColor="accent1" w:themeShade="BF"/>
+                <w:sz w:val="22"/>
+                <w:szCs w:val="40"/>
+                <w:lang w:bidi="ar-EG"/>
+              </w:rPr>
+              <w:t>munfasil</w:t>
+            </w:r>
+            <w:proofErr w:type="spellEnd"/>
+            <w:r>
+              <w:rPr>
+                <w:rFonts w:ascii="Calibri" w:eastAsiaTheme="majorEastAsia" w:hAnsi="Calibri" w:cs="Calibri"/>
+                <w:color w:val="0F4761" w:themeColor="accent1" w:themeShade="BF"/>
+                <w:sz w:val="22"/>
+                <w:szCs w:val="40"/>
+                <w:lang w:bidi="ar-EG"/>
+              </w:rPr>
+              <w:t xml:space="preserve">, the second is </w:t>
+            </w:r>
+            <w:proofErr w:type="spellStart"/>
+            <w:r>
+              <w:rPr>
+                <w:rFonts w:ascii="Calibri" w:eastAsiaTheme="majorEastAsia" w:hAnsi="Calibri" w:cs="Calibri"/>
+                <w:color w:val="0F4761" w:themeColor="accent1" w:themeShade="BF"/>
+                <w:sz w:val="22"/>
+                <w:szCs w:val="40"/>
+                <w:lang w:bidi="ar-EG"/>
+              </w:rPr>
+              <w:t>mutassil</w:t>
+            </w:r>
+            <w:proofErr w:type="spellEnd"/>
+            <w:r>
+              <w:rPr>
+                <w:rFonts w:ascii="Calibri" w:eastAsiaTheme="majorEastAsia" w:hAnsi="Calibri" w:cs="Calibri"/>
+                <w:color w:val="0F4761" w:themeColor="accent1" w:themeShade="BF"/>
+                <w:sz w:val="22"/>
+                <w:szCs w:val="40"/>
+                <w:lang w:bidi="ar-EG"/>
+              </w:rPr>
+              <w:t>.</w:t>
+            </w:r>
           </w:p>
         </w:tc>
       </w:tr>

--- a/Word Tables/مد متصل ومنفصل قبل همزة.docx
+++ b/Word Tables/مد متصل ومنفصل قبل همزة.docx
@@ -1241,7 +1241,7 @@
                 <w:rtl/>
                 <w:lang w:bidi="ar-EG"/>
               </w:rPr>
-              <w:t>مَّرِيٓـًٔا</w:t>
+              <w:t>مَرِيٓـًٔا</w:t>
             </w:r>
             <w:proofErr w:type="spellEnd"/>
           </w:p>
@@ -5361,6 +5361,16 @@
               </w:rPr>
               <w:t>أَوۡلَٰدَكُم</w:t>
             </w:r>
+            <w:r>
+              <w:rPr>
+                <w:rFonts w:ascii="KFGQPC HAFS Uthmanic Script" w:eastAsiaTheme="majorEastAsia" w:hAnsi="KFGQPC HAFS Uthmanic Script" w:cs="KFGQPC HAFS Uthmanic Script" w:hint="cs"/>
+                <w:color w:val="0F4761" w:themeColor="accent1" w:themeShade="BF"/>
+                <w:sz w:val="40"/>
+                <w:szCs w:val="40"/>
+                <w:rtl/>
+              </w:rPr>
+              <w:t>ۡ</w:t>
+            </w:r>
             <w:proofErr w:type="spellEnd"/>
           </w:p>
         </w:tc>
@@ -6796,7 +6806,6 @@
               </w:rPr>
               <w:t xml:space="preserve"> </w:t>
             </w:r>
-            <w:proofErr w:type="spellStart"/>
             <w:r>
               <w:rPr>
                 <w:rFonts w:ascii="KFGQPC HAFS Uthmanic Script" w:eastAsiaTheme="majorEastAsia" w:hAnsi="KFGQPC HAFS Uthmanic Script" w:cs="KFGQPC HAFS Uthmanic Script" w:hint="eastAsia"/>
@@ -6805,9 +6814,8 @@
                 <w:szCs w:val="40"/>
                 <w:rtl/>
               </w:rPr>
-              <w:t>بِبَاسِطٍۢ</w:t>
-            </w:r>
-            <w:proofErr w:type="spellEnd"/>
+              <w:t>بِبَاسِطٍ</w:t>
+            </w:r>
           </w:p>
         </w:tc>
         <w:tc>

--- a/Word Tables/مد متصل ومنفصل قبل همزة.docx
+++ b/Word Tables/مد متصل ومنفصل قبل همزة.docx
@@ -16,23 +16,7 @@
           <w:rFonts w:ascii="Calibri Light" w:hAnsi="Calibri Light" w:cs="Calibri Light"/>
           <w:lang w:bidi="ar-EG"/>
         </w:rPr>
-        <w:t xml:space="preserve">Madd </w:t>
-      </w:r>
-      <w:proofErr w:type="spellStart"/>
-      <w:r>
-        <w:rPr>
-          <w:rFonts w:ascii="Calibri Light" w:hAnsi="Calibri Light" w:cs="Calibri Light"/>
-          <w:lang w:bidi="ar-EG"/>
-        </w:rPr>
-        <w:t>Mutassil</w:t>
-      </w:r>
-      <w:proofErr w:type="spellEnd"/>
-      <w:r>
-        <w:rPr>
-          <w:rFonts w:ascii="Calibri Light" w:hAnsi="Calibri Light" w:cs="Calibri Light"/>
-          <w:lang w:bidi="ar-EG"/>
-        </w:rPr>
-        <w:t xml:space="preserve"> (</w:t>
+        <w:t>Madd Mutassil (</w:t>
       </w:r>
       <w:r>
         <w:rPr>
@@ -124,58 +108,38 @@
                 <w:lang w:bidi="ar-EG"/>
               </w:rPr>
             </w:pPr>
-            <w:proofErr w:type="spellStart"/>
             <w:r>
               <w:rPr>
                 <w:rFonts w:ascii="KFGQPC HAFS Uthmanic Script" w:hAnsi="KFGQPC HAFS Uthmanic Script" w:cs="KFGQPC HAFS Uthmanic Script"/>
                 <w:sz w:val="40"/>
                 <w:szCs w:val="22"/>
               </w:rPr>
-              <w:t>الكلمة</w:t>
-            </w:r>
-            <w:proofErr w:type="spellEnd"/>
-            <w:r>
-              <w:rPr>
-                <w:rFonts w:ascii="KFGQPC HAFS Uthmanic Script" w:hAnsi="KFGQPC HAFS Uthmanic Script" w:cs="KFGQPC HAFS Uthmanic Script"/>
-                <w:sz w:val="40"/>
+              <w:t>الكلمة (Word)‎</w:t>
+            </w:r>
+          </w:p>
+        </w:tc>
+        <w:tc>
+          <w:tcPr>
+            <w:tcW w:w="4800" w:type="dxa"/>
+          </w:tcPr>
+          <w:p>
+            <w:pPr>
+              <w:cnfStyle w:val="100000000000" w:firstRow="1" w:lastRow="0" w:firstColumn="0" w:lastColumn="0" w:oddVBand="0" w:evenVBand="0" w:oddHBand="0" w:evenHBand="0" w:firstRowFirstColumn="0" w:firstRowLastColumn="0" w:lastRowFirstColumn="0" w:lastRowLastColumn="0"/>
+              <w:rPr>
+                <w:rFonts w:ascii="Calibri" w:eastAsiaTheme="majorEastAsia" w:hAnsi="Calibri" w:cs="Calibri"/>
+                <w:color w:val="0F4761" w:themeColor="accent1" w:themeShade="BF"/>
+                <w:sz w:val="22"/>
+                <w:szCs w:val="40"/>
+                <w:lang w:bidi="ar-EG"/>
+              </w:rPr>
+            </w:pPr>
+            <w:r>
+              <w:rPr>
+                <w:rFonts w:ascii="Calibri" w:hAnsi="Calibri" w:cs="Calibri"/>
+                <w:sz w:val="22"/>
                 <w:szCs w:val="22"/>
               </w:rPr>
-              <w:t xml:space="preserve"> (Word)‎</w:t>
-            </w:r>
-          </w:p>
-        </w:tc>
-        <w:tc>
-          <w:tcPr>
-            <w:tcW w:w="4800" w:type="dxa"/>
-          </w:tcPr>
-          <w:p>
-            <w:pPr>
-              <w:cnfStyle w:val="100000000000" w:firstRow="1" w:lastRow="0" w:firstColumn="0" w:lastColumn="0" w:oddVBand="0" w:evenVBand="0" w:oddHBand="0" w:evenHBand="0" w:firstRowFirstColumn="0" w:firstRowLastColumn="0" w:lastRowFirstColumn="0" w:lastRowLastColumn="0"/>
-              <w:rPr>
-                <w:rFonts w:ascii="Calibri" w:eastAsiaTheme="majorEastAsia" w:hAnsi="Calibri" w:cs="Calibri"/>
-                <w:color w:val="0F4761" w:themeColor="accent1" w:themeShade="BF"/>
-                <w:sz w:val="22"/>
-                <w:szCs w:val="40"/>
-                <w:lang w:bidi="ar-EG"/>
-              </w:rPr>
-            </w:pPr>
-            <w:proofErr w:type="spellStart"/>
-            <w:r>
-              <w:rPr>
-                <w:rFonts w:ascii="Calibri" w:hAnsi="Calibri" w:cs="Calibri"/>
-                <w:sz w:val="22"/>
-                <w:szCs w:val="22"/>
-              </w:rPr>
-              <w:t>ملاحظات</w:t>
-            </w:r>
-            <w:proofErr w:type="spellEnd"/>
-            <w:r>
-              <w:rPr>
-                <w:rFonts w:ascii="Calibri" w:hAnsi="Calibri" w:cs="Calibri"/>
-                <w:sz w:val="22"/>
-                <w:szCs w:val="22"/>
-              </w:rPr>
-              <w:t xml:space="preserve"> (Comments)‎</w:t>
+              <w:t>ملاحظات (Comments)‎</w:t>
             </w:r>
           </w:p>
         </w:tc>
@@ -228,7 +192,6 @@
                 <w:lang w:bidi="ar-EG"/>
               </w:rPr>
             </w:pPr>
-            <w:proofErr w:type="spellStart"/>
             <w:r>
               <w:rPr>
                 <w:rFonts w:ascii="KFGQPC HAFS Uthmanic Script" w:eastAsiaTheme="majorEastAsia" w:hAnsi="KFGQPC HAFS Uthmanic Script" w:cs="KFGQPC HAFS Uthmanic Script" w:hint="eastAsia"/>
@@ -240,7 +203,6 @@
               </w:rPr>
               <w:t>جَآءَ</w:t>
             </w:r>
-            <w:proofErr w:type="spellEnd"/>
           </w:p>
         </w:tc>
         <w:tc>
@@ -306,7 +268,6 @@
                 <w:lang w:bidi="ar-EG"/>
               </w:rPr>
             </w:pPr>
-            <w:proofErr w:type="spellStart"/>
             <w:r>
               <w:rPr>
                 <w:rFonts w:ascii="KFGQPC HAFS Uthmanic Script" w:eastAsiaTheme="majorEastAsia" w:hAnsi="KFGQPC HAFS Uthmanic Script" w:cs="KFGQPC HAFS Uthmanic Script" w:hint="eastAsia"/>
@@ -318,7 +279,6 @@
               </w:rPr>
               <w:t>شَآءَ</w:t>
             </w:r>
-            <w:proofErr w:type="spellEnd"/>
           </w:p>
         </w:tc>
         <w:tc>
@@ -387,7 +347,6 @@
                 <w:lang w:bidi="ar-EG"/>
               </w:rPr>
             </w:pPr>
-            <w:proofErr w:type="spellStart"/>
             <w:r>
               <w:rPr>
                 <w:rFonts w:ascii="KFGQPC HAFS Uthmanic Script" w:eastAsiaTheme="majorEastAsia" w:hAnsi="KFGQPC HAFS Uthmanic Script" w:cs="KFGQPC HAFS Uthmanic Script"/>
@@ -399,7 +358,6 @@
               </w:rPr>
               <w:t>جِاْيٓءَ</w:t>
             </w:r>
-            <w:proofErr w:type="spellEnd"/>
           </w:p>
         </w:tc>
         <w:tc>
@@ -423,43 +381,7 @@
                 <w:sz w:val="22"/>
                 <w:szCs w:val="22"/>
               </w:rPr>
-              <w:t>Silent alif (</w:t>
-            </w:r>
-            <w:proofErr w:type="spellStart"/>
-            <w:r>
-              <w:rPr>
-                <w:rFonts w:ascii="Calibri" w:hAnsi="Calibri" w:cs="Calibri"/>
-                <w:sz w:val="22"/>
-                <w:szCs w:val="22"/>
-              </w:rPr>
-              <w:t>صفر</w:t>
-            </w:r>
-            <w:proofErr w:type="spellEnd"/>
-            <w:r>
-              <w:rPr>
-                <w:rFonts w:ascii="Calibri" w:hAnsi="Calibri" w:cs="Calibri"/>
-                <w:sz w:val="22"/>
-                <w:szCs w:val="22"/>
-              </w:rPr>
-              <w:t xml:space="preserve"> </w:t>
-            </w:r>
-            <w:proofErr w:type="spellStart"/>
-            <w:r>
-              <w:rPr>
-                <w:rFonts w:ascii="Calibri" w:hAnsi="Calibri" w:cs="Calibri"/>
-                <w:sz w:val="22"/>
-                <w:szCs w:val="22"/>
-              </w:rPr>
-              <w:t>مستدير</w:t>
-            </w:r>
-            <w:proofErr w:type="spellEnd"/>
-            <w:r>
-              <w:rPr>
-                <w:rFonts w:ascii="Calibri" w:hAnsi="Calibri" w:cs="Calibri"/>
-                <w:sz w:val="22"/>
-                <w:szCs w:val="22"/>
-              </w:rPr>
-              <w:t>)‎</w:t>
+              <w:t>Silent alif (صفر مستدير)‎</w:t>
             </w:r>
           </w:p>
         </w:tc>
@@ -509,7 +431,6 @@
                 <w:lang w:bidi="ar-EG"/>
               </w:rPr>
             </w:pPr>
-            <w:proofErr w:type="spellStart"/>
             <w:r>
               <w:rPr>
                 <w:rFonts w:ascii="KFGQPC HAFS Uthmanic Script" w:eastAsiaTheme="majorEastAsia" w:hAnsi="KFGQPC HAFS Uthmanic Script" w:cs="KFGQPC HAFS Uthmanic Script" w:hint="eastAsia"/>
@@ -521,7 +442,6 @@
               </w:rPr>
               <w:t>مَآءً</w:t>
             </w:r>
-            <w:proofErr w:type="spellEnd"/>
           </w:p>
         </w:tc>
         <w:tc>
@@ -590,7 +510,6 @@
                 <w:lang w:bidi="ar-EG"/>
               </w:rPr>
             </w:pPr>
-            <w:proofErr w:type="spellStart"/>
             <w:r>
               <w:rPr>
                 <w:rFonts w:ascii="KFGQPC HAFS Uthmanic Script" w:eastAsiaTheme="majorEastAsia" w:hAnsi="KFGQPC HAFS Uthmanic Script" w:cs="KFGQPC HAFS Uthmanic Script" w:hint="eastAsia"/>
@@ -602,7 +521,6 @@
               </w:rPr>
               <w:t>غُثَآءً</w:t>
             </w:r>
-            <w:proofErr w:type="spellEnd"/>
           </w:p>
         </w:tc>
         <w:tc>
@@ -668,7 +586,6 @@
                 <w:lang w:bidi="ar-EG"/>
               </w:rPr>
             </w:pPr>
-            <w:proofErr w:type="spellStart"/>
             <w:r>
               <w:rPr>
                 <w:rFonts w:ascii="KFGQPC HAFS Uthmanic Script" w:eastAsiaTheme="majorEastAsia" w:hAnsi="KFGQPC HAFS Uthmanic Script" w:cs="KFGQPC HAFS Uthmanic Script" w:hint="eastAsia"/>
@@ -680,7 +597,6 @@
               </w:rPr>
               <w:t>عَطَآءً</w:t>
             </w:r>
-            <w:proofErr w:type="spellEnd"/>
           </w:p>
         </w:tc>
         <w:tc>
@@ -749,7 +665,6 @@
                 <w:lang w:bidi="ar-EG"/>
               </w:rPr>
             </w:pPr>
-            <w:proofErr w:type="spellStart"/>
             <w:r>
               <w:rPr>
                 <w:rFonts w:ascii="KFGQPC HAFS Uthmanic Script" w:eastAsiaTheme="majorEastAsia" w:hAnsi="KFGQPC HAFS Uthmanic Script" w:cs="KFGQPC HAFS Uthmanic Script" w:hint="eastAsia"/>
@@ -761,7 +676,6 @@
               </w:rPr>
               <w:t>جَزَآءً</w:t>
             </w:r>
-            <w:proofErr w:type="spellEnd"/>
           </w:p>
         </w:tc>
         <w:tc>
@@ -906,7 +820,6 @@
                 <w:lang w:bidi="ar-EG"/>
               </w:rPr>
             </w:pPr>
-            <w:proofErr w:type="spellStart"/>
             <w:r>
               <w:rPr>
                 <w:rFonts w:ascii="KFGQPC HAFS Uthmanic Script" w:eastAsiaTheme="majorEastAsia" w:hAnsi="KFGQPC HAFS Uthmanic Script" w:cs="KFGQPC HAFS Uthmanic Script"/>
@@ -918,7 +831,6 @@
               </w:rPr>
               <w:t>أُوْلَٰٓئِكَ</w:t>
             </w:r>
-            <w:proofErr w:type="spellEnd"/>
           </w:p>
         </w:tc>
         <w:tc>
@@ -942,43 +854,7 @@
                 <w:sz w:val="22"/>
                 <w:szCs w:val="22"/>
               </w:rPr>
-              <w:t>Silent waw (</w:t>
-            </w:r>
-            <w:proofErr w:type="spellStart"/>
-            <w:r>
-              <w:rPr>
-                <w:rFonts w:ascii="Calibri" w:hAnsi="Calibri" w:cs="Calibri"/>
-                <w:sz w:val="22"/>
-                <w:szCs w:val="22"/>
-              </w:rPr>
-              <w:t>صفر</w:t>
-            </w:r>
-            <w:proofErr w:type="spellEnd"/>
-            <w:r>
-              <w:rPr>
-                <w:rFonts w:ascii="Calibri" w:hAnsi="Calibri" w:cs="Calibri"/>
-                <w:sz w:val="22"/>
-                <w:szCs w:val="22"/>
-              </w:rPr>
-              <w:t xml:space="preserve"> </w:t>
-            </w:r>
-            <w:proofErr w:type="spellStart"/>
-            <w:r>
-              <w:rPr>
-                <w:rFonts w:ascii="Calibri" w:hAnsi="Calibri" w:cs="Calibri"/>
-                <w:sz w:val="22"/>
-                <w:szCs w:val="22"/>
-              </w:rPr>
-              <w:t>مستدير</w:t>
-            </w:r>
-            <w:proofErr w:type="spellEnd"/>
-            <w:r>
-              <w:rPr>
-                <w:rFonts w:ascii="Calibri" w:hAnsi="Calibri" w:cs="Calibri"/>
-                <w:sz w:val="22"/>
-                <w:szCs w:val="22"/>
-              </w:rPr>
-              <w:t>)‎</w:t>
+              <w:t>Silent waw (صفر مستدير)‎</w:t>
             </w:r>
           </w:p>
         </w:tc>
@@ -1028,7 +904,6 @@
                 <w:lang w:bidi="ar-EG"/>
               </w:rPr>
             </w:pPr>
-            <w:proofErr w:type="spellStart"/>
             <w:r>
               <w:rPr>
                 <w:rFonts w:ascii="KFGQPC HAFS Uthmanic Script" w:eastAsiaTheme="majorEastAsia" w:hAnsi="KFGQPC HAFS Uthmanic Script" w:cs="KFGQPC HAFS Uthmanic Script" w:hint="eastAsia"/>
@@ -1040,7 +915,6 @@
               </w:rPr>
               <w:t>خَطِيٓـَٔةً</w:t>
             </w:r>
-            <w:proofErr w:type="spellEnd"/>
           </w:p>
         </w:tc>
         <w:tc>
@@ -1066,20 +940,8 @@
                 <w:szCs w:val="40"/>
                 <w:lang w:bidi="ar-EG"/>
               </w:rPr>
-              <w:t xml:space="preserve">Hamza written over the line of the </w:t>
-            </w:r>
-            <w:proofErr w:type="spellStart"/>
-            <w:r>
-              <w:rPr>
-                <w:rFonts w:ascii="Calibri" w:eastAsiaTheme="majorEastAsia" w:hAnsi="Calibri" w:cs="Calibri"/>
-                <w:color w:val="0F4761" w:themeColor="accent1" w:themeShade="BF"/>
-                <w:sz w:val="22"/>
-                <w:szCs w:val="40"/>
-                <w:lang w:bidi="ar-EG"/>
-              </w:rPr>
-              <w:t>yaa</w:t>
-            </w:r>
-            <w:proofErr w:type="spellEnd"/>
+              <w:t>Hamza written over the line of the yaa</w:t>
+            </w:r>
           </w:p>
         </w:tc>
       </w:tr>
@@ -1131,7 +993,6 @@
                 <w:lang w:bidi="ar-EG"/>
               </w:rPr>
             </w:pPr>
-            <w:proofErr w:type="spellStart"/>
             <w:r>
               <w:rPr>
                 <w:rFonts w:ascii="KFGQPC HAFS Uthmanic Script" w:eastAsiaTheme="majorEastAsia" w:hAnsi="KFGQPC HAFS Uthmanic Script" w:cs="KFGQPC HAFS Uthmanic Script" w:hint="eastAsia"/>
@@ -1143,7 +1004,6 @@
               </w:rPr>
               <w:t>هَنِيٓـًٔا</w:t>
             </w:r>
-            <w:proofErr w:type="spellEnd"/>
           </w:p>
         </w:tc>
         <w:tc>
@@ -1169,20 +1029,8 @@
                 <w:szCs w:val="40"/>
                 <w:lang w:bidi="ar-EG"/>
               </w:rPr>
-              <w:t xml:space="preserve">Hamza written over the line of the </w:t>
-            </w:r>
-            <w:proofErr w:type="spellStart"/>
-            <w:r>
-              <w:rPr>
-                <w:rFonts w:ascii="Calibri" w:eastAsiaTheme="majorEastAsia" w:hAnsi="Calibri" w:cs="Calibri"/>
-                <w:color w:val="0F4761" w:themeColor="accent1" w:themeShade="BF"/>
-                <w:sz w:val="22"/>
-                <w:szCs w:val="40"/>
-                <w:lang w:bidi="ar-EG"/>
-              </w:rPr>
-              <w:t>yaa</w:t>
-            </w:r>
-            <w:proofErr w:type="spellEnd"/>
+              <w:t>Hamza written over the line of the yaa</w:t>
+            </w:r>
           </w:p>
         </w:tc>
       </w:tr>
@@ -1231,7 +1079,6 @@
                 <w:lang w:bidi="ar-EG"/>
               </w:rPr>
             </w:pPr>
-            <w:proofErr w:type="spellStart"/>
             <w:r>
               <w:rPr>
                 <w:rFonts w:ascii="KFGQPC HAFS Uthmanic Script" w:eastAsiaTheme="majorEastAsia" w:hAnsi="KFGQPC HAFS Uthmanic Script" w:cs="KFGQPC HAFS Uthmanic Script" w:hint="eastAsia"/>
@@ -1243,7 +1090,6 @@
               </w:rPr>
               <w:t>مَرِيٓـًٔا</w:t>
             </w:r>
-            <w:proofErr w:type="spellEnd"/>
           </w:p>
         </w:tc>
         <w:tc>
@@ -1269,20 +1115,8 @@
                 <w:szCs w:val="40"/>
                 <w:lang w:bidi="ar-EG"/>
               </w:rPr>
-              <w:t xml:space="preserve">Hamza written over the line of the </w:t>
-            </w:r>
-            <w:proofErr w:type="spellStart"/>
-            <w:r>
-              <w:rPr>
-                <w:rFonts w:ascii="Calibri" w:eastAsiaTheme="majorEastAsia" w:hAnsi="Calibri" w:cs="Calibri"/>
-                <w:color w:val="0F4761" w:themeColor="accent1" w:themeShade="BF"/>
-                <w:sz w:val="22"/>
-                <w:szCs w:val="40"/>
-                <w:lang w:bidi="ar-EG"/>
-              </w:rPr>
-              <w:t>yaa</w:t>
-            </w:r>
-            <w:proofErr w:type="spellEnd"/>
+              <w:t>Hamza written over the line of the yaa</w:t>
+            </w:r>
           </w:p>
         </w:tc>
       </w:tr>
@@ -1334,7 +1168,6 @@
                 <w:lang w:bidi="ar-EG"/>
               </w:rPr>
             </w:pPr>
-            <w:proofErr w:type="spellStart"/>
             <w:r>
               <w:rPr>
                 <w:rFonts w:ascii="KFGQPC HAFS Uthmanic Script" w:eastAsiaTheme="majorEastAsia" w:hAnsi="KFGQPC HAFS Uthmanic Script" w:cs="KFGQPC HAFS Uthmanic Script" w:hint="eastAsia"/>
@@ -1346,7 +1179,6 @@
               </w:rPr>
               <w:t>سِيٓـَٔتۡ</w:t>
             </w:r>
-            <w:proofErr w:type="spellEnd"/>
           </w:p>
         </w:tc>
         <w:tc>
@@ -1372,20 +1204,8 @@
                 <w:szCs w:val="40"/>
                 <w:lang w:bidi="ar-EG"/>
               </w:rPr>
-              <w:t xml:space="preserve">Hamza written over the line of the </w:t>
-            </w:r>
-            <w:proofErr w:type="spellStart"/>
-            <w:r>
-              <w:rPr>
-                <w:rFonts w:ascii="Calibri" w:eastAsiaTheme="majorEastAsia" w:hAnsi="Calibri" w:cs="Calibri"/>
-                <w:color w:val="0F4761" w:themeColor="accent1" w:themeShade="BF"/>
-                <w:sz w:val="22"/>
-                <w:szCs w:val="40"/>
-                <w:lang w:bidi="ar-EG"/>
-              </w:rPr>
-              <w:t>yaa</w:t>
-            </w:r>
-            <w:proofErr w:type="spellEnd"/>
+              <w:t>Hamza written over the line of the yaa</w:t>
+            </w:r>
           </w:p>
         </w:tc>
       </w:tr>
@@ -1434,7 +1254,6 @@
                 <w:lang w:bidi="ar-EG"/>
               </w:rPr>
             </w:pPr>
-            <w:proofErr w:type="spellStart"/>
             <w:r>
               <w:rPr>
                 <w:rFonts w:ascii="KFGQPC HAFS Uthmanic Script" w:eastAsiaTheme="majorEastAsia" w:hAnsi="KFGQPC HAFS Uthmanic Script" w:cs="KFGQPC HAFS Uthmanic Script" w:hint="eastAsia"/>
@@ -1446,7 +1265,6 @@
               </w:rPr>
               <w:t>يَشَآءُ</w:t>
             </w:r>
-            <w:proofErr w:type="spellEnd"/>
           </w:p>
         </w:tc>
         <w:tc>
@@ -1515,7 +1333,6 @@
                 <w:lang w:bidi="ar-EG"/>
               </w:rPr>
             </w:pPr>
-            <w:proofErr w:type="spellStart"/>
             <w:r>
               <w:rPr>
                 <w:rFonts w:ascii="KFGQPC HAFS Uthmanic Script" w:eastAsiaTheme="majorEastAsia" w:hAnsi="KFGQPC HAFS Uthmanic Script" w:cs="KFGQPC HAFS Uthmanic Script" w:hint="eastAsia"/>
@@ -1527,7 +1344,6 @@
               </w:rPr>
               <w:t>وَسَآءَ</w:t>
             </w:r>
-            <w:proofErr w:type="spellEnd"/>
           </w:p>
         </w:tc>
         <w:tc>
@@ -1594,7 +1410,6 @@
                 <w:lang w:bidi="ar-EG"/>
               </w:rPr>
             </w:pPr>
-            <w:proofErr w:type="spellStart"/>
             <w:r>
               <w:rPr>
                 <w:rFonts w:ascii="KFGQPC HAFS Uthmanic Script" w:eastAsiaTheme="majorEastAsia" w:hAnsi="KFGQPC HAFS Uthmanic Script" w:cs="KFGQPC HAFS Uthmanic Script" w:hint="eastAsia"/>
@@ -1606,7 +1421,6 @@
               </w:rPr>
               <w:t>ضِيَآءً</w:t>
             </w:r>
-            <w:proofErr w:type="spellEnd"/>
           </w:p>
         </w:tc>
         <w:tc>
@@ -1675,7 +1489,6 @@
                 <w:lang w:bidi="ar-EG"/>
               </w:rPr>
             </w:pPr>
-            <w:proofErr w:type="spellStart"/>
             <w:r>
               <w:rPr>
                 <w:rFonts w:ascii="KFGQPC HAFS Uthmanic Script" w:eastAsiaTheme="majorEastAsia" w:hAnsi="KFGQPC HAFS Uthmanic Script" w:cs="KFGQPC HAFS Uthmanic Script" w:hint="eastAsia"/>
@@ -1687,7 +1500,6 @@
               </w:rPr>
               <w:t>سُوٓءُ</w:t>
             </w:r>
-            <w:proofErr w:type="spellEnd"/>
           </w:p>
         </w:tc>
         <w:tc>
@@ -1753,7 +1565,6 @@
                 <w:lang w:bidi="ar-EG"/>
               </w:rPr>
             </w:pPr>
-            <w:proofErr w:type="spellStart"/>
             <w:r>
               <w:rPr>
                 <w:rFonts w:ascii="KFGQPC HAFS Uthmanic Script" w:eastAsiaTheme="majorEastAsia" w:hAnsi="KFGQPC HAFS Uthmanic Script" w:cs="KFGQPC HAFS Uthmanic Script" w:hint="eastAsia"/>
@@ -1765,7 +1576,6 @@
               </w:rPr>
               <w:t>بَرِىٓءٌ</w:t>
             </w:r>
-            <w:proofErr w:type="spellEnd"/>
           </w:p>
         </w:tc>
         <w:tc>
@@ -1834,7 +1644,6 @@
                 <w:lang w:bidi="ar-EG"/>
               </w:rPr>
             </w:pPr>
-            <w:proofErr w:type="spellStart"/>
             <w:r>
               <w:rPr>
                 <w:rFonts w:ascii="KFGQPC HAFS Uthmanic Script" w:eastAsiaTheme="majorEastAsia" w:hAnsi="KFGQPC HAFS Uthmanic Script" w:cs="KFGQPC HAFS Uthmanic Script" w:hint="eastAsia"/>
@@ -1846,7 +1655,6 @@
               </w:rPr>
               <w:t>تَبُوٓءَ</w:t>
             </w:r>
-            <w:proofErr w:type="spellEnd"/>
           </w:p>
         </w:tc>
         <w:tc>
@@ -1913,7 +1721,6 @@
                 <w:lang w:bidi="ar-EG"/>
               </w:rPr>
             </w:pPr>
-            <w:proofErr w:type="spellStart"/>
             <w:r>
               <w:rPr>
                 <w:rFonts w:ascii="KFGQPC HAFS Uthmanic Script" w:eastAsiaTheme="majorEastAsia" w:hAnsi="KFGQPC HAFS Uthmanic Script" w:cs="KFGQPC HAFS Uthmanic Script" w:hint="cs"/>
@@ -1958,7 +1765,6 @@
               </w:rPr>
               <w:t>آءِ</w:t>
             </w:r>
-            <w:proofErr w:type="spellEnd"/>
           </w:p>
         </w:tc>
         <w:tc>
@@ -1984,73 +1790,7 @@
                 <w:szCs w:val="40"/>
                 <w:lang w:bidi="ar-EG"/>
               </w:rPr>
-              <w:t xml:space="preserve">The first </w:t>
-            </w:r>
-            <w:proofErr w:type="spellStart"/>
-            <w:r>
-              <w:rPr>
-                <w:rFonts w:ascii="Calibri" w:eastAsiaTheme="majorEastAsia" w:hAnsi="Calibri" w:cs="Calibri"/>
-                <w:color w:val="0F4761" w:themeColor="accent1" w:themeShade="BF"/>
-                <w:sz w:val="22"/>
-                <w:szCs w:val="40"/>
-                <w:lang w:bidi="ar-EG"/>
-              </w:rPr>
-              <w:t>madd</w:t>
-            </w:r>
-            <w:proofErr w:type="spellEnd"/>
-            <w:r>
-              <w:rPr>
-                <w:rFonts w:ascii="Calibri" w:eastAsiaTheme="majorEastAsia" w:hAnsi="Calibri" w:cs="Calibri"/>
-                <w:color w:val="0F4761" w:themeColor="accent1" w:themeShade="BF"/>
-                <w:sz w:val="22"/>
-                <w:szCs w:val="40"/>
-                <w:lang w:bidi="ar-EG"/>
-              </w:rPr>
-              <w:t xml:space="preserve"> is </w:t>
-            </w:r>
-            <w:proofErr w:type="spellStart"/>
-            <w:r>
-              <w:rPr>
-                <w:rFonts w:ascii="Calibri" w:eastAsiaTheme="majorEastAsia" w:hAnsi="Calibri" w:cs="Calibri"/>
-                <w:color w:val="0F4761" w:themeColor="accent1" w:themeShade="BF"/>
-                <w:sz w:val="22"/>
-                <w:szCs w:val="40"/>
-                <w:lang w:bidi="ar-EG"/>
-              </w:rPr>
-              <w:t>munfasil</w:t>
-            </w:r>
-            <w:proofErr w:type="spellEnd"/>
-            <w:r>
-              <w:rPr>
-                <w:rFonts w:ascii="Calibri" w:eastAsiaTheme="majorEastAsia" w:hAnsi="Calibri" w:cs="Calibri"/>
-                <w:color w:val="0F4761" w:themeColor="accent1" w:themeShade="BF"/>
-                <w:sz w:val="22"/>
-                <w:szCs w:val="40"/>
-                <w:lang w:bidi="ar-EG"/>
-              </w:rPr>
-              <w:t xml:space="preserve">, the second is </w:t>
-            </w:r>
-            <w:proofErr w:type="spellStart"/>
-            <w:r>
-              <w:rPr>
-                <w:rFonts w:ascii="Calibri" w:eastAsiaTheme="majorEastAsia" w:hAnsi="Calibri" w:cs="Calibri"/>
-                <w:color w:val="0F4761" w:themeColor="accent1" w:themeShade="BF"/>
-                <w:sz w:val="22"/>
-                <w:szCs w:val="40"/>
-                <w:lang w:bidi="ar-EG"/>
-              </w:rPr>
-              <w:t>mutassil</w:t>
-            </w:r>
-            <w:proofErr w:type="spellEnd"/>
-            <w:r>
-              <w:rPr>
-                <w:rFonts w:ascii="Calibri" w:eastAsiaTheme="majorEastAsia" w:hAnsi="Calibri" w:cs="Calibri"/>
-                <w:color w:val="0F4761" w:themeColor="accent1" w:themeShade="BF"/>
-                <w:sz w:val="22"/>
-                <w:szCs w:val="40"/>
-                <w:lang w:bidi="ar-EG"/>
-              </w:rPr>
-              <w:t>.</w:t>
+              <w:t>The first madd is munfasil, the second is mutassil.</w:t>
             </w:r>
           </w:p>
         </w:tc>
@@ -2103,7 +1843,6 @@
                 <w:lang w:bidi="ar-EG"/>
               </w:rPr>
             </w:pPr>
-            <w:proofErr w:type="spellStart"/>
             <w:r>
               <w:rPr>
                 <w:rFonts w:ascii="KFGQPC HAFS Uthmanic Script" w:eastAsiaTheme="majorEastAsia" w:hAnsi="KFGQPC HAFS Uthmanic Script" w:cs="KFGQPC HAFS Uthmanic Script" w:hint="eastAsia"/>
@@ -2115,7 +1854,6 @@
               </w:rPr>
               <w:t>نِسَآءَ</w:t>
             </w:r>
-            <w:proofErr w:type="spellEnd"/>
           </w:p>
         </w:tc>
         <w:tc>
@@ -2181,7 +1919,6 @@
                 <w:lang w:bidi="ar-EG"/>
               </w:rPr>
             </w:pPr>
-            <w:proofErr w:type="spellStart"/>
             <w:r>
               <w:rPr>
                 <w:rFonts w:ascii="KFGQPC HAFS Uthmanic Script" w:eastAsiaTheme="majorEastAsia" w:hAnsi="KFGQPC HAFS Uthmanic Script" w:cs="KFGQPC HAFS Uthmanic Script"/>
@@ -2193,7 +1930,6 @@
               </w:rPr>
               <w:t>أُوْلَآءِ</w:t>
             </w:r>
-            <w:proofErr w:type="spellEnd"/>
           </w:p>
         </w:tc>
         <w:tc>
@@ -2217,43 +1953,7 @@
                 <w:sz w:val="22"/>
                 <w:szCs w:val="22"/>
               </w:rPr>
-              <w:t>Silent waw (</w:t>
-            </w:r>
-            <w:proofErr w:type="spellStart"/>
-            <w:r>
-              <w:rPr>
-                <w:rFonts w:ascii="Calibri" w:hAnsi="Calibri" w:cs="Calibri"/>
-                <w:sz w:val="22"/>
-                <w:szCs w:val="22"/>
-              </w:rPr>
-              <w:t>صفر</w:t>
-            </w:r>
-            <w:proofErr w:type="spellEnd"/>
-            <w:r>
-              <w:rPr>
-                <w:rFonts w:ascii="Calibri" w:hAnsi="Calibri" w:cs="Calibri"/>
-                <w:sz w:val="22"/>
-                <w:szCs w:val="22"/>
-              </w:rPr>
-              <w:t xml:space="preserve"> </w:t>
-            </w:r>
-            <w:proofErr w:type="spellStart"/>
-            <w:r>
-              <w:rPr>
-                <w:rFonts w:ascii="Calibri" w:hAnsi="Calibri" w:cs="Calibri"/>
-                <w:sz w:val="22"/>
-                <w:szCs w:val="22"/>
-              </w:rPr>
-              <w:t>مستدير</w:t>
-            </w:r>
-            <w:proofErr w:type="spellEnd"/>
-            <w:r>
-              <w:rPr>
-                <w:rFonts w:ascii="Calibri" w:hAnsi="Calibri" w:cs="Calibri"/>
-                <w:sz w:val="22"/>
-                <w:szCs w:val="22"/>
-              </w:rPr>
-              <w:t>)‎</w:t>
+              <w:t>Silent waw (صفر مستدير)‎</w:t>
             </w:r>
           </w:p>
         </w:tc>
@@ -2306,7 +2006,6 @@
                 <w:lang w:bidi="ar-EG"/>
               </w:rPr>
             </w:pPr>
-            <w:proofErr w:type="spellStart"/>
             <w:r>
               <w:rPr>
                 <w:rFonts w:ascii="KFGQPC HAFS Uthmanic Script" w:eastAsiaTheme="majorEastAsia" w:hAnsi="KFGQPC HAFS Uthmanic Script" w:cs="KFGQPC HAFS Uthmanic Script" w:hint="cs"/>
@@ -2329,7 +2028,6 @@
               </w:rPr>
               <w:t>لسَّمَآءِ</w:t>
             </w:r>
-            <w:proofErr w:type="spellEnd"/>
           </w:p>
         </w:tc>
         <w:tc>
@@ -2405,7 +2103,6 @@
                 <w:lang w:bidi="ar-EG"/>
               </w:rPr>
             </w:pPr>
-            <w:proofErr w:type="spellStart"/>
             <w:r>
               <w:rPr>
                 <w:rFonts w:ascii="KFGQPC HAFS Uthmanic Script" w:eastAsiaTheme="majorEastAsia" w:hAnsi="KFGQPC HAFS Uthmanic Script" w:cs="KFGQPC HAFS Uthmanic Script" w:hint="eastAsia"/>
@@ -2439,7 +2136,6 @@
               </w:rPr>
               <w:t>لسَّمَآءِ</w:t>
             </w:r>
-            <w:proofErr w:type="spellEnd"/>
           </w:p>
         </w:tc>
         <w:tc>
@@ -2518,7 +2214,6 @@
                 <w:lang w:bidi="ar-EG"/>
               </w:rPr>
             </w:pPr>
-            <w:proofErr w:type="spellStart"/>
             <w:r>
               <w:rPr>
                 <w:rFonts w:ascii="KFGQPC HAFS Uthmanic Script" w:eastAsiaTheme="majorEastAsia" w:hAnsi="KFGQPC HAFS Uthmanic Script" w:cs="KFGQPC HAFS Uthmanic Script" w:hint="cs"/>
@@ -2541,7 +2236,6 @@
               </w:rPr>
               <w:t>لشِّتَآءِ</w:t>
             </w:r>
-            <w:proofErr w:type="spellEnd"/>
           </w:p>
         </w:tc>
         <w:tc>
@@ -2617,7 +2311,6 @@
                 <w:lang w:bidi="ar-EG"/>
               </w:rPr>
             </w:pPr>
-            <w:proofErr w:type="spellStart"/>
             <w:r>
               <w:rPr>
                 <w:rFonts w:ascii="KFGQPC HAFS Uthmanic Script" w:eastAsiaTheme="majorEastAsia" w:hAnsi="KFGQPC HAFS Uthmanic Script" w:cs="KFGQPC HAFS Uthmanic Script" w:hint="eastAsia"/>
@@ -2629,7 +2322,6 @@
               </w:rPr>
               <w:t>رِحۡلَةَ</w:t>
             </w:r>
-            <w:proofErr w:type="spellEnd"/>
             <w:r>
               <w:rPr>
                 <w:rFonts w:ascii="KFGQPC HAFS Uthmanic Script" w:eastAsiaTheme="majorEastAsia" w:hAnsi="KFGQPC HAFS Uthmanic Script" w:cs="KFGQPC HAFS Uthmanic Script"/>
@@ -2641,7 +2333,6 @@
               </w:rPr>
               <w:t xml:space="preserve"> </w:t>
             </w:r>
-            <w:proofErr w:type="spellStart"/>
             <w:r>
               <w:rPr>
                 <w:rFonts w:ascii="KFGQPC HAFS Uthmanic Script" w:eastAsiaTheme="majorEastAsia" w:hAnsi="KFGQPC HAFS Uthmanic Script" w:cs="KFGQPC HAFS Uthmanic Script" w:hint="cs"/>
@@ -2664,7 +2355,6 @@
               </w:rPr>
               <w:t>لشِّتَآءِ</w:t>
             </w:r>
-            <w:proofErr w:type="spellEnd"/>
           </w:p>
         </w:tc>
         <w:tc>
@@ -2743,7 +2433,6 @@
                 <w:lang w:bidi="ar-EG"/>
               </w:rPr>
             </w:pPr>
-            <w:proofErr w:type="spellStart"/>
             <w:r>
               <w:rPr>
                 <w:rFonts w:ascii="KFGQPC HAFS Uthmanic Script" w:eastAsiaTheme="majorEastAsia" w:hAnsi="KFGQPC HAFS Uthmanic Script" w:cs="KFGQPC HAFS Uthmanic Script" w:hint="cs"/>
@@ -2766,7 +2455,6 @@
               </w:rPr>
               <w:t>لۡمَآءِ</w:t>
             </w:r>
-            <w:proofErr w:type="spellEnd"/>
           </w:p>
         </w:tc>
         <w:tc>
@@ -2864,7 +2552,6 @@
               </w:rPr>
               <w:t xml:space="preserve"> </w:t>
             </w:r>
-            <w:proofErr w:type="spellStart"/>
             <w:r>
               <w:rPr>
                 <w:rFonts w:ascii="KFGQPC HAFS Uthmanic Script" w:eastAsiaTheme="majorEastAsia" w:hAnsi="KFGQPC HAFS Uthmanic Script" w:cs="KFGQPC HAFS Uthmanic Script" w:hint="cs"/>
@@ -2887,7 +2574,6 @@
               </w:rPr>
               <w:t>لۡمَآءِ</w:t>
             </w:r>
-            <w:proofErr w:type="spellEnd"/>
           </w:p>
         </w:tc>
         <w:tc>
@@ -2966,7 +2652,6 @@
                 <w:lang w:bidi="ar-EG"/>
               </w:rPr>
             </w:pPr>
-            <w:proofErr w:type="spellStart"/>
             <w:r>
               <w:rPr>
                 <w:rFonts w:ascii="KFGQPC HAFS Uthmanic Script" w:eastAsiaTheme="majorEastAsia" w:hAnsi="KFGQPC HAFS Uthmanic Script" w:cs="KFGQPC HAFS Uthmanic Script" w:hint="cs"/>
@@ -2989,7 +2674,6 @@
               </w:rPr>
               <w:t>لسُّوٓءِ</w:t>
             </w:r>
-            <w:proofErr w:type="spellEnd"/>
           </w:p>
         </w:tc>
         <w:tc>
@@ -3065,7 +2749,6 @@
                 <w:lang w:bidi="ar-EG"/>
               </w:rPr>
             </w:pPr>
-            <w:proofErr w:type="spellStart"/>
             <w:r>
               <w:rPr>
                 <w:rFonts w:ascii="KFGQPC HAFS Uthmanic Script" w:eastAsiaTheme="majorEastAsia" w:hAnsi="KFGQPC HAFS Uthmanic Script" w:cs="KFGQPC HAFS Uthmanic Script" w:hint="eastAsia"/>
@@ -3099,7 +2782,6 @@
               </w:rPr>
               <w:t>لسُّوٓءِ</w:t>
             </w:r>
-            <w:proofErr w:type="spellEnd"/>
           </w:p>
         </w:tc>
         <w:tc>
@@ -3178,7 +2860,6 @@
                 <w:lang w:bidi="ar-EG"/>
               </w:rPr>
             </w:pPr>
-            <w:proofErr w:type="spellStart"/>
             <w:r>
               <w:rPr>
                 <w:rFonts w:ascii="KFGQPC HAFS Uthmanic Script" w:eastAsiaTheme="majorEastAsia" w:hAnsi="KFGQPC HAFS Uthmanic Script" w:cs="KFGQPC HAFS Uthmanic Script" w:hint="cs"/>
@@ -3201,7 +2882,6 @@
               </w:rPr>
               <w:t>لنِّسَآءِ</w:t>
             </w:r>
-            <w:proofErr w:type="spellEnd"/>
           </w:p>
         </w:tc>
         <w:tc>
@@ -3237,29 +2917,7 @@
                 <w:szCs w:val="40"/>
                 <w:lang w:bidi="ar-EG"/>
               </w:rPr>
-              <w:t xml:space="preserve">, </w:t>
-            </w:r>
-            <w:proofErr w:type="spellStart"/>
-            <w:r>
-              <w:rPr>
-                <w:rFonts w:ascii="Calibri" w:eastAsiaTheme="majorEastAsia" w:hAnsi="Calibri" w:cs="Calibri"/>
-                <w:color w:val="0F4761" w:themeColor="accent1" w:themeShade="BF"/>
-                <w:sz w:val="22"/>
-                <w:szCs w:val="40"/>
-                <w:lang w:bidi="ar-EG"/>
-              </w:rPr>
-              <w:t>Ghunna</w:t>
-            </w:r>
-            <w:proofErr w:type="spellEnd"/>
-            <w:r>
-              <w:rPr>
-                <w:rFonts w:ascii="Calibri" w:eastAsiaTheme="majorEastAsia" w:hAnsi="Calibri" w:cs="Calibri"/>
-                <w:color w:val="0F4761" w:themeColor="accent1" w:themeShade="BF"/>
-                <w:sz w:val="22"/>
-                <w:szCs w:val="40"/>
-                <w:lang w:bidi="ar-EG"/>
-              </w:rPr>
-              <w:t xml:space="preserve"> at noon</w:t>
+              <w:t>, Ghunna at noon</w:t>
             </w:r>
           </w:p>
         </w:tc>
@@ -3331,7 +2989,6 @@
               </w:rPr>
               <w:t xml:space="preserve"> </w:t>
             </w:r>
-            <w:proofErr w:type="spellStart"/>
             <w:r>
               <w:rPr>
                 <w:rFonts w:ascii="KFGQPC HAFS Uthmanic Script" w:eastAsiaTheme="majorEastAsia" w:hAnsi="KFGQPC HAFS Uthmanic Script" w:cs="KFGQPC HAFS Uthmanic Script" w:hint="cs"/>
@@ -3354,7 +3011,6 @@
               </w:rPr>
               <w:t>لنِّسَآءِ</w:t>
             </w:r>
-            <w:proofErr w:type="spellEnd"/>
           </w:p>
         </w:tc>
         <w:tc>
@@ -3380,29 +3036,7 @@
                 <w:szCs w:val="40"/>
                 <w:lang w:bidi="ar-EG"/>
               </w:rPr>
-              <w:t xml:space="preserve">Lam Shamsiyyah, </w:t>
-            </w:r>
-            <w:proofErr w:type="spellStart"/>
-            <w:r>
-              <w:rPr>
-                <w:rFonts w:ascii="Calibri" w:eastAsiaTheme="majorEastAsia" w:hAnsi="Calibri" w:cs="Calibri"/>
-                <w:color w:val="0F4761" w:themeColor="accent1" w:themeShade="BF"/>
-                <w:sz w:val="22"/>
-                <w:szCs w:val="40"/>
-                <w:lang w:bidi="ar-EG"/>
-              </w:rPr>
-              <w:t>ghunna</w:t>
-            </w:r>
-            <w:proofErr w:type="spellEnd"/>
-            <w:r>
-              <w:rPr>
-                <w:rFonts w:ascii="Calibri" w:eastAsiaTheme="majorEastAsia" w:hAnsi="Calibri" w:cs="Calibri"/>
-                <w:color w:val="0F4761" w:themeColor="accent1" w:themeShade="BF"/>
-                <w:sz w:val="22"/>
-                <w:szCs w:val="40"/>
-                <w:lang w:bidi="ar-EG"/>
-              </w:rPr>
-              <w:t xml:space="preserve"> at noon</w:t>
+              <w:t>Lam Shamsiyyah, ghunna at noon</w:t>
             </w:r>
           </w:p>
         </w:tc>
@@ -3456,7 +3090,6 @@
                 <w:lang w:bidi="ar-EG"/>
               </w:rPr>
             </w:pPr>
-            <w:proofErr w:type="spellStart"/>
             <w:r>
               <w:rPr>
                 <w:rFonts w:ascii="KFGQPC HAFS Uthmanic Script" w:eastAsiaTheme="majorEastAsia" w:hAnsi="KFGQPC HAFS Uthmanic Script" w:cs="KFGQPC HAFS Uthmanic Script" w:hint="cs"/>
@@ -3479,7 +3112,6 @@
               </w:rPr>
               <w:t>لدُّعَآءِ</w:t>
             </w:r>
-            <w:proofErr w:type="spellEnd"/>
           </w:p>
         </w:tc>
         <w:tc>
@@ -3577,7 +3209,6 @@
               </w:rPr>
               <w:t xml:space="preserve"> </w:t>
             </w:r>
-            <w:proofErr w:type="spellStart"/>
             <w:r>
               <w:rPr>
                 <w:rFonts w:ascii="KFGQPC HAFS Uthmanic Script" w:eastAsiaTheme="majorEastAsia" w:hAnsi="KFGQPC HAFS Uthmanic Script" w:cs="KFGQPC HAFS Uthmanic Script" w:hint="cs"/>
@@ -3600,7 +3231,6 @@
               </w:rPr>
               <w:t>لدُّعَآءِ</w:t>
             </w:r>
-            <w:proofErr w:type="spellEnd"/>
           </w:p>
         </w:tc>
         <w:tc>
@@ -3679,7 +3309,6 @@
                 <w:lang w:bidi="ar-EG"/>
               </w:rPr>
             </w:pPr>
-            <w:proofErr w:type="spellStart"/>
             <w:r>
               <w:rPr>
                 <w:rFonts w:ascii="KFGQPC HAFS Uthmanic Script" w:eastAsiaTheme="majorEastAsia" w:hAnsi="KFGQPC HAFS Uthmanic Script" w:cs="KFGQPC HAFS Uthmanic Script" w:hint="cs"/>
@@ -3702,7 +3331,6 @@
               </w:rPr>
               <w:t>لۡبَغۡضَآءُ</w:t>
             </w:r>
-            <w:proofErr w:type="spellEnd"/>
           </w:p>
         </w:tc>
         <w:tc>
@@ -3800,7 +3428,6 @@
               </w:rPr>
               <w:t xml:space="preserve"> </w:t>
             </w:r>
-            <w:proofErr w:type="spellStart"/>
             <w:r>
               <w:rPr>
                 <w:rFonts w:ascii="KFGQPC HAFS Uthmanic Script" w:eastAsiaTheme="majorEastAsia" w:hAnsi="KFGQPC HAFS Uthmanic Script" w:cs="KFGQPC HAFS Uthmanic Script" w:hint="cs"/>
@@ -3823,7 +3450,6 @@
               </w:rPr>
               <w:t>لۡبَغۡضَآءُ</w:t>
             </w:r>
-            <w:proofErr w:type="spellEnd"/>
           </w:p>
         </w:tc>
         <w:tc>
@@ -3902,7 +3528,6 @@
                 <w:lang w:bidi="ar-EG"/>
               </w:rPr>
             </w:pPr>
-            <w:proofErr w:type="spellStart"/>
             <w:r>
               <w:rPr>
                 <w:rFonts w:ascii="KFGQPC HAFS Uthmanic Script" w:eastAsiaTheme="majorEastAsia" w:hAnsi="KFGQPC HAFS Uthmanic Script" w:cs="KFGQPC HAFS Uthmanic Script" w:hint="cs"/>
@@ -3925,7 +3550,6 @@
               </w:rPr>
               <w:t>لشُّهَدَآءِ</w:t>
             </w:r>
-            <w:proofErr w:type="spellEnd"/>
           </w:p>
         </w:tc>
         <w:tc>
@@ -4023,7 +3647,6 @@
               </w:rPr>
               <w:t xml:space="preserve"> </w:t>
             </w:r>
-            <w:proofErr w:type="spellStart"/>
             <w:r>
               <w:rPr>
                 <w:rFonts w:ascii="KFGQPC HAFS Uthmanic Script" w:eastAsiaTheme="majorEastAsia" w:hAnsi="KFGQPC HAFS Uthmanic Script" w:cs="KFGQPC HAFS Uthmanic Script" w:hint="cs"/>
@@ -4046,7 +3669,6 @@
               </w:rPr>
               <w:t>لشُّهَدَآءِ</w:t>
             </w:r>
-            <w:proofErr w:type="spellEnd"/>
           </w:p>
         </w:tc>
         <w:tc>
@@ -4125,7 +3747,6 @@
                 <w:lang w:bidi="ar-EG"/>
               </w:rPr>
             </w:pPr>
-            <w:proofErr w:type="spellStart"/>
             <w:r>
               <w:rPr>
                 <w:rFonts w:ascii="KFGQPC HAFS Uthmanic Script" w:eastAsiaTheme="majorEastAsia" w:hAnsi="KFGQPC HAFS Uthmanic Script" w:cs="KFGQPC HAFS Uthmanic Script" w:hint="cs"/>
@@ -4148,7 +3769,6 @@
               </w:rPr>
               <w:t>لۡأَوۡلِيَآءِ</w:t>
             </w:r>
-            <w:proofErr w:type="spellEnd"/>
           </w:p>
         </w:tc>
         <w:tc>
@@ -4246,7 +3866,6 @@
               </w:rPr>
               <w:t xml:space="preserve"> </w:t>
             </w:r>
-            <w:proofErr w:type="spellStart"/>
             <w:r>
               <w:rPr>
                 <w:rFonts w:ascii="KFGQPC HAFS Uthmanic Script" w:eastAsiaTheme="majorEastAsia" w:hAnsi="KFGQPC HAFS Uthmanic Script" w:cs="KFGQPC HAFS Uthmanic Script" w:hint="cs"/>
@@ -4269,7 +3888,6 @@
               </w:rPr>
               <w:t>لۡأَوۡلِيَآءِ</w:t>
             </w:r>
-            <w:proofErr w:type="spellEnd"/>
           </w:p>
         </w:tc>
         <w:tc>
@@ -4348,7 +3966,6 @@
                 <w:lang w:bidi="ar-EG"/>
               </w:rPr>
             </w:pPr>
-            <w:proofErr w:type="spellStart"/>
             <w:r>
               <w:rPr>
                 <w:rFonts w:ascii="KFGQPC HAFS Uthmanic Script" w:eastAsiaTheme="majorEastAsia" w:hAnsi="KFGQPC HAFS Uthmanic Script" w:cs="KFGQPC HAFS Uthmanic Script" w:hint="cs"/>
@@ -4371,7 +3988,6 @@
               </w:rPr>
               <w:t>لۡمَلَٰٓئِكَةُ</w:t>
             </w:r>
-            <w:proofErr w:type="spellEnd"/>
           </w:p>
         </w:tc>
         <w:tc>
@@ -4469,7 +4085,6 @@
               </w:rPr>
               <w:t xml:space="preserve"> </w:t>
             </w:r>
-            <w:proofErr w:type="spellStart"/>
             <w:r>
               <w:rPr>
                 <w:rFonts w:ascii="KFGQPC HAFS Uthmanic Script" w:eastAsiaTheme="majorEastAsia" w:hAnsi="KFGQPC HAFS Uthmanic Script" w:cs="KFGQPC HAFS Uthmanic Script" w:hint="cs"/>
@@ -4492,7 +4107,6 @@
               </w:rPr>
               <w:t>لۡمَلَٰٓئِكَةُ</w:t>
             </w:r>
-            <w:proofErr w:type="spellEnd"/>
           </w:p>
         </w:tc>
         <w:tc>
@@ -4571,7 +4185,6 @@
                 <w:lang w:bidi="ar-EG"/>
               </w:rPr>
             </w:pPr>
-            <w:proofErr w:type="spellStart"/>
             <w:r>
               <w:rPr>
                 <w:rFonts w:ascii="KFGQPC HAFS Uthmanic Script" w:eastAsiaTheme="majorEastAsia" w:hAnsi="KFGQPC HAFS Uthmanic Script" w:cs="KFGQPC HAFS Uthmanic Script" w:hint="eastAsia"/>
@@ -4583,7 +4196,6 @@
               </w:rPr>
               <w:t>عَنۡهُمُ</w:t>
             </w:r>
-            <w:proofErr w:type="spellEnd"/>
             <w:r>
               <w:rPr>
                 <w:rFonts w:ascii="KFGQPC HAFS Uthmanic Script" w:eastAsiaTheme="majorEastAsia" w:hAnsi="KFGQPC HAFS Uthmanic Script" w:cs="KFGQPC HAFS Uthmanic Script"/>
@@ -4595,7 +4207,6 @@
               </w:rPr>
               <w:t xml:space="preserve"> </w:t>
             </w:r>
-            <w:proofErr w:type="spellStart"/>
             <w:r>
               <w:rPr>
                 <w:rFonts w:ascii="KFGQPC HAFS Uthmanic Script" w:eastAsiaTheme="majorEastAsia" w:hAnsi="KFGQPC HAFS Uthmanic Script" w:cs="KFGQPC HAFS Uthmanic Script" w:hint="cs"/>
@@ -4618,7 +4229,6 @@
               </w:rPr>
               <w:t>بۡتِغَآءَ</w:t>
             </w:r>
-            <w:proofErr w:type="spellEnd"/>
           </w:p>
         </w:tc>
         <w:tc>
@@ -4644,42 +4254,8 @@
                 <w:szCs w:val="40"/>
                 <w:lang w:bidi="ar-EG"/>
               </w:rPr>
-              <w:t xml:space="preserve">Hamzat </w:t>
-            </w:r>
-            <w:proofErr w:type="spellStart"/>
-            <w:r>
-              <w:rPr>
-                <w:rFonts w:ascii="Calibri" w:eastAsiaTheme="majorEastAsia" w:hAnsi="Calibri" w:cs="Calibri"/>
-                <w:color w:val="0F4761" w:themeColor="accent1" w:themeShade="BF"/>
-                <w:sz w:val="22"/>
-                <w:szCs w:val="40"/>
-                <w:lang w:bidi="ar-EG"/>
-              </w:rPr>
-              <w:t>wasl</w:t>
-            </w:r>
-            <w:proofErr w:type="spellEnd"/>
-            <w:r>
-              <w:rPr>
-                <w:rFonts w:ascii="Calibri" w:eastAsiaTheme="majorEastAsia" w:hAnsi="Calibri" w:cs="Calibri"/>
-                <w:color w:val="0F4761" w:themeColor="accent1" w:themeShade="BF"/>
-                <w:sz w:val="22"/>
-                <w:szCs w:val="40"/>
-                <w:lang w:bidi="ar-EG"/>
-              </w:rPr>
-              <w:t xml:space="preserve"> silent when connected, </w:t>
-            </w:r>
-            <w:proofErr w:type="spellStart"/>
-            <w:r>
-              <w:rPr>
-                <w:rFonts w:ascii="Calibri" w:eastAsiaTheme="majorEastAsia" w:hAnsi="Calibri" w:cs="Calibri"/>
-                <w:color w:val="0F4761" w:themeColor="accent1" w:themeShade="BF"/>
-                <w:sz w:val="22"/>
-                <w:szCs w:val="40"/>
-                <w:lang w:bidi="ar-EG"/>
-              </w:rPr>
-              <w:t>qalqala</w:t>
-            </w:r>
-            <w:proofErr w:type="spellEnd"/>
+              <w:t>Hamzat wasl silent when connected, qalqala</w:t>
+            </w:r>
           </w:p>
         </w:tc>
       </w:tr>
@@ -4702,21 +4278,7 @@
         <w:rPr>
           <w:rFonts w:ascii="Calibri Light" w:hAnsi="Calibri Light" w:cs="Calibri Light"/>
         </w:rPr>
-        <w:t xml:space="preserve">Madd </w:t>
-      </w:r>
-      <w:proofErr w:type="spellStart"/>
-      <w:r>
-        <w:rPr>
-          <w:rFonts w:ascii="Calibri Light" w:hAnsi="Calibri Light" w:cs="Calibri Light"/>
-        </w:rPr>
-        <w:t>Munfasil</w:t>
-      </w:r>
-      <w:proofErr w:type="spellEnd"/>
-      <w:r>
-        <w:rPr>
-          <w:rFonts w:ascii="Calibri Light" w:hAnsi="Calibri Light" w:cs="Calibri Light"/>
-        </w:rPr>
-        <w:t xml:space="preserve"> (</w:t>
+        <w:t>Madd Munfasil (</w:t>
       </w:r>
       <w:r>
         <w:rPr>
@@ -4802,57 +4364,37 @@
                 <w:szCs w:val="40"/>
               </w:rPr>
             </w:pPr>
-            <w:proofErr w:type="spellStart"/>
             <w:r>
               <w:rPr>
                 <w:rFonts w:ascii="KFGQPC HAFS Uthmanic Script" w:hAnsi="KFGQPC HAFS Uthmanic Script" w:cs="KFGQPC HAFS Uthmanic Script"/>
                 <w:sz w:val="40"/>
                 <w:szCs w:val="22"/>
               </w:rPr>
-              <w:t>الكلمة</w:t>
-            </w:r>
-            <w:proofErr w:type="spellEnd"/>
-            <w:r>
-              <w:rPr>
-                <w:rFonts w:ascii="KFGQPC HAFS Uthmanic Script" w:hAnsi="KFGQPC HAFS Uthmanic Script" w:cs="KFGQPC HAFS Uthmanic Script"/>
-                <w:sz w:val="40"/>
+              <w:t>الكلمة (Word)‎</w:t>
+            </w:r>
+          </w:p>
+        </w:tc>
+        <w:tc>
+          <w:tcPr>
+            <w:tcW w:w="4800" w:type="dxa"/>
+          </w:tcPr>
+          <w:p>
+            <w:pPr>
+              <w:cnfStyle w:val="100000000000" w:firstRow="1" w:lastRow="0" w:firstColumn="0" w:lastColumn="0" w:oddVBand="0" w:evenVBand="0" w:oddHBand="0" w:evenHBand="0" w:firstRowFirstColumn="0" w:firstRowLastColumn="0" w:lastRowFirstColumn="0" w:lastRowLastColumn="0"/>
+              <w:rPr>
+                <w:rFonts w:ascii="Calibri" w:eastAsiaTheme="majorEastAsia" w:hAnsi="Calibri" w:cs="Calibri" w:hint="cs"/>
+                <w:color w:val="0F4761" w:themeColor="accent1" w:themeShade="BF"/>
+                <w:sz w:val="22"/>
+                <w:szCs w:val="40"/>
+              </w:rPr>
+            </w:pPr>
+            <w:r>
+              <w:rPr>
+                <w:rFonts w:ascii="Calibri" w:hAnsi="Calibri" w:cs="Calibri"/>
+                <w:sz w:val="22"/>
                 <w:szCs w:val="22"/>
               </w:rPr>
-              <w:t xml:space="preserve"> (Word)‎</w:t>
-            </w:r>
-          </w:p>
-        </w:tc>
-        <w:tc>
-          <w:tcPr>
-            <w:tcW w:w="4800" w:type="dxa"/>
-          </w:tcPr>
-          <w:p>
-            <w:pPr>
-              <w:cnfStyle w:val="100000000000" w:firstRow="1" w:lastRow="0" w:firstColumn="0" w:lastColumn="0" w:oddVBand="0" w:evenVBand="0" w:oddHBand="0" w:evenHBand="0" w:firstRowFirstColumn="0" w:firstRowLastColumn="0" w:lastRowFirstColumn="0" w:lastRowLastColumn="0"/>
-              <w:rPr>
-                <w:rFonts w:ascii="Calibri" w:eastAsiaTheme="majorEastAsia" w:hAnsi="Calibri" w:cs="Calibri" w:hint="cs"/>
-                <w:color w:val="0F4761" w:themeColor="accent1" w:themeShade="BF"/>
-                <w:sz w:val="22"/>
-                <w:szCs w:val="40"/>
-              </w:rPr>
-            </w:pPr>
-            <w:proofErr w:type="spellStart"/>
-            <w:r>
-              <w:rPr>
-                <w:rFonts w:ascii="Calibri" w:hAnsi="Calibri" w:cs="Calibri"/>
-                <w:sz w:val="22"/>
-                <w:szCs w:val="22"/>
-              </w:rPr>
-              <w:t>ملاحظات</w:t>
-            </w:r>
-            <w:proofErr w:type="spellEnd"/>
-            <w:r>
-              <w:rPr>
-                <w:rFonts w:ascii="Calibri" w:hAnsi="Calibri" w:cs="Calibri"/>
-                <w:sz w:val="22"/>
-                <w:szCs w:val="22"/>
-              </w:rPr>
-              <w:t xml:space="preserve"> (Comments)‎</w:t>
+              <w:t>ملاحظات (Comments)‎</w:t>
             </w:r>
           </w:p>
         </w:tc>
@@ -4922,7 +4464,6 @@
               </w:rPr>
               <w:t xml:space="preserve"> </w:t>
             </w:r>
-            <w:proofErr w:type="spellStart"/>
             <w:r>
               <w:rPr>
                 <w:rFonts w:ascii="KFGQPC HAFS Uthmanic Script" w:eastAsiaTheme="majorEastAsia" w:hAnsi="KFGQPC HAFS Uthmanic Script" w:cs="KFGQPC HAFS Uthmanic Script" w:hint="eastAsia"/>
@@ -4933,7 +4474,6 @@
               </w:rPr>
               <w:t>أَعۡطَيۡنَٰكَ</w:t>
             </w:r>
-            <w:proofErr w:type="spellEnd"/>
           </w:p>
         </w:tc>
         <w:tc>
@@ -4950,25 +4490,14 @@
                 <w:szCs w:val="40"/>
               </w:rPr>
             </w:pPr>
-            <w:proofErr w:type="spellStart"/>
-            <w:r>
-              <w:rPr>
-                <w:rFonts w:ascii="Calibri" w:eastAsiaTheme="majorEastAsia" w:hAnsi="Calibri" w:cs="Calibri"/>
-                <w:color w:val="0F4761" w:themeColor="accent1" w:themeShade="BF"/>
-                <w:sz w:val="22"/>
-                <w:szCs w:val="40"/>
-              </w:rPr>
-              <w:t>Ghunna</w:t>
-            </w:r>
-            <w:proofErr w:type="spellEnd"/>
-            <w:r>
-              <w:rPr>
-                <w:rFonts w:ascii="Calibri" w:eastAsiaTheme="majorEastAsia" w:hAnsi="Calibri" w:cs="Calibri"/>
-                <w:color w:val="0F4761" w:themeColor="accent1" w:themeShade="BF"/>
-                <w:sz w:val="22"/>
-                <w:szCs w:val="40"/>
-              </w:rPr>
-              <w:t xml:space="preserve"> </w:t>
+            <w:r>
+              <w:rPr>
+                <w:rFonts w:ascii="Calibri" w:eastAsiaTheme="majorEastAsia" w:hAnsi="Calibri" w:cs="Calibri"/>
+                <w:color w:val="0F4761" w:themeColor="accent1" w:themeShade="BF"/>
+                <w:sz w:val="22"/>
+                <w:szCs w:val="40"/>
+              </w:rPr>
+              <w:t xml:space="preserve">Ghunna </w:t>
             </w:r>
             <w:r>
               <w:rPr>
@@ -5053,7 +4582,6 @@
               </w:rPr>
               <w:t xml:space="preserve"> </w:t>
             </w:r>
-            <w:proofErr w:type="spellStart"/>
             <w:r>
               <w:rPr>
                 <w:rFonts w:ascii="KFGQPC HAFS Uthmanic Script" w:eastAsiaTheme="majorEastAsia" w:hAnsi="KFGQPC HAFS Uthmanic Script" w:cs="KFGQPC HAFS Uthmanic Script" w:hint="eastAsia"/>
@@ -5064,7 +4592,6 @@
               </w:rPr>
               <w:t>أَدۡرَىٰكَ</w:t>
             </w:r>
-            <w:proofErr w:type="spellEnd"/>
           </w:p>
         </w:tc>
         <w:tc>
@@ -5138,7 +4665,6 @@
                 <w:szCs w:val="40"/>
               </w:rPr>
             </w:pPr>
-            <w:proofErr w:type="spellStart"/>
             <w:r>
               <w:rPr>
                 <w:rFonts w:ascii="KFGQPC HAFS Uthmanic Script" w:eastAsiaTheme="majorEastAsia" w:hAnsi="KFGQPC HAFS Uthmanic Script" w:cs="KFGQPC HAFS Uthmanic Script" w:hint="eastAsia"/>
@@ -5149,7 +4675,6 @@
               </w:rPr>
               <w:t>فِىٓ</w:t>
             </w:r>
-            <w:proofErr w:type="spellEnd"/>
             <w:r>
               <w:rPr>
                 <w:rFonts w:ascii="KFGQPC HAFS Uthmanic Script" w:eastAsiaTheme="majorEastAsia" w:hAnsi="KFGQPC HAFS Uthmanic Script" w:cs="KFGQPC HAFS Uthmanic Script"/>
@@ -5160,7 +4685,6 @@
               </w:rPr>
               <w:t xml:space="preserve"> </w:t>
             </w:r>
-            <w:proofErr w:type="spellStart"/>
             <w:r>
               <w:rPr>
                 <w:rFonts w:ascii="KFGQPC HAFS Uthmanic Script" w:eastAsiaTheme="majorEastAsia" w:hAnsi="KFGQPC HAFS Uthmanic Script" w:cs="KFGQPC HAFS Uthmanic Script" w:hint="eastAsia"/>
@@ -5171,7 +4695,6 @@
               </w:rPr>
               <w:t>أَحۡسَنِ</w:t>
             </w:r>
-            <w:proofErr w:type="spellEnd"/>
           </w:p>
         </w:tc>
         <w:tc>
@@ -5233,7 +4756,6 @@
                 <w:szCs w:val="40"/>
               </w:rPr>
             </w:pPr>
-            <w:proofErr w:type="spellStart"/>
             <w:r>
               <w:rPr>
                 <w:rFonts w:ascii="KFGQPC HAFS Uthmanic Script" w:eastAsiaTheme="majorEastAsia" w:hAnsi="KFGQPC HAFS Uthmanic Script" w:cs="KFGQPC HAFS Uthmanic Script" w:hint="eastAsia"/>
@@ -5244,7 +4766,6 @@
               </w:rPr>
               <w:t>يَٰٓأَيُّهَا</w:t>
             </w:r>
-            <w:proofErr w:type="spellEnd"/>
           </w:p>
         </w:tc>
         <w:tc>
@@ -5326,40 +4847,7 @@
                 <w:szCs w:val="40"/>
                 <w:rtl/>
               </w:rPr>
-              <w:t xml:space="preserve">وَلَا </w:t>
-            </w:r>
-            <w:proofErr w:type="spellStart"/>
-            <w:r>
-              <w:rPr>
-                <w:rFonts w:ascii="KFGQPC HAFS Uthmanic Script" w:eastAsiaTheme="majorEastAsia" w:hAnsi="KFGQPC HAFS Uthmanic Script" w:cs="KFGQPC HAFS Uthmanic Script"/>
-                <w:color w:val="0F4761" w:themeColor="accent1" w:themeShade="BF"/>
-                <w:sz w:val="40"/>
-                <w:szCs w:val="40"/>
-                <w:rtl/>
-              </w:rPr>
-              <w:t>تَقۡتُلُوٓاْ</w:t>
-            </w:r>
-            <w:proofErr w:type="spellEnd"/>
-            <w:r>
-              <w:rPr>
-                <w:rFonts w:ascii="KFGQPC HAFS Uthmanic Script" w:eastAsiaTheme="majorEastAsia" w:hAnsi="KFGQPC HAFS Uthmanic Script" w:cs="KFGQPC HAFS Uthmanic Script"/>
-                <w:color w:val="0F4761" w:themeColor="accent1" w:themeShade="BF"/>
-                <w:sz w:val="40"/>
-                <w:szCs w:val="40"/>
-                <w:rtl/>
-              </w:rPr>
-              <w:t xml:space="preserve"> </w:t>
-            </w:r>
-            <w:proofErr w:type="spellStart"/>
-            <w:r>
-              <w:rPr>
-                <w:rFonts w:ascii="KFGQPC HAFS Uthmanic Script" w:eastAsiaTheme="majorEastAsia" w:hAnsi="KFGQPC HAFS Uthmanic Script" w:cs="KFGQPC HAFS Uthmanic Script"/>
-                <w:color w:val="0F4761" w:themeColor="accent1" w:themeShade="BF"/>
-                <w:sz w:val="40"/>
-                <w:szCs w:val="40"/>
-                <w:rtl/>
-              </w:rPr>
-              <w:t>أَوۡلَٰدَكُم</w:t>
+              <w:t>وَلَا تَقۡتُلُوٓاْ أَوۡلَٰدَكُم</w:t>
             </w:r>
             <w:r>
               <w:rPr>
@@ -5371,7 +4859,6 @@
               </w:rPr>
               <w:t>ۡ</w:t>
             </w:r>
-            <w:proofErr w:type="spellEnd"/>
           </w:p>
         </w:tc>
         <w:tc>
@@ -5394,54 +4881,8 @@
                 <w:sz w:val="22"/>
                 <w:szCs w:val="22"/>
               </w:rPr>
-              <w:t>Silent alif (</w:t>
-            </w:r>
-            <w:proofErr w:type="spellStart"/>
-            <w:r>
-              <w:rPr>
-                <w:rFonts w:ascii="Calibri" w:hAnsi="Calibri" w:cs="Calibri"/>
-                <w:sz w:val="22"/>
-                <w:szCs w:val="22"/>
-              </w:rPr>
-              <w:t>صفر</w:t>
-            </w:r>
-            <w:proofErr w:type="spellEnd"/>
-            <w:r>
-              <w:rPr>
-                <w:rFonts w:ascii="Calibri" w:hAnsi="Calibri" w:cs="Calibri"/>
-                <w:sz w:val="22"/>
-                <w:szCs w:val="22"/>
-              </w:rPr>
-              <w:t xml:space="preserve"> </w:t>
-            </w:r>
-            <w:proofErr w:type="spellStart"/>
-            <w:r>
-              <w:rPr>
-                <w:rFonts w:ascii="Calibri" w:hAnsi="Calibri" w:cs="Calibri"/>
-                <w:sz w:val="22"/>
-                <w:szCs w:val="22"/>
-              </w:rPr>
-              <w:t>مستدير</w:t>
-            </w:r>
-            <w:proofErr w:type="spellEnd"/>
-            <w:r>
-              <w:rPr>
-                <w:rFonts w:ascii="Calibri" w:hAnsi="Calibri" w:cs="Calibri"/>
-                <w:sz w:val="22"/>
-                <w:szCs w:val="22"/>
-              </w:rPr>
-              <w:t xml:space="preserve">)‎, </w:t>
-            </w:r>
-            <w:proofErr w:type="spellStart"/>
-            <w:r>
-              <w:rPr>
-                <w:rFonts w:ascii="Calibri" w:hAnsi="Calibri" w:cs="Calibri"/>
-                <w:sz w:val="22"/>
-                <w:szCs w:val="22"/>
-              </w:rPr>
-              <w:t>qalqala</w:t>
-            </w:r>
-            <w:proofErr w:type="spellEnd"/>
+              <w:t>Silent alif (صفر مستدير)‎, qalqala</w:t>
+            </w:r>
           </w:p>
         </w:tc>
       </w:tr>
@@ -5507,7 +4948,6 @@
               </w:rPr>
               <w:t xml:space="preserve"> </w:t>
             </w:r>
-            <w:proofErr w:type="spellStart"/>
             <w:r>
               <w:rPr>
                 <w:rFonts w:ascii="KFGQPC HAFS Uthmanic Script" w:eastAsiaTheme="majorEastAsia" w:hAnsi="KFGQPC HAFS Uthmanic Script" w:cs="KFGQPC HAFS Uthmanic Script" w:hint="eastAsia"/>
@@ -5518,7 +4958,6 @@
               </w:rPr>
               <w:t>أَغۡنَىٰ</w:t>
             </w:r>
-            <w:proofErr w:type="spellEnd"/>
           </w:p>
         </w:tc>
         <w:tc>
@@ -5592,7 +5031,6 @@
                 <w:szCs w:val="40"/>
               </w:rPr>
             </w:pPr>
-            <w:proofErr w:type="spellStart"/>
             <w:r>
               <w:rPr>
                 <w:rFonts w:ascii="KFGQPC HAFS Uthmanic Script" w:eastAsiaTheme="majorEastAsia" w:hAnsi="KFGQPC HAFS Uthmanic Script" w:cs="KFGQPC HAFS Uthmanic Script" w:hint="eastAsia"/>
@@ -5603,7 +5041,6 @@
               </w:rPr>
               <w:t>إِلَىٰٓ</w:t>
             </w:r>
-            <w:proofErr w:type="spellEnd"/>
             <w:r>
               <w:rPr>
                 <w:rFonts w:ascii="KFGQPC HAFS Uthmanic Script" w:eastAsiaTheme="majorEastAsia" w:hAnsi="KFGQPC HAFS Uthmanic Script" w:cs="KFGQPC HAFS Uthmanic Script"/>
@@ -5614,7 +5051,6 @@
               </w:rPr>
               <w:t xml:space="preserve"> </w:t>
             </w:r>
-            <w:proofErr w:type="spellStart"/>
             <w:r>
               <w:rPr>
                 <w:rFonts w:ascii="KFGQPC HAFS Uthmanic Script" w:eastAsiaTheme="majorEastAsia" w:hAnsi="KFGQPC HAFS Uthmanic Script" w:cs="KFGQPC HAFS Uthmanic Script" w:hint="eastAsia"/>
@@ -5635,7 +5071,6 @@
               </w:rPr>
               <w:t>ۦ</w:t>
             </w:r>
-            <w:proofErr w:type="spellEnd"/>
           </w:p>
         </w:tc>
         <w:tc>
@@ -5658,43 +5093,7 @@
                 <w:sz w:val="22"/>
                 <w:szCs w:val="22"/>
               </w:rPr>
-              <w:t xml:space="preserve">Dagger alif; small </w:t>
-            </w:r>
-            <w:proofErr w:type="spellStart"/>
-            <w:r>
-              <w:rPr>
-                <w:rFonts w:ascii="Calibri" w:hAnsi="Calibri" w:cs="Calibri"/>
-                <w:sz w:val="22"/>
-                <w:szCs w:val="22"/>
-              </w:rPr>
-              <w:t>yaa</w:t>
-            </w:r>
-            <w:proofErr w:type="spellEnd"/>
-            <w:r>
-              <w:rPr>
-                <w:rFonts w:ascii="Calibri" w:hAnsi="Calibri" w:cs="Calibri"/>
-                <w:sz w:val="22"/>
-                <w:szCs w:val="22"/>
-              </w:rPr>
-              <w:t xml:space="preserve"> for the pronoun (</w:t>
-            </w:r>
-            <w:proofErr w:type="spellStart"/>
-            <w:r>
-              <w:rPr>
-                <w:rFonts w:ascii="Calibri" w:hAnsi="Calibri" w:cs="Calibri"/>
-                <w:sz w:val="22"/>
-                <w:szCs w:val="22"/>
-              </w:rPr>
-              <w:t>صلة</w:t>
-            </w:r>
-            <w:proofErr w:type="spellEnd"/>
-            <w:r>
-              <w:rPr>
-                <w:rFonts w:ascii="Calibri" w:hAnsi="Calibri" w:cs="Calibri"/>
-                <w:sz w:val="22"/>
-                <w:szCs w:val="22"/>
-              </w:rPr>
-              <w:t>)‎</w:t>
+              <w:t>Dagger alif; small yaa for the pronoun (صلة)‎</w:t>
             </w:r>
           </w:p>
         </w:tc>
@@ -5741,7 +5140,6 @@
                 <w:szCs w:val="40"/>
               </w:rPr>
             </w:pPr>
-            <w:proofErr w:type="spellStart"/>
             <w:r>
               <w:rPr>
                 <w:rFonts w:ascii="KFGQPC HAFS Uthmanic Script" w:eastAsiaTheme="majorEastAsia" w:hAnsi="KFGQPC HAFS Uthmanic Script" w:cs="KFGQPC HAFS Uthmanic Script" w:hint="eastAsia"/>
@@ -5752,7 +5150,6 @@
               </w:rPr>
               <w:t>فِىٓ</w:t>
             </w:r>
-            <w:proofErr w:type="spellEnd"/>
             <w:r>
               <w:rPr>
                 <w:rFonts w:ascii="KFGQPC HAFS Uthmanic Script" w:eastAsiaTheme="majorEastAsia" w:hAnsi="KFGQPC HAFS Uthmanic Script" w:cs="KFGQPC HAFS Uthmanic Script"/>
@@ -5763,7 +5160,6 @@
               </w:rPr>
               <w:t xml:space="preserve"> </w:t>
             </w:r>
-            <w:proofErr w:type="spellStart"/>
             <w:r>
               <w:rPr>
                 <w:rFonts w:ascii="KFGQPC HAFS Uthmanic Script" w:eastAsiaTheme="majorEastAsia" w:hAnsi="KFGQPC HAFS Uthmanic Script" w:cs="KFGQPC HAFS Uthmanic Script" w:hint="eastAsia"/>
@@ -5774,7 +5170,6 @@
               </w:rPr>
               <w:t>أَىِّ</w:t>
             </w:r>
-            <w:proofErr w:type="spellEnd"/>
           </w:p>
         </w:tc>
         <w:tc>
@@ -5940,27 +5335,15 @@
                 <w:szCs w:val="40"/>
               </w:rPr>
             </w:pPr>
-            <w:proofErr w:type="spellStart"/>
-            <w:r>
-              <w:rPr>
-                <w:rFonts w:ascii="KFGQPC HAFS Uthmanic Script" w:eastAsiaTheme="majorEastAsia" w:hAnsi="KFGQPC HAFS Uthmanic Script" w:cs="KFGQPC HAFS Uthmanic Script"/>
-                <w:color w:val="0F4761" w:themeColor="accent1" w:themeShade="BF"/>
-                <w:sz w:val="40"/>
-                <w:szCs w:val="40"/>
-                <w:rtl/>
-              </w:rPr>
-              <w:t>أُمِرُوٓاْ</w:t>
-            </w:r>
-            <w:proofErr w:type="spellEnd"/>
-            <w:r>
-              <w:rPr>
-                <w:rFonts w:ascii="KFGQPC HAFS Uthmanic Script" w:eastAsiaTheme="majorEastAsia" w:hAnsi="KFGQPC HAFS Uthmanic Script" w:cs="KFGQPC HAFS Uthmanic Script"/>
-                <w:color w:val="0F4761" w:themeColor="accent1" w:themeShade="BF"/>
-                <w:sz w:val="40"/>
-                <w:szCs w:val="40"/>
-                <w:rtl/>
-              </w:rPr>
-              <w:t xml:space="preserve"> إِلَّا</w:t>
+            <w:r>
+              <w:rPr>
+                <w:rFonts w:ascii="KFGQPC HAFS Uthmanic Script" w:eastAsiaTheme="majorEastAsia" w:hAnsi="KFGQPC HAFS Uthmanic Script" w:cs="KFGQPC HAFS Uthmanic Script"/>
+                <w:color w:val="0F4761" w:themeColor="accent1" w:themeShade="BF"/>
+                <w:sz w:val="40"/>
+                <w:szCs w:val="40"/>
+                <w:rtl/>
+              </w:rPr>
+              <w:t>أُمِرُوٓاْ إِلَّا</w:t>
             </w:r>
           </w:p>
         </w:tc>
@@ -5984,43 +5367,7 @@
                 <w:sz w:val="22"/>
                 <w:szCs w:val="22"/>
               </w:rPr>
-              <w:t>Silent alif (</w:t>
-            </w:r>
-            <w:proofErr w:type="spellStart"/>
-            <w:r>
-              <w:rPr>
-                <w:rFonts w:ascii="Calibri" w:hAnsi="Calibri" w:cs="Calibri"/>
-                <w:sz w:val="22"/>
-                <w:szCs w:val="22"/>
-              </w:rPr>
-              <w:t>صفر</w:t>
-            </w:r>
-            <w:proofErr w:type="spellEnd"/>
-            <w:r>
-              <w:rPr>
-                <w:rFonts w:ascii="Calibri" w:hAnsi="Calibri" w:cs="Calibri"/>
-                <w:sz w:val="22"/>
-                <w:szCs w:val="22"/>
-              </w:rPr>
-              <w:t xml:space="preserve"> </w:t>
-            </w:r>
-            <w:proofErr w:type="spellStart"/>
-            <w:r>
-              <w:rPr>
-                <w:rFonts w:ascii="Calibri" w:hAnsi="Calibri" w:cs="Calibri"/>
-                <w:sz w:val="22"/>
-                <w:szCs w:val="22"/>
-              </w:rPr>
-              <w:t>مستدير</w:t>
-            </w:r>
-            <w:proofErr w:type="spellEnd"/>
-            <w:r>
-              <w:rPr>
-                <w:rFonts w:ascii="Calibri" w:hAnsi="Calibri" w:cs="Calibri"/>
-                <w:sz w:val="22"/>
-                <w:szCs w:val="22"/>
-              </w:rPr>
-              <w:t>)‎</w:t>
+              <w:t>Silent alif (صفر مستدير)‎</w:t>
             </w:r>
           </w:p>
         </w:tc>
@@ -6070,7 +5417,6 @@
                 <w:szCs w:val="40"/>
               </w:rPr>
             </w:pPr>
-            <w:proofErr w:type="spellStart"/>
             <w:r>
               <w:rPr>
                 <w:rFonts w:ascii="KFGQPC HAFS Uthmanic Script" w:eastAsiaTheme="majorEastAsia" w:hAnsi="KFGQPC HAFS Uthmanic Script" w:cs="KFGQPC HAFS Uthmanic Script" w:hint="eastAsia"/>
@@ -6081,7 +5427,6 @@
               </w:rPr>
               <w:t>مِمَّآ</w:t>
             </w:r>
-            <w:proofErr w:type="spellEnd"/>
             <w:r>
               <w:rPr>
                 <w:rFonts w:ascii="KFGQPC HAFS Uthmanic Script" w:eastAsiaTheme="majorEastAsia" w:hAnsi="KFGQPC HAFS Uthmanic Script" w:cs="KFGQPC HAFS Uthmanic Script"/>
@@ -6092,7 +5437,6 @@
               </w:rPr>
               <w:t xml:space="preserve"> </w:t>
             </w:r>
-            <w:proofErr w:type="spellStart"/>
             <w:r>
               <w:rPr>
                 <w:rFonts w:ascii="KFGQPC HAFS Uthmanic Script" w:eastAsiaTheme="majorEastAsia" w:hAnsi="KFGQPC HAFS Uthmanic Script" w:cs="KFGQPC HAFS Uthmanic Script" w:hint="eastAsia"/>
@@ -6103,7 +5447,6 @@
               </w:rPr>
               <w:t>أَوۡحَىٰ</w:t>
             </w:r>
-            <w:proofErr w:type="spellEnd"/>
           </w:p>
         </w:tc>
         <w:tc>
@@ -6120,7 +5463,6 @@
                 <w:szCs w:val="40"/>
               </w:rPr>
             </w:pPr>
-            <w:proofErr w:type="spellStart"/>
             <w:r>
               <w:rPr>
                 <w:rFonts w:ascii="Calibri" w:eastAsiaTheme="majorEastAsia" w:hAnsi="Calibri" w:cs="Calibri"/>
@@ -6130,27 +5472,15 @@
               </w:rPr>
               <w:t>Ghunna</w:t>
             </w:r>
-            <w:proofErr w:type="spellEnd"/>
-            <w:r>
-              <w:rPr>
-                <w:rFonts w:ascii="Calibri" w:eastAsiaTheme="majorEastAsia" w:hAnsi="Calibri" w:cs="Calibri"/>
-                <w:color w:val="0F4761" w:themeColor="accent1" w:themeShade="BF"/>
-                <w:sz w:val="22"/>
-                <w:szCs w:val="40"/>
-              </w:rPr>
-              <w:t xml:space="preserve"> at </w:t>
-            </w:r>
-            <w:proofErr w:type="spellStart"/>
-            <w:r>
-              <w:rPr>
-                <w:rFonts w:ascii="Calibri" w:eastAsiaTheme="majorEastAsia" w:hAnsi="Calibri" w:cs="Calibri"/>
-                <w:color w:val="0F4761" w:themeColor="accent1" w:themeShade="BF"/>
-                <w:sz w:val="22"/>
-                <w:szCs w:val="40"/>
-              </w:rPr>
-              <w:t>meem</w:t>
-            </w:r>
-            <w:proofErr w:type="spellEnd"/>
+            <w:r>
+              <w:rPr>
+                <w:rFonts w:ascii="Calibri" w:eastAsiaTheme="majorEastAsia" w:hAnsi="Calibri" w:cs="Calibri"/>
+                <w:color w:val="0F4761" w:themeColor="accent1" w:themeShade="BF"/>
+                <w:sz w:val="22"/>
+                <w:szCs w:val="40"/>
+              </w:rPr>
+              <w:t xml:space="preserve"> at meem</w:t>
+            </w:r>
           </w:p>
         </w:tc>
       </w:tr>
@@ -6196,27 +5526,15 @@
                 <w:szCs w:val="40"/>
               </w:rPr>
             </w:pPr>
-            <w:proofErr w:type="spellStart"/>
-            <w:r>
-              <w:rPr>
-                <w:rFonts w:ascii="KFGQPC HAFS Uthmanic Script" w:eastAsiaTheme="majorEastAsia" w:hAnsi="KFGQPC HAFS Uthmanic Script" w:cs="KFGQPC HAFS Uthmanic Script"/>
-                <w:color w:val="0F4761" w:themeColor="accent1" w:themeShade="BF"/>
-                <w:sz w:val="40"/>
-                <w:szCs w:val="40"/>
-                <w:rtl/>
-              </w:rPr>
-              <w:t>قَالُوٓاْ</w:t>
-            </w:r>
-            <w:proofErr w:type="spellEnd"/>
-            <w:r>
-              <w:rPr>
-                <w:rFonts w:ascii="KFGQPC HAFS Uthmanic Script" w:eastAsiaTheme="majorEastAsia" w:hAnsi="KFGQPC HAFS Uthmanic Script" w:cs="KFGQPC HAFS Uthmanic Script"/>
-                <w:color w:val="0F4761" w:themeColor="accent1" w:themeShade="BF"/>
-                <w:sz w:val="40"/>
-                <w:szCs w:val="40"/>
-                <w:rtl/>
-              </w:rPr>
-              <w:t xml:space="preserve"> ءَامَنَّا</w:t>
+            <w:r>
+              <w:rPr>
+                <w:rFonts w:ascii="KFGQPC HAFS Uthmanic Script" w:eastAsiaTheme="majorEastAsia" w:hAnsi="KFGQPC HAFS Uthmanic Script" w:cs="KFGQPC HAFS Uthmanic Script"/>
+                <w:color w:val="0F4761" w:themeColor="accent1" w:themeShade="BF"/>
+                <w:sz w:val="40"/>
+                <w:szCs w:val="40"/>
+                <w:rtl/>
+              </w:rPr>
+              <w:t>قَالُوٓاْ ءَامَنَّا</w:t>
             </w:r>
           </w:p>
         </w:tc>
@@ -6240,61 +5558,7 @@
                 <w:sz w:val="22"/>
                 <w:szCs w:val="22"/>
               </w:rPr>
-              <w:t>Silent alif (</w:t>
-            </w:r>
-            <w:proofErr w:type="spellStart"/>
-            <w:r>
-              <w:rPr>
-                <w:rFonts w:ascii="Calibri" w:hAnsi="Calibri" w:cs="Calibri"/>
-                <w:sz w:val="22"/>
-                <w:szCs w:val="22"/>
-              </w:rPr>
-              <w:t>صفر</w:t>
-            </w:r>
-            <w:proofErr w:type="spellEnd"/>
-            <w:r>
-              <w:rPr>
-                <w:rFonts w:ascii="Calibri" w:hAnsi="Calibri" w:cs="Calibri"/>
-                <w:sz w:val="22"/>
-                <w:szCs w:val="22"/>
-              </w:rPr>
-              <w:t xml:space="preserve"> </w:t>
-            </w:r>
-            <w:proofErr w:type="spellStart"/>
-            <w:r>
-              <w:rPr>
-                <w:rFonts w:ascii="Calibri" w:hAnsi="Calibri" w:cs="Calibri"/>
-                <w:sz w:val="22"/>
-                <w:szCs w:val="22"/>
-              </w:rPr>
-              <w:t>مستدير</w:t>
-            </w:r>
-            <w:proofErr w:type="spellEnd"/>
-            <w:r>
-              <w:rPr>
-                <w:rFonts w:ascii="Calibri" w:hAnsi="Calibri" w:cs="Calibri"/>
-                <w:sz w:val="22"/>
-                <w:szCs w:val="22"/>
-              </w:rPr>
-              <w:t xml:space="preserve">)‎; </w:t>
-            </w:r>
-            <w:proofErr w:type="spellStart"/>
-            <w:r>
-              <w:rPr>
-                <w:rFonts w:ascii="Calibri" w:hAnsi="Calibri" w:cs="Calibri"/>
-                <w:sz w:val="22"/>
-                <w:szCs w:val="22"/>
-              </w:rPr>
-              <w:t>ghunna</w:t>
-            </w:r>
-            <w:proofErr w:type="spellEnd"/>
-            <w:r>
-              <w:rPr>
-                <w:rFonts w:ascii="Calibri" w:hAnsi="Calibri" w:cs="Calibri"/>
-                <w:sz w:val="22"/>
-                <w:szCs w:val="22"/>
-              </w:rPr>
-              <w:t xml:space="preserve"> at noon</w:t>
+              <w:t>Silent alif (صفر مستدير)‎; ghunna at noon</w:t>
             </w:r>
           </w:p>
         </w:tc>
@@ -6344,40 +5608,16 @@
                 <w:szCs w:val="40"/>
               </w:rPr>
             </w:pPr>
-            <w:proofErr w:type="spellStart"/>
-            <w:r>
-              <w:rPr>
-                <w:rFonts w:ascii="KFGQPC HAFS Uthmanic Script" w:eastAsiaTheme="majorEastAsia" w:hAnsi="KFGQPC HAFS Uthmanic Script" w:cs="KFGQPC HAFS Uthmanic Script"/>
-                <w:color w:val="0F4761" w:themeColor="accent1" w:themeShade="BF"/>
-                <w:sz w:val="40"/>
-                <w:szCs w:val="40"/>
-                <w:rtl/>
-              </w:rPr>
-              <w:t>قَالُوٓاْ</w:t>
-            </w:r>
-            <w:proofErr w:type="spellEnd"/>
-            <w:r>
-              <w:rPr>
-                <w:rFonts w:ascii="KFGQPC HAFS Uthmanic Script" w:eastAsiaTheme="majorEastAsia" w:hAnsi="KFGQPC HAFS Uthmanic Script" w:cs="KFGQPC HAFS Uthmanic Script"/>
-                <w:color w:val="0F4761" w:themeColor="accent1" w:themeShade="BF"/>
-                <w:sz w:val="40"/>
-                <w:szCs w:val="40"/>
-                <w:rtl/>
-              </w:rPr>
-              <w:t xml:space="preserve"> </w:t>
-            </w:r>
-            <w:proofErr w:type="spellStart"/>
-            <w:r>
-              <w:rPr>
-                <w:rFonts w:ascii="KFGQPC HAFS Uthmanic Script" w:eastAsiaTheme="majorEastAsia" w:hAnsi="KFGQPC HAFS Uthmanic Script" w:cs="KFGQPC HAFS Uthmanic Script"/>
-                <w:color w:val="0F4761" w:themeColor="accent1" w:themeShade="BF"/>
-                <w:sz w:val="40"/>
-                <w:szCs w:val="40"/>
-                <w:rtl/>
-              </w:rPr>
-              <w:t>أَنُؤۡمِنُ</w:t>
-            </w:r>
-            <w:proofErr w:type="spellEnd"/>
+            <w:r>
+              <w:rPr>
+                <w:rFonts w:ascii="KFGQPC HAFS Uthmanic Script" w:eastAsiaTheme="majorEastAsia" w:hAnsi="KFGQPC HAFS Uthmanic Script" w:cs="KFGQPC HAFS Uthmanic Script"/>
+                <w:color w:val="0F4761" w:themeColor="accent1" w:themeShade="BF"/>
+                <w:sz w:val="40"/>
+                <w:szCs w:val="40"/>
+                <w:rtl/>
+              </w:rPr>
+              <w:t>قَالُوٓاْ أَنُؤۡمِنُ</w:t>
+            </w:r>
           </w:p>
         </w:tc>
         <w:tc>
@@ -6400,43 +5640,7 @@
                 <w:sz w:val="22"/>
                 <w:szCs w:val="22"/>
               </w:rPr>
-              <w:t>Silent alif (</w:t>
-            </w:r>
-            <w:proofErr w:type="spellStart"/>
-            <w:r>
-              <w:rPr>
-                <w:rFonts w:ascii="Calibri" w:hAnsi="Calibri" w:cs="Calibri"/>
-                <w:sz w:val="22"/>
-                <w:szCs w:val="22"/>
-              </w:rPr>
-              <w:t>صفر</w:t>
-            </w:r>
-            <w:proofErr w:type="spellEnd"/>
-            <w:r>
-              <w:rPr>
-                <w:rFonts w:ascii="Calibri" w:hAnsi="Calibri" w:cs="Calibri"/>
-                <w:sz w:val="22"/>
-                <w:szCs w:val="22"/>
-              </w:rPr>
-              <w:t xml:space="preserve"> </w:t>
-            </w:r>
-            <w:proofErr w:type="spellStart"/>
-            <w:r>
-              <w:rPr>
-                <w:rFonts w:ascii="Calibri" w:hAnsi="Calibri" w:cs="Calibri"/>
-                <w:sz w:val="22"/>
-                <w:szCs w:val="22"/>
-              </w:rPr>
-              <w:t>مستدير</w:t>
-            </w:r>
-            <w:proofErr w:type="spellEnd"/>
-            <w:r>
-              <w:rPr>
-                <w:rFonts w:ascii="Calibri" w:hAnsi="Calibri" w:cs="Calibri"/>
-                <w:sz w:val="22"/>
-                <w:szCs w:val="22"/>
-              </w:rPr>
-              <w:t>)‎</w:t>
+              <w:t>Silent alif (صفر مستدير)‎</w:t>
             </w:r>
           </w:p>
         </w:tc>
@@ -6483,7 +5687,6 @@
                 <w:szCs w:val="40"/>
               </w:rPr>
             </w:pPr>
-            <w:proofErr w:type="spellStart"/>
             <w:r>
               <w:rPr>
                 <w:rFonts w:ascii="KFGQPC HAFS Uthmanic Script" w:eastAsiaTheme="majorEastAsia" w:hAnsi="KFGQPC HAFS Uthmanic Script" w:cs="KFGQPC HAFS Uthmanic Script" w:hint="eastAsia"/>
@@ -6494,7 +5697,6 @@
               </w:rPr>
               <w:t>إِلَىٰٓ</w:t>
             </w:r>
-            <w:proofErr w:type="spellEnd"/>
             <w:r>
               <w:rPr>
                 <w:rFonts w:ascii="KFGQPC HAFS Uthmanic Script" w:eastAsiaTheme="majorEastAsia" w:hAnsi="KFGQPC HAFS Uthmanic Script" w:cs="KFGQPC HAFS Uthmanic Script"/>
@@ -6505,7 +5707,6 @@
               </w:rPr>
               <w:t xml:space="preserve"> </w:t>
             </w:r>
-            <w:proofErr w:type="spellStart"/>
             <w:r>
               <w:rPr>
                 <w:rFonts w:ascii="KFGQPC HAFS Uthmanic Script" w:eastAsiaTheme="majorEastAsia" w:hAnsi="KFGQPC HAFS Uthmanic Script" w:cs="KFGQPC HAFS Uthmanic Script" w:hint="eastAsia"/>
@@ -6516,7 +5717,6 @@
               </w:rPr>
               <w:t>إِبۡرَٰهِيمَ</w:t>
             </w:r>
-            <w:proofErr w:type="spellEnd"/>
           </w:p>
         </w:tc>
         <w:tc>
@@ -6549,19 +5749,8 @@
                 <w:sz w:val="22"/>
                 <w:szCs w:val="40"/>
               </w:rPr>
-              <w:t xml:space="preserve">, </w:t>
-            </w:r>
-            <w:proofErr w:type="spellStart"/>
-            <w:r>
-              <w:rPr>
-                <w:rFonts w:ascii="Calibri" w:eastAsiaTheme="majorEastAsia" w:hAnsi="Calibri" w:cs="Calibri"/>
-                <w:color w:val="0F4761" w:themeColor="accent1" w:themeShade="BF"/>
-                <w:sz w:val="22"/>
-                <w:szCs w:val="40"/>
-              </w:rPr>
-              <w:t>qalqala</w:t>
-            </w:r>
-            <w:proofErr w:type="spellEnd"/>
+              <w:t>, qalqala</w:t>
+            </w:r>
           </w:p>
         </w:tc>
       </w:tr>
@@ -6610,7 +5799,6 @@
                 <w:szCs w:val="40"/>
               </w:rPr>
             </w:pPr>
-            <w:proofErr w:type="spellStart"/>
             <w:r>
               <w:rPr>
                 <w:rFonts w:ascii="KFGQPC HAFS Uthmanic Script" w:eastAsiaTheme="majorEastAsia" w:hAnsi="KFGQPC HAFS Uthmanic Script" w:cs="KFGQPC HAFS Uthmanic Script" w:hint="eastAsia"/>
@@ -6621,7 +5809,6 @@
               </w:rPr>
               <w:t>إِنِّىٓ</w:t>
             </w:r>
-            <w:proofErr w:type="spellEnd"/>
             <w:r>
               <w:rPr>
                 <w:rFonts w:ascii="KFGQPC HAFS Uthmanic Script" w:eastAsiaTheme="majorEastAsia" w:hAnsi="KFGQPC HAFS Uthmanic Script" w:cs="KFGQPC HAFS Uthmanic Script"/>
@@ -6664,61 +5851,7 @@
                 <w:sz w:val="22"/>
                 <w:szCs w:val="22"/>
               </w:rPr>
-              <w:t xml:space="preserve">Conditional silent alif in </w:t>
-            </w:r>
-            <w:proofErr w:type="spellStart"/>
-            <w:r>
-              <w:rPr>
-                <w:rFonts w:ascii="Calibri" w:hAnsi="Calibri" w:cs="Calibri"/>
-                <w:sz w:val="22"/>
-                <w:szCs w:val="22"/>
-              </w:rPr>
-              <w:t>anā</w:t>
-            </w:r>
-            <w:proofErr w:type="spellEnd"/>
-            <w:r>
-              <w:rPr>
-                <w:rFonts w:ascii="Calibri" w:hAnsi="Calibri" w:cs="Calibri"/>
-                <w:sz w:val="22"/>
-                <w:szCs w:val="22"/>
-              </w:rPr>
-              <w:t xml:space="preserve"> (</w:t>
-            </w:r>
-            <w:proofErr w:type="spellStart"/>
-            <w:r>
-              <w:rPr>
-                <w:rFonts w:ascii="Calibri" w:hAnsi="Calibri" w:cs="Calibri"/>
-                <w:sz w:val="22"/>
-                <w:szCs w:val="22"/>
-              </w:rPr>
-              <w:t>صفر</w:t>
-            </w:r>
-            <w:proofErr w:type="spellEnd"/>
-            <w:r>
-              <w:rPr>
-                <w:rFonts w:ascii="Calibri" w:hAnsi="Calibri" w:cs="Calibri"/>
-                <w:sz w:val="22"/>
-                <w:szCs w:val="22"/>
-              </w:rPr>
-              <w:t xml:space="preserve"> </w:t>
-            </w:r>
-            <w:proofErr w:type="spellStart"/>
-            <w:r>
-              <w:rPr>
-                <w:rFonts w:ascii="Calibri" w:hAnsi="Calibri" w:cs="Calibri"/>
-                <w:sz w:val="22"/>
-                <w:szCs w:val="22"/>
-              </w:rPr>
-              <w:t>مستطيل</w:t>
-            </w:r>
-            <w:proofErr w:type="spellEnd"/>
-            <w:r>
-              <w:rPr>
-                <w:rFonts w:ascii="Calibri" w:hAnsi="Calibri" w:cs="Calibri"/>
-                <w:sz w:val="22"/>
-                <w:szCs w:val="22"/>
-              </w:rPr>
-              <w:t>)‎</w:t>
+              <w:t>Conditional silent alif in anā (صفر مستطيل)‎</w:t>
             </w:r>
           </w:p>
         </w:tc>
@@ -6838,72 +5971,8 @@
                 <w:sz w:val="22"/>
                 <w:szCs w:val="22"/>
               </w:rPr>
-              <w:t xml:space="preserve">Conditional silent alif in </w:t>
-            </w:r>
-            <w:proofErr w:type="spellStart"/>
-            <w:r>
-              <w:rPr>
-                <w:rFonts w:ascii="Calibri" w:hAnsi="Calibri" w:cs="Calibri"/>
-                <w:sz w:val="22"/>
-                <w:szCs w:val="22"/>
-              </w:rPr>
-              <w:t>anā</w:t>
-            </w:r>
-            <w:proofErr w:type="spellEnd"/>
-            <w:r>
-              <w:rPr>
-                <w:rFonts w:ascii="Calibri" w:hAnsi="Calibri" w:cs="Calibri"/>
-                <w:sz w:val="22"/>
-                <w:szCs w:val="22"/>
-              </w:rPr>
-              <w:t xml:space="preserve"> (</w:t>
-            </w:r>
-            <w:proofErr w:type="spellStart"/>
-            <w:r>
-              <w:rPr>
-                <w:rFonts w:ascii="Calibri" w:hAnsi="Calibri" w:cs="Calibri"/>
-                <w:sz w:val="22"/>
-                <w:szCs w:val="22"/>
-              </w:rPr>
-              <w:t>صفر</w:t>
-            </w:r>
-            <w:proofErr w:type="spellEnd"/>
-            <w:r>
-              <w:rPr>
-                <w:rFonts w:ascii="Calibri" w:hAnsi="Calibri" w:cs="Calibri"/>
-                <w:sz w:val="22"/>
-                <w:szCs w:val="22"/>
-              </w:rPr>
-              <w:t xml:space="preserve"> </w:t>
-            </w:r>
-            <w:proofErr w:type="spellStart"/>
-            <w:r>
-              <w:rPr>
-                <w:rFonts w:ascii="Calibri" w:hAnsi="Calibri" w:cs="Calibri"/>
-                <w:sz w:val="22"/>
-                <w:szCs w:val="22"/>
-              </w:rPr>
-              <w:t>مستطيل</w:t>
-            </w:r>
-            <w:proofErr w:type="spellEnd"/>
-            <w:r>
-              <w:rPr>
-                <w:rFonts w:ascii="Calibri" w:hAnsi="Calibri" w:cs="Calibri"/>
-                <w:sz w:val="22"/>
-                <w:szCs w:val="22"/>
-              </w:rPr>
-              <w:t xml:space="preserve">)‎, </w:t>
-            </w:r>
-            <w:proofErr w:type="spellStart"/>
-            <w:r>
-              <w:rPr>
-                <w:rFonts w:ascii="Calibri" w:hAnsi="Calibri" w:cs="Calibri"/>
-                <w:sz w:val="22"/>
-                <w:szCs w:val="22"/>
-              </w:rPr>
-              <w:t>qalqala</w:t>
-            </w:r>
-            <w:proofErr w:type="spellEnd"/>
+              <w:t>Conditional silent alif in anā (صفر مستطيل)‎, qalqala</w:t>
+            </w:r>
           </w:p>
         </w:tc>
       </w:tr>
@@ -6952,7 +6021,6 @@
                 <w:szCs w:val="40"/>
               </w:rPr>
             </w:pPr>
-            <w:proofErr w:type="spellStart"/>
             <w:r>
               <w:rPr>
                 <w:rFonts w:ascii="KFGQPC HAFS Uthmanic Script" w:eastAsiaTheme="majorEastAsia" w:hAnsi="KFGQPC HAFS Uthmanic Script" w:cs="KFGQPC HAFS Uthmanic Script" w:hint="eastAsia"/>
@@ -6963,7 +6031,6 @@
               </w:rPr>
               <w:t>وَفِىٓ</w:t>
             </w:r>
-            <w:proofErr w:type="spellEnd"/>
             <w:r>
               <w:rPr>
                 <w:rFonts w:ascii="KFGQPC HAFS Uthmanic Script" w:eastAsiaTheme="majorEastAsia" w:hAnsi="KFGQPC HAFS Uthmanic Script" w:cs="KFGQPC HAFS Uthmanic Script"/>
@@ -6974,7 +6041,6 @@
               </w:rPr>
               <w:t xml:space="preserve"> </w:t>
             </w:r>
-            <w:proofErr w:type="spellStart"/>
             <w:r>
               <w:rPr>
                 <w:rFonts w:ascii="KFGQPC HAFS Uthmanic Script" w:eastAsiaTheme="majorEastAsia" w:hAnsi="KFGQPC HAFS Uthmanic Script" w:cs="KFGQPC HAFS Uthmanic Script" w:hint="eastAsia"/>
@@ -6985,7 +6051,6 @@
               </w:rPr>
               <w:t>ءَاذَانِهِمۡ</w:t>
             </w:r>
-            <w:proofErr w:type="spellEnd"/>
           </w:p>
         </w:tc>
         <w:tc>
@@ -7047,7 +6112,6 @@
                 <w:szCs w:val="40"/>
               </w:rPr>
             </w:pPr>
-            <w:proofErr w:type="spellStart"/>
             <w:r>
               <w:rPr>
                 <w:rFonts w:ascii="KFGQPC HAFS Uthmanic Script" w:eastAsiaTheme="majorEastAsia" w:hAnsi="KFGQPC HAFS Uthmanic Script" w:cs="KFGQPC HAFS Uthmanic Script" w:hint="eastAsia"/>
@@ -7058,7 +6122,6 @@
               </w:rPr>
               <w:t>أَمۡرِىٓ</w:t>
             </w:r>
-            <w:proofErr w:type="spellEnd"/>
             <w:r>
               <w:rPr>
                 <w:rFonts w:ascii="KFGQPC HAFS Uthmanic Script" w:eastAsiaTheme="majorEastAsia" w:hAnsi="KFGQPC HAFS Uthmanic Script" w:cs="KFGQPC HAFS Uthmanic Script"/>
@@ -7143,27 +6206,15 @@
                 <w:szCs w:val="40"/>
               </w:rPr>
             </w:pPr>
-            <w:proofErr w:type="spellStart"/>
-            <w:r>
-              <w:rPr>
-                <w:rFonts w:ascii="KFGQPC HAFS Uthmanic Script" w:eastAsiaTheme="majorEastAsia" w:hAnsi="KFGQPC HAFS Uthmanic Script" w:cs="KFGQPC HAFS Uthmanic Script"/>
-                <w:color w:val="0F4761" w:themeColor="accent1" w:themeShade="BF"/>
-                <w:sz w:val="40"/>
-                <w:szCs w:val="40"/>
-                <w:rtl/>
-              </w:rPr>
-              <w:t>تُوبُوٓاْ</w:t>
-            </w:r>
-            <w:proofErr w:type="spellEnd"/>
-            <w:r>
-              <w:rPr>
-                <w:rFonts w:ascii="KFGQPC HAFS Uthmanic Script" w:eastAsiaTheme="majorEastAsia" w:hAnsi="KFGQPC HAFS Uthmanic Script" w:cs="KFGQPC HAFS Uthmanic Script"/>
-                <w:color w:val="0F4761" w:themeColor="accent1" w:themeShade="BF"/>
-                <w:sz w:val="40"/>
-                <w:szCs w:val="40"/>
-                <w:rtl/>
-              </w:rPr>
-              <w:t xml:space="preserve"> إِلَى</w:t>
+            <w:r>
+              <w:rPr>
+                <w:rFonts w:ascii="KFGQPC HAFS Uthmanic Script" w:eastAsiaTheme="majorEastAsia" w:hAnsi="KFGQPC HAFS Uthmanic Script" w:cs="KFGQPC HAFS Uthmanic Script"/>
+                <w:color w:val="0F4761" w:themeColor="accent1" w:themeShade="BF"/>
+                <w:sz w:val="40"/>
+                <w:szCs w:val="40"/>
+                <w:rtl/>
+              </w:rPr>
+              <w:t>تُوبُوٓاْ إِلَى</w:t>
             </w:r>
           </w:p>
         </w:tc>
@@ -7187,43 +6238,7 @@
                 <w:sz w:val="22"/>
                 <w:szCs w:val="22"/>
               </w:rPr>
-              <w:t>Silent alif (</w:t>
-            </w:r>
-            <w:proofErr w:type="spellStart"/>
-            <w:r>
-              <w:rPr>
-                <w:rFonts w:ascii="Calibri" w:hAnsi="Calibri" w:cs="Calibri"/>
-                <w:sz w:val="22"/>
-                <w:szCs w:val="22"/>
-              </w:rPr>
-              <w:t>صفر</w:t>
-            </w:r>
-            <w:proofErr w:type="spellEnd"/>
-            <w:r>
-              <w:rPr>
-                <w:rFonts w:ascii="Calibri" w:hAnsi="Calibri" w:cs="Calibri"/>
-                <w:sz w:val="22"/>
-                <w:szCs w:val="22"/>
-              </w:rPr>
-              <w:t xml:space="preserve"> </w:t>
-            </w:r>
-            <w:proofErr w:type="spellStart"/>
-            <w:r>
-              <w:rPr>
-                <w:rFonts w:ascii="Calibri" w:hAnsi="Calibri" w:cs="Calibri"/>
-                <w:sz w:val="22"/>
-                <w:szCs w:val="22"/>
-              </w:rPr>
-              <w:t>مستدير</w:t>
-            </w:r>
-            <w:proofErr w:type="spellEnd"/>
-            <w:r>
-              <w:rPr>
-                <w:rFonts w:ascii="Calibri" w:hAnsi="Calibri" w:cs="Calibri"/>
-                <w:sz w:val="22"/>
-                <w:szCs w:val="22"/>
-              </w:rPr>
-              <w:t>)‎</w:t>
+              <w:t>Silent alif (صفر مستدير)‎</w:t>
             </w:r>
           </w:p>
         </w:tc>
@@ -7364,7 +6379,6 @@
                 <w:szCs w:val="40"/>
               </w:rPr>
             </w:pPr>
-            <w:proofErr w:type="spellStart"/>
             <w:r>
               <w:rPr>
                 <w:rFonts w:ascii="KFGQPC HAFS Uthmanic Script" w:eastAsiaTheme="majorEastAsia" w:hAnsi="KFGQPC HAFS Uthmanic Script" w:cs="KFGQPC HAFS Uthmanic Script" w:hint="eastAsia"/>
@@ -7375,7 +6389,6 @@
               </w:rPr>
               <w:t>وَإِذۡ</w:t>
             </w:r>
-            <w:proofErr w:type="spellEnd"/>
             <w:r>
               <w:rPr>
                 <w:rFonts w:ascii="KFGQPC HAFS Uthmanic Script" w:eastAsiaTheme="majorEastAsia" w:hAnsi="KFGQPC HAFS Uthmanic Script" w:cs="KFGQPC HAFS Uthmanic Script"/>
@@ -7386,7 +6399,6 @@
               </w:rPr>
               <w:t xml:space="preserve"> </w:t>
             </w:r>
-            <w:proofErr w:type="spellStart"/>
             <w:r>
               <w:rPr>
                 <w:rFonts w:ascii="KFGQPC HAFS Uthmanic Script" w:eastAsiaTheme="majorEastAsia" w:hAnsi="KFGQPC HAFS Uthmanic Script" w:cs="KFGQPC HAFS Uthmanic Script" w:hint="eastAsia"/>
@@ -7397,7 +6409,6 @@
               </w:rPr>
               <w:t>هُمۡ</w:t>
             </w:r>
-            <w:proofErr w:type="spellEnd"/>
             <w:r>
               <w:rPr>
                 <w:rFonts w:ascii="KFGQPC HAFS Uthmanic Script" w:eastAsiaTheme="majorEastAsia" w:hAnsi="KFGQPC HAFS Uthmanic Script" w:cs="KFGQPC HAFS Uthmanic Script"/>
@@ -7408,7 +6419,6 @@
               </w:rPr>
               <w:t xml:space="preserve"> </w:t>
             </w:r>
-            <w:proofErr w:type="spellStart"/>
             <w:r>
               <w:rPr>
                 <w:rFonts w:ascii="KFGQPC HAFS Uthmanic Script" w:eastAsiaTheme="majorEastAsia" w:hAnsi="KFGQPC HAFS Uthmanic Script" w:cs="KFGQPC HAFS Uthmanic Script" w:hint="eastAsia"/>
@@ -7419,7 +6429,6 @@
               </w:rPr>
               <w:t>نَجۡوَىٰٓ</w:t>
             </w:r>
-            <w:proofErr w:type="spellEnd"/>
             <w:r>
               <w:rPr>
                 <w:rFonts w:ascii="KFGQPC HAFS Uthmanic Script" w:eastAsiaTheme="majorEastAsia" w:hAnsi="KFGQPC HAFS Uthmanic Script" w:cs="KFGQPC HAFS Uthmanic Script"/>
@@ -7430,7 +6439,6 @@
               </w:rPr>
               <w:t xml:space="preserve"> </w:t>
             </w:r>
-            <w:proofErr w:type="spellStart"/>
             <w:r>
               <w:rPr>
                 <w:rFonts w:ascii="KFGQPC HAFS Uthmanic Script" w:eastAsiaTheme="majorEastAsia" w:hAnsi="KFGQPC HAFS Uthmanic Script" w:cs="KFGQPC HAFS Uthmanic Script" w:hint="eastAsia"/>
@@ -7441,7 +6449,6 @@
               </w:rPr>
               <w:t>إِذۡ</w:t>
             </w:r>
-            <w:proofErr w:type="spellEnd"/>
             <w:r>
               <w:rPr>
                 <w:rFonts w:ascii="KFGQPC HAFS Uthmanic Script" w:eastAsiaTheme="majorEastAsia" w:hAnsi="KFGQPC HAFS Uthmanic Script" w:cs="KFGQPC HAFS Uthmanic Script"/>
@@ -7532,7 +6539,6 @@
                 <w:szCs w:val="40"/>
               </w:rPr>
             </w:pPr>
-            <w:proofErr w:type="spellStart"/>
             <w:r>
               <w:rPr>
                 <w:rFonts w:ascii="KFGQPC HAFS Uthmanic Script" w:eastAsiaTheme="majorEastAsia" w:hAnsi="KFGQPC HAFS Uthmanic Script" w:cs="KFGQPC HAFS Uthmanic Script" w:hint="eastAsia"/>
@@ -7543,7 +6549,6 @@
               </w:rPr>
               <w:t>قُلۡ</w:t>
             </w:r>
-            <w:proofErr w:type="spellEnd"/>
             <w:r>
               <w:rPr>
                 <w:rFonts w:ascii="KFGQPC HAFS Uthmanic Script" w:eastAsiaTheme="majorEastAsia" w:hAnsi="KFGQPC HAFS Uthmanic Script" w:cs="KFGQPC HAFS Uthmanic Script"/>
@@ -7554,7 +6559,6 @@
               </w:rPr>
               <w:t xml:space="preserve"> </w:t>
             </w:r>
-            <w:proofErr w:type="spellStart"/>
             <w:r>
               <w:rPr>
                 <w:rFonts w:ascii="KFGQPC HAFS Uthmanic Script" w:eastAsiaTheme="majorEastAsia" w:hAnsi="KFGQPC HAFS Uthmanic Script" w:cs="KFGQPC HAFS Uthmanic Script" w:hint="eastAsia"/>
@@ -7565,7 +6569,6 @@
               </w:rPr>
               <w:t>عَسَىٰٓ</w:t>
             </w:r>
-            <w:proofErr w:type="spellEnd"/>
             <w:r>
               <w:rPr>
                 <w:rFonts w:ascii="KFGQPC HAFS Uthmanic Script" w:eastAsiaTheme="majorEastAsia" w:hAnsi="KFGQPC HAFS Uthmanic Script" w:cs="KFGQPC HAFS Uthmanic Script"/>
@@ -7610,6 +6613,15 @@
                 <w:szCs w:val="40"/>
               </w:rPr>
               <w:t>Dagger alif</w:t>
+            </w:r>
+            <w:r>
+              <w:rPr>
+                <w:rFonts w:ascii="Calibri" w:eastAsiaTheme="majorEastAsia" w:hAnsi="Calibri" w:cs="Calibri"/>
+                <w:color w:val="0F4761" w:themeColor="accent1" w:themeShade="BF"/>
+                <w:sz w:val="22"/>
+                <w:szCs w:val="40"/>
+              </w:rPr>
+              <w:t>, sukoon removed from last noon due to idgham with following word.</w:t>
             </w:r>
           </w:p>
         </w:tc>
@@ -7659,7 +6671,6 @@
                 <w:szCs w:val="40"/>
               </w:rPr>
             </w:pPr>
-            <w:proofErr w:type="spellStart"/>
             <w:r>
               <w:rPr>
                 <w:rFonts w:ascii="KFGQPC HAFS Uthmanic Script" w:eastAsiaTheme="majorEastAsia" w:hAnsi="KFGQPC HAFS Uthmanic Script" w:cs="KFGQPC HAFS Uthmanic Script"/>
@@ -7670,7 +6681,6 @@
               </w:rPr>
               <w:t>يَٰٓأُوْلِى</w:t>
             </w:r>
-            <w:proofErr w:type="spellEnd"/>
           </w:p>
         </w:tc>
         <w:tc>
@@ -7693,43 +6703,7 @@
                 <w:sz w:val="22"/>
                 <w:szCs w:val="22"/>
               </w:rPr>
-              <w:t>Silent waw (</w:t>
-            </w:r>
-            <w:proofErr w:type="spellStart"/>
-            <w:r>
-              <w:rPr>
-                <w:rFonts w:ascii="Calibri" w:hAnsi="Calibri" w:cs="Calibri"/>
-                <w:sz w:val="22"/>
-                <w:szCs w:val="22"/>
-              </w:rPr>
-              <w:t>صفر</w:t>
-            </w:r>
-            <w:proofErr w:type="spellEnd"/>
-            <w:r>
-              <w:rPr>
-                <w:rFonts w:ascii="Calibri" w:hAnsi="Calibri" w:cs="Calibri"/>
-                <w:sz w:val="22"/>
-                <w:szCs w:val="22"/>
-              </w:rPr>
-              <w:t xml:space="preserve"> </w:t>
-            </w:r>
-            <w:proofErr w:type="spellStart"/>
-            <w:r>
-              <w:rPr>
-                <w:rFonts w:ascii="Calibri" w:hAnsi="Calibri" w:cs="Calibri"/>
-                <w:sz w:val="22"/>
-                <w:szCs w:val="22"/>
-              </w:rPr>
-              <w:t>مستدير</w:t>
-            </w:r>
-            <w:proofErr w:type="spellEnd"/>
-            <w:r>
-              <w:rPr>
-                <w:rFonts w:ascii="Calibri" w:hAnsi="Calibri" w:cs="Calibri"/>
-                <w:sz w:val="22"/>
-                <w:szCs w:val="22"/>
-              </w:rPr>
-              <w:t>)‎</w:t>
+              <w:t>Silent waw (صفر مستدير)‎</w:t>
             </w:r>
           </w:p>
         </w:tc>
@@ -7776,7 +6750,6 @@
                 <w:szCs w:val="40"/>
               </w:rPr>
             </w:pPr>
-            <w:proofErr w:type="spellStart"/>
             <w:r>
               <w:rPr>
                 <w:rFonts w:ascii="KFGQPC HAFS Uthmanic Script" w:eastAsiaTheme="majorEastAsia" w:hAnsi="KFGQPC HAFS Uthmanic Script" w:cs="KFGQPC HAFS Uthmanic Script" w:hint="eastAsia"/>
@@ -7787,7 +6760,6 @@
               </w:rPr>
               <w:t>رَبَّنَآ</w:t>
             </w:r>
-            <w:proofErr w:type="spellEnd"/>
             <w:r>
               <w:rPr>
                 <w:rFonts w:ascii="KFGQPC HAFS Uthmanic Script" w:eastAsiaTheme="majorEastAsia" w:hAnsi="KFGQPC HAFS Uthmanic Script" w:cs="KFGQPC HAFS Uthmanic Script"/>
@@ -7872,7 +6844,6 @@
                 <w:szCs w:val="40"/>
               </w:rPr>
             </w:pPr>
-            <w:proofErr w:type="spellStart"/>
             <w:r>
               <w:rPr>
                 <w:rFonts w:ascii="KFGQPC HAFS Uthmanic Script" w:eastAsiaTheme="majorEastAsia" w:hAnsi="KFGQPC HAFS Uthmanic Script" w:cs="KFGQPC HAFS Uthmanic Script" w:hint="eastAsia"/>
@@ -7883,7 +6854,6 @@
               </w:rPr>
               <w:t>بَنِىٓ</w:t>
             </w:r>
-            <w:proofErr w:type="spellEnd"/>
             <w:r>
               <w:rPr>
                 <w:rFonts w:ascii="KFGQPC HAFS Uthmanic Script" w:eastAsiaTheme="majorEastAsia" w:hAnsi="KFGQPC HAFS Uthmanic Script" w:cs="KFGQPC HAFS Uthmanic Script"/>
@@ -7965,7 +6935,6 @@
                 <w:szCs w:val="40"/>
               </w:rPr>
             </w:pPr>
-            <w:proofErr w:type="spellStart"/>
             <w:r>
               <w:rPr>
                 <w:rFonts w:ascii="KFGQPC HAFS Uthmanic Script" w:eastAsiaTheme="majorEastAsia" w:hAnsi="KFGQPC HAFS Uthmanic Script" w:cs="KFGQPC HAFS Uthmanic Script" w:hint="eastAsia"/>
@@ -7976,7 +6945,6 @@
               </w:rPr>
               <w:t>أَوۡحَيۡنَآ</w:t>
             </w:r>
-            <w:proofErr w:type="spellEnd"/>
             <w:r>
               <w:rPr>
                 <w:rFonts w:ascii="KFGQPC HAFS Uthmanic Script" w:eastAsiaTheme="majorEastAsia" w:hAnsi="KFGQPC HAFS Uthmanic Script" w:cs="KFGQPC HAFS Uthmanic Script"/>
@@ -7987,7 +6955,6 @@
               </w:rPr>
               <w:t xml:space="preserve"> </w:t>
             </w:r>
-            <w:proofErr w:type="spellStart"/>
             <w:r>
               <w:rPr>
                 <w:rFonts w:ascii="KFGQPC HAFS Uthmanic Script" w:eastAsiaTheme="majorEastAsia" w:hAnsi="KFGQPC HAFS Uthmanic Script" w:cs="KFGQPC HAFS Uthmanic Script" w:hint="eastAsia"/>
@@ -7998,7 +6965,6 @@
               </w:rPr>
               <w:t>إِلَيۡكَ</w:t>
             </w:r>
-            <w:proofErr w:type="spellEnd"/>
           </w:p>
         </w:tc>
         <w:tc>
@@ -8063,7 +7029,6 @@
                 <w:szCs w:val="40"/>
               </w:rPr>
             </w:pPr>
-            <w:proofErr w:type="spellStart"/>
             <w:r>
               <w:rPr>
                 <w:rFonts w:ascii="KFGQPC HAFS Uthmanic Script" w:eastAsiaTheme="majorEastAsia" w:hAnsi="KFGQPC HAFS Uthmanic Script" w:cs="KFGQPC HAFS Uthmanic Script" w:hint="eastAsia"/>
@@ -8074,7 +7039,6 @@
               </w:rPr>
               <w:t>عَلَىٰٓ</w:t>
             </w:r>
-            <w:proofErr w:type="spellEnd"/>
             <w:r>
               <w:rPr>
                 <w:rFonts w:ascii="KFGQPC HAFS Uthmanic Script" w:eastAsiaTheme="majorEastAsia" w:hAnsi="KFGQPC HAFS Uthmanic Script" w:cs="KFGQPC HAFS Uthmanic Script"/>
@@ -8085,7 +7049,6 @@
               </w:rPr>
               <w:t xml:space="preserve"> </w:t>
             </w:r>
-            <w:proofErr w:type="spellStart"/>
             <w:r>
               <w:rPr>
                 <w:rFonts w:ascii="KFGQPC HAFS Uthmanic Script" w:eastAsiaTheme="majorEastAsia" w:hAnsi="KFGQPC HAFS Uthmanic Script" w:cs="KFGQPC HAFS Uthmanic Script" w:hint="eastAsia"/>
@@ -8096,7 +7059,6 @@
               </w:rPr>
               <w:t>أَبۡصَٰرِهِمۡ</w:t>
             </w:r>
-            <w:proofErr w:type="spellEnd"/>
           </w:p>
         </w:tc>
         <w:tc>
@@ -8113,41 +7075,13 @@
                 <w:szCs w:val="40"/>
               </w:rPr>
             </w:pPr>
-            <w:proofErr w:type="spellStart"/>
             <w:r>
               <w:rPr>
                 <w:rFonts w:ascii="Calibri" w:hAnsi="Calibri" w:cs="Calibri"/>
                 <w:sz w:val="22"/>
                 <w:szCs w:val="22"/>
               </w:rPr>
-              <w:t>Qalqala</w:t>
-            </w:r>
-            <w:proofErr w:type="spellEnd"/>
-            <w:r>
-              <w:rPr>
-                <w:rFonts w:ascii="Calibri" w:hAnsi="Calibri" w:cs="Calibri"/>
-                <w:sz w:val="22"/>
-                <w:szCs w:val="22"/>
-              </w:rPr>
-              <w:t>; dagger alif in (</w:t>
-            </w:r>
-            <w:proofErr w:type="spellStart"/>
-            <w:r>
-              <w:rPr>
-                <w:rFonts w:ascii="Calibri" w:hAnsi="Calibri" w:cs="Calibri"/>
-                <w:sz w:val="22"/>
-                <w:szCs w:val="22"/>
-              </w:rPr>
-              <w:t>على</w:t>
-            </w:r>
-            <w:proofErr w:type="spellEnd"/>
-            <w:r>
-              <w:rPr>
-                <w:rFonts w:ascii="Calibri" w:hAnsi="Calibri" w:cs="Calibri"/>
-                <w:sz w:val="22"/>
-                <w:szCs w:val="22"/>
-              </w:rPr>
-              <w:t>)‎</w:t>
+              <w:t>Qalqala; dagger alif in (على)‎</w:t>
             </w:r>
           </w:p>
         </w:tc>
@@ -8288,7 +7222,6 @@
                 <w:szCs w:val="40"/>
               </w:rPr>
             </w:pPr>
-            <w:proofErr w:type="spellStart"/>
             <w:r>
               <w:rPr>
                 <w:rFonts w:ascii="KFGQPC HAFS Uthmanic Script" w:eastAsiaTheme="majorEastAsia" w:hAnsi="KFGQPC HAFS Uthmanic Script" w:cs="KFGQPC HAFS Uthmanic Script" w:hint="eastAsia"/>
@@ -8299,7 +7232,6 @@
               </w:rPr>
               <w:t>أَلَآ</w:t>
             </w:r>
-            <w:proofErr w:type="spellEnd"/>
             <w:r>
               <w:rPr>
                 <w:rFonts w:ascii="KFGQPC HAFS Uthmanic Script" w:eastAsiaTheme="majorEastAsia" w:hAnsi="KFGQPC HAFS Uthmanic Script" w:cs="KFGQPC HAFS Uthmanic Script"/>
@@ -8310,7 +7242,6 @@
               </w:rPr>
               <w:t xml:space="preserve"> </w:t>
             </w:r>
-            <w:proofErr w:type="spellStart"/>
             <w:r>
               <w:rPr>
                 <w:rFonts w:ascii="KFGQPC HAFS Uthmanic Script" w:eastAsiaTheme="majorEastAsia" w:hAnsi="KFGQPC HAFS Uthmanic Script" w:cs="KFGQPC HAFS Uthmanic Script" w:hint="eastAsia"/>
@@ -8321,7 +7252,6 @@
               </w:rPr>
               <w:t>إِنَّهُمۡ</w:t>
             </w:r>
-            <w:proofErr w:type="spellEnd"/>
           </w:p>
         </w:tc>
         <w:tc>
@@ -8338,7 +7268,6 @@
                 <w:szCs w:val="40"/>
               </w:rPr>
             </w:pPr>
-            <w:proofErr w:type="spellStart"/>
             <w:r>
               <w:rPr>
                 <w:rFonts w:ascii="Calibri" w:eastAsiaTheme="majorEastAsia" w:hAnsi="Calibri" w:cs="Calibri"/>
@@ -8348,7 +7277,6 @@
               </w:rPr>
               <w:t>Ghunna</w:t>
             </w:r>
-            <w:proofErr w:type="spellEnd"/>
             <w:r>
               <w:rPr>
                 <w:rFonts w:ascii="Calibri" w:eastAsiaTheme="majorEastAsia" w:hAnsi="Calibri" w:cs="Calibri"/>
@@ -8411,20 +7339,8 @@
                 <w:szCs w:val="40"/>
                 <w:rtl/>
               </w:rPr>
-              <w:t xml:space="preserve">إِذَآ </w:t>
-            </w:r>
-            <w:proofErr w:type="spellStart"/>
-            <w:r>
-              <w:rPr>
-                <w:rFonts w:ascii="KFGQPC HAFS Uthmanic Script" w:eastAsiaTheme="majorEastAsia" w:hAnsi="KFGQPC HAFS Uthmanic Script" w:cs="KFGQPC HAFS Uthmanic Script"/>
-                <w:color w:val="0F4761" w:themeColor="accent1" w:themeShade="BF"/>
-                <w:sz w:val="40"/>
-                <w:szCs w:val="40"/>
-                <w:rtl/>
-              </w:rPr>
-              <w:t>أَلۡقَوۡاْ</w:t>
-            </w:r>
-            <w:proofErr w:type="spellEnd"/>
+              <w:t>إِذَآ أَلۡقَوۡاْ</w:t>
+            </w:r>
           </w:p>
         </w:tc>
         <w:tc>
@@ -8447,43 +7363,7 @@
                 <w:sz w:val="22"/>
                 <w:szCs w:val="22"/>
               </w:rPr>
-              <w:t>Silent alif (</w:t>
-            </w:r>
-            <w:proofErr w:type="spellStart"/>
-            <w:r>
-              <w:rPr>
-                <w:rFonts w:ascii="Calibri" w:hAnsi="Calibri" w:cs="Calibri"/>
-                <w:sz w:val="22"/>
-                <w:szCs w:val="22"/>
-              </w:rPr>
-              <w:t>صفر</w:t>
-            </w:r>
-            <w:proofErr w:type="spellEnd"/>
-            <w:r>
-              <w:rPr>
-                <w:rFonts w:ascii="Calibri" w:hAnsi="Calibri" w:cs="Calibri"/>
-                <w:sz w:val="22"/>
-                <w:szCs w:val="22"/>
-              </w:rPr>
-              <w:t xml:space="preserve"> </w:t>
-            </w:r>
-            <w:proofErr w:type="spellStart"/>
-            <w:r>
-              <w:rPr>
-                <w:rFonts w:ascii="Calibri" w:hAnsi="Calibri" w:cs="Calibri"/>
-                <w:sz w:val="22"/>
-                <w:szCs w:val="22"/>
-              </w:rPr>
-              <w:t>مستدير</w:t>
-            </w:r>
-            <w:proofErr w:type="spellEnd"/>
-            <w:r>
-              <w:rPr>
-                <w:rFonts w:ascii="Calibri" w:hAnsi="Calibri" w:cs="Calibri"/>
-                <w:sz w:val="22"/>
-                <w:szCs w:val="22"/>
-              </w:rPr>
-              <w:t>)‎</w:t>
+              <w:t>Silent alif (صفر مستدير)‎</w:t>
             </w:r>
           </w:p>
         </w:tc>
@@ -8624,7 +7504,6 @@
                 <w:szCs w:val="40"/>
               </w:rPr>
             </w:pPr>
-            <w:proofErr w:type="spellStart"/>
             <w:r>
               <w:rPr>
                 <w:rFonts w:ascii="KFGQPC HAFS Uthmanic Script" w:eastAsiaTheme="majorEastAsia" w:hAnsi="KFGQPC HAFS Uthmanic Script" w:cs="KFGQPC HAFS Uthmanic Script" w:hint="eastAsia"/>
@@ -8635,7 +7514,6 @@
               </w:rPr>
               <w:t>يَٰٓإِبۡرَٰهِيمُ</w:t>
             </w:r>
-            <w:proofErr w:type="spellEnd"/>
           </w:p>
         </w:tc>
         <w:tc>
@@ -8652,7 +7530,6 @@
                 <w:szCs w:val="40"/>
               </w:rPr>
             </w:pPr>
-            <w:proofErr w:type="spellStart"/>
             <w:r>
               <w:rPr>
                 <w:rFonts w:ascii="Calibri" w:eastAsiaTheme="majorEastAsia" w:hAnsi="Calibri" w:cs="Calibri"/>
@@ -8662,7 +7539,6 @@
               </w:rPr>
               <w:t>Qalqala</w:t>
             </w:r>
-            <w:proofErr w:type="spellEnd"/>
             <w:r>
               <w:rPr>
                 <w:rFonts w:ascii="Calibri" w:eastAsiaTheme="majorEastAsia" w:hAnsi="Calibri" w:cs="Calibri"/>
@@ -8723,40 +7599,16 @@
                 <w:lang w:bidi="ar-EG"/>
               </w:rPr>
             </w:pPr>
-            <w:proofErr w:type="spellStart"/>
-            <w:r>
-              <w:rPr>
-                <w:rFonts w:ascii="KFGQPC HAFS Uthmanic Script" w:eastAsiaTheme="majorEastAsia" w:hAnsi="KFGQPC HAFS Uthmanic Script" w:cs="KFGQPC HAFS Uthmanic Script"/>
-                <w:color w:val="0F4761" w:themeColor="accent1" w:themeShade="BF"/>
-                <w:sz w:val="40"/>
-                <w:szCs w:val="40"/>
-                <w:rtl/>
-              </w:rPr>
-              <w:t>ءَاتَيۡنَآ</w:t>
-            </w:r>
-            <w:proofErr w:type="spellEnd"/>
-            <w:r>
-              <w:rPr>
-                <w:rFonts w:ascii="KFGQPC HAFS Uthmanic Script" w:eastAsiaTheme="majorEastAsia" w:hAnsi="KFGQPC HAFS Uthmanic Script" w:cs="KFGQPC HAFS Uthmanic Script"/>
-                <w:color w:val="0F4761" w:themeColor="accent1" w:themeShade="BF"/>
-                <w:sz w:val="40"/>
-                <w:szCs w:val="40"/>
-                <w:rtl/>
-              </w:rPr>
-              <w:t xml:space="preserve"> </w:t>
-            </w:r>
-            <w:proofErr w:type="spellStart"/>
-            <w:r>
-              <w:rPr>
-                <w:rFonts w:ascii="KFGQPC HAFS Uthmanic Script" w:eastAsiaTheme="majorEastAsia" w:hAnsi="KFGQPC HAFS Uthmanic Script" w:cs="KFGQPC HAFS Uthmanic Script"/>
-                <w:color w:val="0F4761" w:themeColor="accent1" w:themeShade="BF"/>
-                <w:sz w:val="40"/>
-                <w:szCs w:val="40"/>
-                <w:rtl/>
-              </w:rPr>
-              <w:t>إِبۡرَٰهِيمَ</w:t>
-            </w:r>
-            <w:proofErr w:type="spellEnd"/>
+            <w:r>
+              <w:rPr>
+                <w:rFonts w:ascii="KFGQPC HAFS Uthmanic Script" w:eastAsiaTheme="majorEastAsia" w:hAnsi="KFGQPC HAFS Uthmanic Script" w:cs="KFGQPC HAFS Uthmanic Script"/>
+                <w:color w:val="0F4761" w:themeColor="accent1" w:themeShade="BF"/>
+                <w:sz w:val="40"/>
+                <w:szCs w:val="40"/>
+                <w:rtl/>
+              </w:rPr>
+              <w:t>ءَاتَيۡنَآ إِبۡرَٰهِيمَ</w:t>
+            </w:r>
           </w:p>
         </w:tc>
         <w:tc>
@@ -8782,20 +7634,8 @@
                 <w:szCs w:val="40"/>
                 <w:lang w:bidi="ar-EG"/>
               </w:rPr>
-              <w:t xml:space="preserve">Dagger alif in </w:t>
-            </w:r>
-            <w:proofErr w:type="spellStart"/>
-            <w:r>
-              <w:rPr>
-                <w:rFonts w:ascii="Calibri" w:eastAsiaTheme="majorEastAsia" w:hAnsi="Calibri" w:cs="Calibri"/>
-                <w:color w:val="0F4761" w:themeColor="accent1" w:themeShade="BF"/>
-                <w:sz w:val="22"/>
-                <w:szCs w:val="40"/>
-                <w:lang w:bidi="ar-EG"/>
-              </w:rPr>
-              <w:t>Ibrāhīm</w:t>
-            </w:r>
-            <w:proofErr w:type="spellEnd"/>
+              <w:t>Dagger alif in Ibrāhīm</w:t>
+            </w:r>
           </w:p>
         </w:tc>
       </w:tr>

--- a/Word Tables/مد متصل ومنفصل قبل همزة.docx
+++ b/Word Tables/مد متصل ومنفصل قبل همزة.docx
@@ -16,7 +16,23 @@
           <w:rFonts w:ascii="Calibri Light" w:hAnsi="Calibri Light" w:cs="Calibri Light"/>
           <w:lang w:bidi="ar-EG"/>
         </w:rPr>
-        <w:t>Madd Mutassil (</w:t>
+        <w:t xml:space="preserve">Madd </w:t>
+      </w:r>
+      <w:proofErr w:type="spellStart"/>
+      <w:r>
+        <w:rPr>
+          <w:rFonts w:ascii="Calibri Light" w:hAnsi="Calibri Light" w:cs="Calibri Light"/>
+          <w:lang w:bidi="ar-EG"/>
+        </w:rPr>
+        <w:t>Mutassil</w:t>
+      </w:r>
+      <w:proofErr w:type="spellEnd"/>
+      <w:r>
+        <w:rPr>
+          <w:rFonts w:ascii="Calibri Light" w:hAnsi="Calibri Light" w:cs="Calibri Light"/>
+          <w:lang w:bidi="ar-EG"/>
+        </w:rPr>
+        <w:t xml:space="preserve"> (</w:t>
       </w:r>
       <w:r>
         <w:rPr>
@@ -108,13 +124,23 @@
                 <w:lang w:bidi="ar-EG"/>
               </w:rPr>
             </w:pPr>
+            <w:proofErr w:type="spellStart"/>
             <w:r>
               <w:rPr>
                 <w:rFonts w:ascii="KFGQPC HAFS Uthmanic Script" w:hAnsi="KFGQPC HAFS Uthmanic Script" w:cs="KFGQPC HAFS Uthmanic Script"/>
                 <w:sz w:val="40"/>
                 <w:szCs w:val="22"/>
               </w:rPr>
-              <w:t>الكلمة (Word)‎</w:t>
+              <w:t>الكلمة</w:t>
+            </w:r>
+            <w:proofErr w:type="spellEnd"/>
+            <w:r>
+              <w:rPr>
+                <w:rFonts w:ascii="KFGQPC HAFS Uthmanic Script" w:hAnsi="KFGQPC HAFS Uthmanic Script" w:cs="KFGQPC HAFS Uthmanic Script"/>
+                <w:sz w:val="40"/>
+                <w:szCs w:val="22"/>
+              </w:rPr>
+              <w:t xml:space="preserve"> (Word)‎</w:t>
             </w:r>
           </w:p>
         </w:tc>
@@ -133,13 +159,23 @@
                 <w:lang w:bidi="ar-EG"/>
               </w:rPr>
             </w:pPr>
+            <w:proofErr w:type="spellStart"/>
             <w:r>
               <w:rPr>
                 <w:rFonts w:ascii="Calibri" w:hAnsi="Calibri" w:cs="Calibri"/>
                 <w:sz w:val="22"/>
                 <w:szCs w:val="22"/>
               </w:rPr>
-              <w:t>ملاحظات (Comments)‎</w:t>
+              <w:t>ملاحظات</w:t>
+            </w:r>
+            <w:proofErr w:type="spellEnd"/>
+            <w:r>
+              <w:rPr>
+                <w:rFonts w:ascii="Calibri" w:hAnsi="Calibri" w:cs="Calibri"/>
+                <w:sz w:val="22"/>
+                <w:szCs w:val="22"/>
+              </w:rPr>
+              <w:t xml:space="preserve"> (Comments)‎</w:t>
             </w:r>
           </w:p>
         </w:tc>
@@ -192,6 +228,7 @@
                 <w:lang w:bidi="ar-EG"/>
               </w:rPr>
             </w:pPr>
+            <w:proofErr w:type="spellStart"/>
             <w:r>
               <w:rPr>
                 <w:rFonts w:ascii="KFGQPC HAFS Uthmanic Script" w:eastAsiaTheme="majorEastAsia" w:hAnsi="KFGQPC HAFS Uthmanic Script" w:cs="KFGQPC HAFS Uthmanic Script" w:hint="eastAsia"/>
@@ -203,6 +240,7 @@
               </w:rPr>
               <w:t>جَآءَ</w:t>
             </w:r>
+            <w:proofErr w:type="spellEnd"/>
           </w:p>
         </w:tc>
         <w:tc>
@@ -268,6 +306,7 @@
                 <w:lang w:bidi="ar-EG"/>
               </w:rPr>
             </w:pPr>
+            <w:proofErr w:type="spellStart"/>
             <w:r>
               <w:rPr>
                 <w:rFonts w:ascii="KFGQPC HAFS Uthmanic Script" w:eastAsiaTheme="majorEastAsia" w:hAnsi="KFGQPC HAFS Uthmanic Script" w:cs="KFGQPC HAFS Uthmanic Script" w:hint="eastAsia"/>
@@ -279,6 +318,7 @@
               </w:rPr>
               <w:t>شَآءَ</w:t>
             </w:r>
+            <w:proofErr w:type="spellEnd"/>
           </w:p>
         </w:tc>
         <w:tc>
@@ -347,6 +387,7 @@
                 <w:lang w:bidi="ar-EG"/>
               </w:rPr>
             </w:pPr>
+            <w:proofErr w:type="spellStart"/>
             <w:r>
               <w:rPr>
                 <w:rFonts w:ascii="KFGQPC HAFS Uthmanic Script" w:eastAsiaTheme="majorEastAsia" w:hAnsi="KFGQPC HAFS Uthmanic Script" w:cs="KFGQPC HAFS Uthmanic Script"/>
@@ -358,6 +399,7 @@
               </w:rPr>
               <w:t>جِاْيٓءَ</w:t>
             </w:r>
+            <w:proofErr w:type="spellEnd"/>
           </w:p>
         </w:tc>
         <w:tc>
@@ -381,7 +423,43 @@
                 <w:sz w:val="22"/>
                 <w:szCs w:val="22"/>
               </w:rPr>
-              <w:t>Silent alif (صفر مستدير)‎</w:t>
+              <w:t>Silent alif (</w:t>
+            </w:r>
+            <w:proofErr w:type="spellStart"/>
+            <w:r>
+              <w:rPr>
+                <w:rFonts w:ascii="Calibri" w:hAnsi="Calibri" w:cs="Calibri"/>
+                <w:sz w:val="22"/>
+                <w:szCs w:val="22"/>
+              </w:rPr>
+              <w:t>صفر</w:t>
+            </w:r>
+            <w:proofErr w:type="spellEnd"/>
+            <w:r>
+              <w:rPr>
+                <w:rFonts w:ascii="Calibri" w:hAnsi="Calibri" w:cs="Calibri"/>
+                <w:sz w:val="22"/>
+                <w:szCs w:val="22"/>
+              </w:rPr>
+              <w:t xml:space="preserve"> </w:t>
+            </w:r>
+            <w:proofErr w:type="spellStart"/>
+            <w:r>
+              <w:rPr>
+                <w:rFonts w:ascii="Calibri" w:hAnsi="Calibri" w:cs="Calibri"/>
+                <w:sz w:val="22"/>
+                <w:szCs w:val="22"/>
+              </w:rPr>
+              <w:t>مستدير</w:t>
+            </w:r>
+            <w:proofErr w:type="spellEnd"/>
+            <w:r>
+              <w:rPr>
+                <w:rFonts w:ascii="Calibri" w:hAnsi="Calibri" w:cs="Calibri"/>
+                <w:sz w:val="22"/>
+                <w:szCs w:val="22"/>
+              </w:rPr>
+              <w:t>)‎</w:t>
             </w:r>
           </w:p>
         </w:tc>
@@ -431,6 +509,7 @@
                 <w:lang w:bidi="ar-EG"/>
               </w:rPr>
             </w:pPr>
+            <w:proofErr w:type="spellStart"/>
             <w:r>
               <w:rPr>
                 <w:rFonts w:ascii="KFGQPC HAFS Uthmanic Script" w:eastAsiaTheme="majorEastAsia" w:hAnsi="KFGQPC HAFS Uthmanic Script" w:cs="KFGQPC HAFS Uthmanic Script" w:hint="eastAsia"/>
@@ -442,6 +521,7 @@
               </w:rPr>
               <w:t>مَآءً</w:t>
             </w:r>
+            <w:proofErr w:type="spellEnd"/>
           </w:p>
         </w:tc>
         <w:tc>
@@ -510,6 +590,7 @@
                 <w:lang w:bidi="ar-EG"/>
               </w:rPr>
             </w:pPr>
+            <w:proofErr w:type="spellStart"/>
             <w:r>
               <w:rPr>
                 <w:rFonts w:ascii="KFGQPC HAFS Uthmanic Script" w:eastAsiaTheme="majorEastAsia" w:hAnsi="KFGQPC HAFS Uthmanic Script" w:cs="KFGQPC HAFS Uthmanic Script" w:hint="eastAsia"/>
@@ -521,6 +602,7 @@
               </w:rPr>
               <w:t>غُثَآءً</w:t>
             </w:r>
+            <w:proofErr w:type="spellEnd"/>
           </w:p>
         </w:tc>
         <w:tc>
@@ -586,6 +668,7 @@
                 <w:lang w:bidi="ar-EG"/>
               </w:rPr>
             </w:pPr>
+            <w:proofErr w:type="spellStart"/>
             <w:r>
               <w:rPr>
                 <w:rFonts w:ascii="KFGQPC HAFS Uthmanic Script" w:eastAsiaTheme="majorEastAsia" w:hAnsi="KFGQPC HAFS Uthmanic Script" w:cs="KFGQPC HAFS Uthmanic Script" w:hint="eastAsia"/>
@@ -597,6 +680,7 @@
               </w:rPr>
               <w:t>عَطَآءً</w:t>
             </w:r>
+            <w:proofErr w:type="spellEnd"/>
           </w:p>
         </w:tc>
         <w:tc>
@@ -665,6 +749,7 @@
                 <w:lang w:bidi="ar-EG"/>
               </w:rPr>
             </w:pPr>
+            <w:proofErr w:type="spellStart"/>
             <w:r>
               <w:rPr>
                 <w:rFonts w:ascii="KFGQPC HAFS Uthmanic Script" w:eastAsiaTheme="majorEastAsia" w:hAnsi="KFGQPC HAFS Uthmanic Script" w:cs="KFGQPC HAFS Uthmanic Script" w:hint="eastAsia"/>
@@ -676,6 +761,7 @@
               </w:rPr>
               <w:t>جَزَآءً</w:t>
             </w:r>
+            <w:proofErr w:type="spellEnd"/>
           </w:p>
         </w:tc>
         <w:tc>
@@ -820,6 +906,7 @@
                 <w:lang w:bidi="ar-EG"/>
               </w:rPr>
             </w:pPr>
+            <w:proofErr w:type="spellStart"/>
             <w:r>
               <w:rPr>
                 <w:rFonts w:ascii="KFGQPC HAFS Uthmanic Script" w:eastAsiaTheme="majorEastAsia" w:hAnsi="KFGQPC HAFS Uthmanic Script" w:cs="KFGQPC HAFS Uthmanic Script"/>
@@ -831,6 +918,7 @@
               </w:rPr>
               <w:t>أُوْلَٰٓئِكَ</w:t>
             </w:r>
+            <w:proofErr w:type="spellEnd"/>
           </w:p>
         </w:tc>
         <w:tc>
@@ -854,7 +942,43 @@
                 <w:sz w:val="22"/>
                 <w:szCs w:val="22"/>
               </w:rPr>
-              <w:t>Silent waw (صفر مستدير)‎</w:t>
+              <w:t>Silent waw (</w:t>
+            </w:r>
+            <w:proofErr w:type="spellStart"/>
+            <w:r>
+              <w:rPr>
+                <w:rFonts w:ascii="Calibri" w:hAnsi="Calibri" w:cs="Calibri"/>
+                <w:sz w:val="22"/>
+                <w:szCs w:val="22"/>
+              </w:rPr>
+              <w:t>صفر</w:t>
+            </w:r>
+            <w:proofErr w:type="spellEnd"/>
+            <w:r>
+              <w:rPr>
+                <w:rFonts w:ascii="Calibri" w:hAnsi="Calibri" w:cs="Calibri"/>
+                <w:sz w:val="22"/>
+                <w:szCs w:val="22"/>
+              </w:rPr>
+              <w:t xml:space="preserve"> </w:t>
+            </w:r>
+            <w:proofErr w:type="spellStart"/>
+            <w:r>
+              <w:rPr>
+                <w:rFonts w:ascii="Calibri" w:hAnsi="Calibri" w:cs="Calibri"/>
+                <w:sz w:val="22"/>
+                <w:szCs w:val="22"/>
+              </w:rPr>
+              <w:t>مستدير</w:t>
+            </w:r>
+            <w:proofErr w:type="spellEnd"/>
+            <w:r>
+              <w:rPr>
+                <w:rFonts w:ascii="Calibri" w:hAnsi="Calibri" w:cs="Calibri"/>
+                <w:sz w:val="22"/>
+                <w:szCs w:val="22"/>
+              </w:rPr>
+              <w:t>)‎</w:t>
             </w:r>
           </w:p>
         </w:tc>
@@ -904,6 +1028,7 @@
                 <w:lang w:bidi="ar-EG"/>
               </w:rPr>
             </w:pPr>
+            <w:proofErr w:type="spellStart"/>
             <w:r>
               <w:rPr>
                 <w:rFonts w:ascii="KFGQPC HAFS Uthmanic Script" w:eastAsiaTheme="majorEastAsia" w:hAnsi="KFGQPC HAFS Uthmanic Script" w:cs="KFGQPC HAFS Uthmanic Script" w:hint="eastAsia"/>
@@ -915,6 +1040,7 @@
               </w:rPr>
               <w:t>خَطِيٓـَٔةً</w:t>
             </w:r>
+            <w:proofErr w:type="spellEnd"/>
           </w:p>
         </w:tc>
         <w:tc>
@@ -940,8 +1066,20 @@
                 <w:szCs w:val="40"/>
                 <w:lang w:bidi="ar-EG"/>
               </w:rPr>
-              <w:t>Hamza written over the line of the yaa</w:t>
-            </w:r>
+              <w:t xml:space="preserve">Hamza written over the line of the </w:t>
+            </w:r>
+            <w:proofErr w:type="spellStart"/>
+            <w:r>
+              <w:rPr>
+                <w:rFonts w:ascii="Calibri" w:eastAsiaTheme="majorEastAsia" w:hAnsi="Calibri" w:cs="Calibri"/>
+                <w:color w:val="0F4761" w:themeColor="accent1" w:themeShade="BF"/>
+                <w:sz w:val="22"/>
+                <w:szCs w:val="40"/>
+                <w:lang w:bidi="ar-EG"/>
+              </w:rPr>
+              <w:t>yaa</w:t>
+            </w:r>
+            <w:proofErr w:type="spellEnd"/>
           </w:p>
         </w:tc>
       </w:tr>
@@ -993,6 +1131,7 @@
                 <w:lang w:bidi="ar-EG"/>
               </w:rPr>
             </w:pPr>
+            <w:proofErr w:type="spellStart"/>
             <w:r>
               <w:rPr>
                 <w:rFonts w:ascii="KFGQPC HAFS Uthmanic Script" w:eastAsiaTheme="majorEastAsia" w:hAnsi="KFGQPC HAFS Uthmanic Script" w:cs="KFGQPC HAFS Uthmanic Script" w:hint="eastAsia"/>
@@ -1004,6 +1143,7 @@
               </w:rPr>
               <w:t>هَنِيٓـًٔا</w:t>
             </w:r>
+            <w:proofErr w:type="spellEnd"/>
           </w:p>
         </w:tc>
         <w:tc>
@@ -1029,8 +1169,20 @@
                 <w:szCs w:val="40"/>
                 <w:lang w:bidi="ar-EG"/>
               </w:rPr>
-              <w:t>Hamza written over the line of the yaa</w:t>
-            </w:r>
+              <w:t xml:space="preserve">Hamza written over the line of the </w:t>
+            </w:r>
+            <w:proofErr w:type="spellStart"/>
+            <w:r>
+              <w:rPr>
+                <w:rFonts w:ascii="Calibri" w:eastAsiaTheme="majorEastAsia" w:hAnsi="Calibri" w:cs="Calibri"/>
+                <w:color w:val="0F4761" w:themeColor="accent1" w:themeShade="BF"/>
+                <w:sz w:val="22"/>
+                <w:szCs w:val="40"/>
+                <w:lang w:bidi="ar-EG"/>
+              </w:rPr>
+              <w:t>yaa</w:t>
+            </w:r>
+            <w:proofErr w:type="spellEnd"/>
           </w:p>
         </w:tc>
       </w:tr>
@@ -1079,6 +1231,7 @@
                 <w:lang w:bidi="ar-EG"/>
               </w:rPr>
             </w:pPr>
+            <w:proofErr w:type="spellStart"/>
             <w:r>
               <w:rPr>
                 <w:rFonts w:ascii="KFGQPC HAFS Uthmanic Script" w:eastAsiaTheme="majorEastAsia" w:hAnsi="KFGQPC HAFS Uthmanic Script" w:cs="KFGQPC HAFS Uthmanic Script" w:hint="eastAsia"/>
@@ -1090,6 +1243,7 @@
               </w:rPr>
               <w:t>مَرِيٓـًٔا</w:t>
             </w:r>
+            <w:proofErr w:type="spellEnd"/>
           </w:p>
         </w:tc>
         <w:tc>
@@ -1115,8 +1269,20 @@
                 <w:szCs w:val="40"/>
                 <w:lang w:bidi="ar-EG"/>
               </w:rPr>
-              <w:t>Hamza written over the line of the yaa</w:t>
-            </w:r>
+              <w:t xml:space="preserve">Hamza written over the line of the </w:t>
+            </w:r>
+            <w:proofErr w:type="spellStart"/>
+            <w:r>
+              <w:rPr>
+                <w:rFonts w:ascii="Calibri" w:eastAsiaTheme="majorEastAsia" w:hAnsi="Calibri" w:cs="Calibri"/>
+                <w:color w:val="0F4761" w:themeColor="accent1" w:themeShade="BF"/>
+                <w:sz w:val="22"/>
+                <w:szCs w:val="40"/>
+                <w:lang w:bidi="ar-EG"/>
+              </w:rPr>
+              <w:t>yaa</w:t>
+            </w:r>
+            <w:proofErr w:type="spellEnd"/>
           </w:p>
         </w:tc>
       </w:tr>
@@ -1168,6 +1334,7 @@
                 <w:lang w:bidi="ar-EG"/>
               </w:rPr>
             </w:pPr>
+            <w:proofErr w:type="spellStart"/>
             <w:r>
               <w:rPr>
                 <w:rFonts w:ascii="KFGQPC HAFS Uthmanic Script" w:eastAsiaTheme="majorEastAsia" w:hAnsi="KFGQPC HAFS Uthmanic Script" w:cs="KFGQPC HAFS Uthmanic Script" w:hint="eastAsia"/>
@@ -1179,6 +1346,7 @@
               </w:rPr>
               <w:t>سِيٓـَٔتۡ</w:t>
             </w:r>
+            <w:proofErr w:type="spellEnd"/>
           </w:p>
         </w:tc>
         <w:tc>
@@ -1204,8 +1372,20 @@
                 <w:szCs w:val="40"/>
                 <w:lang w:bidi="ar-EG"/>
               </w:rPr>
-              <w:t>Hamza written over the line of the yaa</w:t>
-            </w:r>
+              <w:t xml:space="preserve">Hamza written over the line of the </w:t>
+            </w:r>
+            <w:proofErr w:type="spellStart"/>
+            <w:r>
+              <w:rPr>
+                <w:rFonts w:ascii="Calibri" w:eastAsiaTheme="majorEastAsia" w:hAnsi="Calibri" w:cs="Calibri"/>
+                <w:color w:val="0F4761" w:themeColor="accent1" w:themeShade="BF"/>
+                <w:sz w:val="22"/>
+                <w:szCs w:val="40"/>
+                <w:lang w:bidi="ar-EG"/>
+              </w:rPr>
+              <w:t>yaa</w:t>
+            </w:r>
+            <w:proofErr w:type="spellEnd"/>
           </w:p>
         </w:tc>
       </w:tr>
@@ -1254,6 +1434,7 @@
                 <w:lang w:bidi="ar-EG"/>
               </w:rPr>
             </w:pPr>
+            <w:proofErr w:type="spellStart"/>
             <w:r>
               <w:rPr>
                 <w:rFonts w:ascii="KFGQPC HAFS Uthmanic Script" w:eastAsiaTheme="majorEastAsia" w:hAnsi="KFGQPC HAFS Uthmanic Script" w:cs="KFGQPC HAFS Uthmanic Script" w:hint="eastAsia"/>
@@ -1265,6 +1446,7 @@
               </w:rPr>
               <w:t>يَشَآءُ</w:t>
             </w:r>
+            <w:proofErr w:type="spellEnd"/>
           </w:p>
         </w:tc>
         <w:tc>
@@ -1333,6 +1515,7 @@
                 <w:lang w:bidi="ar-EG"/>
               </w:rPr>
             </w:pPr>
+            <w:proofErr w:type="spellStart"/>
             <w:r>
               <w:rPr>
                 <w:rFonts w:ascii="KFGQPC HAFS Uthmanic Script" w:eastAsiaTheme="majorEastAsia" w:hAnsi="KFGQPC HAFS Uthmanic Script" w:cs="KFGQPC HAFS Uthmanic Script" w:hint="eastAsia"/>
@@ -1344,6 +1527,7 @@
               </w:rPr>
               <w:t>وَسَآءَ</w:t>
             </w:r>
+            <w:proofErr w:type="spellEnd"/>
           </w:p>
         </w:tc>
         <w:tc>
@@ -1410,6 +1594,7 @@
                 <w:lang w:bidi="ar-EG"/>
               </w:rPr>
             </w:pPr>
+            <w:proofErr w:type="spellStart"/>
             <w:r>
               <w:rPr>
                 <w:rFonts w:ascii="KFGQPC HAFS Uthmanic Script" w:eastAsiaTheme="majorEastAsia" w:hAnsi="KFGQPC HAFS Uthmanic Script" w:cs="KFGQPC HAFS Uthmanic Script" w:hint="eastAsia"/>
@@ -1421,6 +1606,7 @@
               </w:rPr>
               <w:t>ضِيَآءً</w:t>
             </w:r>
+            <w:proofErr w:type="spellEnd"/>
           </w:p>
         </w:tc>
         <w:tc>
@@ -1489,6 +1675,7 @@
                 <w:lang w:bidi="ar-EG"/>
               </w:rPr>
             </w:pPr>
+            <w:proofErr w:type="spellStart"/>
             <w:r>
               <w:rPr>
                 <w:rFonts w:ascii="KFGQPC HAFS Uthmanic Script" w:eastAsiaTheme="majorEastAsia" w:hAnsi="KFGQPC HAFS Uthmanic Script" w:cs="KFGQPC HAFS Uthmanic Script" w:hint="eastAsia"/>
@@ -1500,6 +1687,7 @@
               </w:rPr>
               <w:t>سُوٓءُ</w:t>
             </w:r>
+            <w:proofErr w:type="spellEnd"/>
           </w:p>
         </w:tc>
         <w:tc>
@@ -1565,6 +1753,7 @@
                 <w:lang w:bidi="ar-EG"/>
               </w:rPr>
             </w:pPr>
+            <w:proofErr w:type="spellStart"/>
             <w:r>
               <w:rPr>
                 <w:rFonts w:ascii="KFGQPC HAFS Uthmanic Script" w:eastAsiaTheme="majorEastAsia" w:hAnsi="KFGQPC HAFS Uthmanic Script" w:cs="KFGQPC HAFS Uthmanic Script" w:hint="eastAsia"/>
@@ -1576,6 +1765,7 @@
               </w:rPr>
               <w:t>بَرِىٓءٌ</w:t>
             </w:r>
+            <w:proofErr w:type="spellEnd"/>
           </w:p>
         </w:tc>
         <w:tc>
@@ -1644,6 +1834,7 @@
                 <w:lang w:bidi="ar-EG"/>
               </w:rPr>
             </w:pPr>
+            <w:proofErr w:type="spellStart"/>
             <w:r>
               <w:rPr>
                 <w:rFonts w:ascii="KFGQPC HAFS Uthmanic Script" w:eastAsiaTheme="majorEastAsia" w:hAnsi="KFGQPC HAFS Uthmanic Script" w:cs="KFGQPC HAFS Uthmanic Script" w:hint="eastAsia"/>
@@ -1655,6 +1846,7 @@
               </w:rPr>
               <w:t>تَبُوٓءَ</w:t>
             </w:r>
+            <w:proofErr w:type="spellEnd"/>
           </w:p>
         </w:tc>
         <w:tc>
@@ -1721,6 +1913,7 @@
                 <w:lang w:bidi="ar-EG"/>
               </w:rPr>
             </w:pPr>
+            <w:proofErr w:type="spellStart"/>
             <w:r>
               <w:rPr>
                 <w:rFonts w:ascii="KFGQPC HAFS Uthmanic Script" w:eastAsiaTheme="majorEastAsia" w:hAnsi="KFGQPC HAFS Uthmanic Script" w:cs="KFGQPC HAFS Uthmanic Script" w:hint="cs"/>
@@ -1765,6 +1958,7 @@
               </w:rPr>
               <w:t>آءِ</w:t>
             </w:r>
+            <w:proofErr w:type="spellEnd"/>
           </w:p>
         </w:tc>
         <w:tc>
@@ -1790,7 +1984,73 @@
                 <w:szCs w:val="40"/>
                 <w:lang w:bidi="ar-EG"/>
               </w:rPr>
-              <w:t>The first madd is munfasil, the second is mutassil.</w:t>
+              <w:t xml:space="preserve">The first </w:t>
+            </w:r>
+            <w:proofErr w:type="spellStart"/>
+            <w:r>
+              <w:rPr>
+                <w:rFonts w:ascii="Calibri" w:eastAsiaTheme="majorEastAsia" w:hAnsi="Calibri" w:cs="Calibri"/>
+                <w:color w:val="0F4761" w:themeColor="accent1" w:themeShade="BF"/>
+                <w:sz w:val="22"/>
+                <w:szCs w:val="40"/>
+                <w:lang w:bidi="ar-EG"/>
+              </w:rPr>
+              <w:t>madd</w:t>
+            </w:r>
+            <w:proofErr w:type="spellEnd"/>
+            <w:r>
+              <w:rPr>
+                <w:rFonts w:ascii="Calibri" w:eastAsiaTheme="majorEastAsia" w:hAnsi="Calibri" w:cs="Calibri"/>
+                <w:color w:val="0F4761" w:themeColor="accent1" w:themeShade="BF"/>
+                <w:sz w:val="22"/>
+                <w:szCs w:val="40"/>
+                <w:lang w:bidi="ar-EG"/>
+              </w:rPr>
+              <w:t xml:space="preserve"> is </w:t>
+            </w:r>
+            <w:proofErr w:type="spellStart"/>
+            <w:r>
+              <w:rPr>
+                <w:rFonts w:ascii="Calibri" w:eastAsiaTheme="majorEastAsia" w:hAnsi="Calibri" w:cs="Calibri"/>
+                <w:color w:val="0F4761" w:themeColor="accent1" w:themeShade="BF"/>
+                <w:sz w:val="22"/>
+                <w:szCs w:val="40"/>
+                <w:lang w:bidi="ar-EG"/>
+              </w:rPr>
+              <w:t>munfasil</w:t>
+            </w:r>
+            <w:proofErr w:type="spellEnd"/>
+            <w:r>
+              <w:rPr>
+                <w:rFonts w:ascii="Calibri" w:eastAsiaTheme="majorEastAsia" w:hAnsi="Calibri" w:cs="Calibri"/>
+                <w:color w:val="0F4761" w:themeColor="accent1" w:themeShade="BF"/>
+                <w:sz w:val="22"/>
+                <w:szCs w:val="40"/>
+                <w:lang w:bidi="ar-EG"/>
+              </w:rPr>
+              <w:t xml:space="preserve">, the second is </w:t>
+            </w:r>
+            <w:proofErr w:type="spellStart"/>
+            <w:r>
+              <w:rPr>
+                <w:rFonts w:ascii="Calibri" w:eastAsiaTheme="majorEastAsia" w:hAnsi="Calibri" w:cs="Calibri"/>
+                <w:color w:val="0F4761" w:themeColor="accent1" w:themeShade="BF"/>
+                <w:sz w:val="22"/>
+                <w:szCs w:val="40"/>
+                <w:lang w:bidi="ar-EG"/>
+              </w:rPr>
+              <w:t>mutassil</w:t>
+            </w:r>
+            <w:proofErr w:type="spellEnd"/>
+            <w:r>
+              <w:rPr>
+                <w:rFonts w:ascii="Calibri" w:eastAsiaTheme="majorEastAsia" w:hAnsi="Calibri" w:cs="Calibri"/>
+                <w:color w:val="0F4761" w:themeColor="accent1" w:themeShade="BF"/>
+                <w:sz w:val="22"/>
+                <w:szCs w:val="40"/>
+                <w:lang w:bidi="ar-EG"/>
+              </w:rPr>
+              <w:t>.</w:t>
             </w:r>
           </w:p>
         </w:tc>
@@ -1843,6 +2103,7 @@
                 <w:lang w:bidi="ar-EG"/>
               </w:rPr>
             </w:pPr>
+            <w:proofErr w:type="spellStart"/>
             <w:r>
               <w:rPr>
                 <w:rFonts w:ascii="KFGQPC HAFS Uthmanic Script" w:eastAsiaTheme="majorEastAsia" w:hAnsi="KFGQPC HAFS Uthmanic Script" w:cs="KFGQPC HAFS Uthmanic Script" w:hint="eastAsia"/>
@@ -1854,6 +2115,7 @@
               </w:rPr>
               <w:t>نِسَآءَ</w:t>
             </w:r>
+            <w:proofErr w:type="spellEnd"/>
           </w:p>
         </w:tc>
         <w:tc>
@@ -1919,6 +2181,7 @@
                 <w:lang w:bidi="ar-EG"/>
               </w:rPr>
             </w:pPr>
+            <w:proofErr w:type="spellStart"/>
             <w:r>
               <w:rPr>
                 <w:rFonts w:ascii="KFGQPC HAFS Uthmanic Script" w:eastAsiaTheme="majorEastAsia" w:hAnsi="KFGQPC HAFS Uthmanic Script" w:cs="KFGQPC HAFS Uthmanic Script"/>
@@ -1930,6 +2193,7 @@
               </w:rPr>
               <w:t>أُوْلَآءِ</w:t>
             </w:r>
+            <w:proofErr w:type="spellEnd"/>
           </w:p>
         </w:tc>
         <w:tc>
@@ -1953,7 +2217,43 @@
                 <w:sz w:val="22"/>
                 <w:szCs w:val="22"/>
               </w:rPr>
-              <w:t>Silent waw (صفر مستدير)‎</w:t>
+              <w:t>Silent waw (</w:t>
+            </w:r>
+            <w:proofErr w:type="spellStart"/>
+            <w:r>
+              <w:rPr>
+                <w:rFonts w:ascii="Calibri" w:hAnsi="Calibri" w:cs="Calibri"/>
+                <w:sz w:val="22"/>
+                <w:szCs w:val="22"/>
+              </w:rPr>
+              <w:t>صفر</w:t>
+            </w:r>
+            <w:proofErr w:type="spellEnd"/>
+            <w:r>
+              <w:rPr>
+                <w:rFonts w:ascii="Calibri" w:hAnsi="Calibri" w:cs="Calibri"/>
+                <w:sz w:val="22"/>
+                <w:szCs w:val="22"/>
+              </w:rPr>
+              <w:t xml:space="preserve"> </w:t>
+            </w:r>
+            <w:proofErr w:type="spellStart"/>
+            <w:r>
+              <w:rPr>
+                <w:rFonts w:ascii="Calibri" w:hAnsi="Calibri" w:cs="Calibri"/>
+                <w:sz w:val="22"/>
+                <w:szCs w:val="22"/>
+              </w:rPr>
+              <w:t>مستدير</w:t>
+            </w:r>
+            <w:proofErr w:type="spellEnd"/>
+            <w:r>
+              <w:rPr>
+                <w:rFonts w:ascii="Calibri" w:hAnsi="Calibri" w:cs="Calibri"/>
+                <w:sz w:val="22"/>
+                <w:szCs w:val="22"/>
+              </w:rPr>
+              <w:t>)‎</w:t>
             </w:r>
           </w:p>
         </w:tc>
@@ -2006,6 +2306,7 @@
                 <w:lang w:bidi="ar-EG"/>
               </w:rPr>
             </w:pPr>
+            <w:proofErr w:type="spellStart"/>
             <w:r>
               <w:rPr>
                 <w:rFonts w:ascii="KFGQPC HAFS Uthmanic Script" w:eastAsiaTheme="majorEastAsia" w:hAnsi="KFGQPC HAFS Uthmanic Script" w:cs="KFGQPC HAFS Uthmanic Script" w:hint="cs"/>
@@ -2028,6 +2329,7 @@
               </w:rPr>
               <w:t>لسَّمَآءِ</w:t>
             </w:r>
+            <w:proofErr w:type="spellEnd"/>
           </w:p>
         </w:tc>
         <w:tc>
@@ -2103,6 +2405,7 @@
                 <w:lang w:bidi="ar-EG"/>
               </w:rPr>
             </w:pPr>
+            <w:proofErr w:type="spellStart"/>
             <w:r>
               <w:rPr>
                 <w:rFonts w:ascii="KFGQPC HAFS Uthmanic Script" w:eastAsiaTheme="majorEastAsia" w:hAnsi="KFGQPC HAFS Uthmanic Script" w:cs="KFGQPC HAFS Uthmanic Script" w:hint="eastAsia"/>
@@ -2136,6 +2439,7 @@
               </w:rPr>
               <w:t>لسَّمَآءِ</w:t>
             </w:r>
+            <w:proofErr w:type="spellEnd"/>
           </w:p>
         </w:tc>
         <w:tc>
@@ -2214,6 +2518,7 @@
                 <w:lang w:bidi="ar-EG"/>
               </w:rPr>
             </w:pPr>
+            <w:proofErr w:type="spellStart"/>
             <w:r>
               <w:rPr>
                 <w:rFonts w:ascii="KFGQPC HAFS Uthmanic Script" w:eastAsiaTheme="majorEastAsia" w:hAnsi="KFGQPC HAFS Uthmanic Script" w:cs="KFGQPC HAFS Uthmanic Script" w:hint="cs"/>
@@ -2236,6 +2541,7 @@
               </w:rPr>
               <w:t>لشِّتَآءِ</w:t>
             </w:r>
+            <w:proofErr w:type="spellEnd"/>
           </w:p>
         </w:tc>
         <w:tc>
@@ -2311,6 +2617,7 @@
                 <w:lang w:bidi="ar-EG"/>
               </w:rPr>
             </w:pPr>
+            <w:proofErr w:type="spellStart"/>
             <w:r>
               <w:rPr>
                 <w:rFonts w:ascii="KFGQPC HAFS Uthmanic Script" w:eastAsiaTheme="majorEastAsia" w:hAnsi="KFGQPC HAFS Uthmanic Script" w:cs="KFGQPC HAFS Uthmanic Script" w:hint="eastAsia"/>
@@ -2322,6 +2629,7 @@
               </w:rPr>
               <w:t>رِحۡلَةَ</w:t>
             </w:r>
+            <w:proofErr w:type="spellEnd"/>
             <w:r>
               <w:rPr>
                 <w:rFonts w:ascii="KFGQPC HAFS Uthmanic Script" w:eastAsiaTheme="majorEastAsia" w:hAnsi="KFGQPC HAFS Uthmanic Script" w:cs="KFGQPC HAFS Uthmanic Script"/>
@@ -2333,6 +2641,7 @@
               </w:rPr>
               <w:t xml:space="preserve"> </w:t>
             </w:r>
+            <w:proofErr w:type="spellStart"/>
             <w:r>
               <w:rPr>
                 <w:rFonts w:ascii="KFGQPC HAFS Uthmanic Script" w:eastAsiaTheme="majorEastAsia" w:hAnsi="KFGQPC HAFS Uthmanic Script" w:cs="KFGQPC HAFS Uthmanic Script" w:hint="cs"/>
@@ -2355,6 +2664,7 @@
               </w:rPr>
               <w:t>لشِّتَآءِ</w:t>
             </w:r>
+            <w:proofErr w:type="spellEnd"/>
           </w:p>
         </w:tc>
         <w:tc>
@@ -2433,6 +2743,7 @@
                 <w:lang w:bidi="ar-EG"/>
               </w:rPr>
             </w:pPr>
+            <w:proofErr w:type="spellStart"/>
             <w:r>
               <w:rPr>
                 <w:rFonts w:ascii="KFGQPC HAFS Uthmanic Script" w:eastAsiaTheme="majorEastAsia" w:hAnsi="KFGQPC HAFS Uthmanic Script" w:cs="KFGQPC HAFS Uthmanic Script" w:hint="cs"/>
@@ -2455,6 +2766,7 @@
               </w:rPr>
               <w:t>لۡمَآءِ</w:t>
             </w:r>
+            <w:proofErr w:type="spellEnd"/>
           </w:p>
         </w:tc>
         <w:tc>
@@ -2552,6 +2864,7 @@
               </w:rPr>
               <w:t xml:space="preserve"> </w:t>
             </w:r>
+            <w:proofErr w:type="spellStart"/>
             <w:r>
               <w:rPr>
                 <w:rFonts w:ascii="KFGQPC HAFS Uthmanic Script" w:eastAsiaTheme="majorEastAsia" w:hAnsi="KFGQPC HAFS Uthmanic Script" w:cs="KFGQPC HAFS Uthmanic Script" w:hint="cs"/>
@@ -2574,6 +2887,7 @@
               </w:rPr>
               <w:t>لۡمَآءِ</w:t>
             </w:r>
+            <w:proofErr w:type="spellEnd"/>
           </w:p>
         </w:tc>
         <w:tc>
@@ -2652,6 +2966,7 @@
                 <w:lang w:bidi="ar-EG"/>
               </w:rPr>
             </w:pPr>
+            <w:proofErr w:type="spellStart"/>
             <w:r>
               <w:rPr>
                 <w:rFonts w:ascii="KFGQPC HAFS Uthmanic Script" w:eastAsiaTheme="majorEastAsia" w:hAnsi="KFGQPC HAFS Uthmanic Script" w:cs="KFGQPC HAFS Uthmanic Script" w:hint="cs"/>
@@ -2674,6 +2989,7 @@
               </w:rPr>
               <w:t>لسُّوٓءِ</w:t>
             </w:r>
+            <w:proofErr w:type="spellEnd"/>
           </w:p>
         </w:tc>
         <w:tc>
@@ -2749,6 +3065,7 @@
                 <w:lang w:bidi="ar-EG"/>
               </w:rPr>
             </w:pPr>
+            <w:proofErr w:type="spellStart"/>
             <w:r>
               <w:rPr>
                 <w:rFonts w:ascii="KFGQPC HAFS Uthmanic Script" w:eastAsiaTheme="majorEastAsia" w:hAnsi="KFGQPC HAFS Uthmanic Script" w:cs="KFGQPC HAFS Uthmanic Script" w:hint="eastAsia"/>
@@ -2782,6 +3099,7 @@
               </w:rPr>
               <w:t>لسُّوٓءِ</w:t>
             </w:r>
+            <w:proofErr w:type="spellEnd"/>
           </w:p>
         </w:tc>
         <w:tc>
@@ -2860,6 +3178,7 @@
                 <w:lang w:bidi="ar-EG"/>
               </w:rPr>
             </w:pPr>
+            <w:proofErr w:type="spellStart"/>
             <w:r>
               <w:rPr>
                 <w:rFonts w:ascii="KFGQPC HAFS Uthmanic Script" w:eastAsiaTheme="majorEastAsia" w:hAnsi="KFGQPC HAFS Uthmanic Script" w:cs="KFGQPC HAFS Uthmanic Script" w:hint="cs"/>
@@ -2882,6 +3201,7 @@
               </w:rPr>
               <w:t>لنِّسَآءِ</w:t>
             </w:r>
+            <w:proofErr w:type="spellEnd"/>
           </w:p>
         </w:tc>
         <w:tc>
@@ -2917,7 +3237,29 @@
                 <w:szCs w:val="40"/>
                 <w:lang w:bidi="ar-EG"/>
               </w:rPr>
-              <w:t>, Ghunna at noon</w:t>
+              <w:t xml:space="preserve">, </w:t>
+            </w:r>
+            <w:proofErr w:type="spellStart"/>
+            <w:r>
+              <w:rPr>
+                <w:rFonts w:ascii="Calibri" w:eastAsiaTheme="majorEastAsia" w:hAnsi="Calibri" w:cs="Calibri"/>
+                <w:color w:val="0F4761" w:themeColor="accent1" w:themeShade="BF"/>
+                <w:sz w:val="22"/>
+                <w:szCs w:val="40"/>
+                <w:lang w:bidi="ar-EG"/>
+              </w:rPr>
+              <w:t>Ghunna</w:t>
+            </w:r>
+            <w:proofErr w:type="spellEnd"/>
+            <w:r>
+              <w:rPr>
+                <w:rFonts w:ascii="Calibri" w:eastAsiaTheme="majorEastAsia" w:hAnsi="Calibri" w:cs="Calibri"/>
+                <w:color w:val="0F4761" w:themeColor="accent1" w:themeShade="BF"/>
+                <w:sz w:val="22"/>
+                <w:szCs w:val="40"/>
+                <w:lang w:bidi="ar-EG"/>
+              </w:rPr>
+              <w:t xml:space="preserve"> at noon</w:t>
             </w:r>
           </w:p>
         </w:tc>
@@ -2989,6 +3331,7 @@
               </w:rPr>
               <w:t xml:space="preserve"> </w:t>
             </w:r>
+            <w:proofErr w:type="spellStart"/>
             <w:r>
               <w:rPr>
                 <w:rFonts w:ascii="KFGQPC HAFS Uthmanic Script" w:eastAsiaTheme="majorEastAsia" w:hAnsi="KFGQPC HAFS Uthmanic Script" w:cs="KFGQPC HAFS Uthmanic Script" w:hint="cs"/>
@@ -3011,6 +3354,7 @@
               </w:rPr>
               <w:t>لنِّسَآءِ</w:t>
             </w:r>
+            <w:proofErr w:type="spellEnd"/>
           </w:p>
         </w:tc>
         <w:tc>
@@ -3036,7 +3380,29 @@
                 <w:szCs w:val="40"/>
                 <w:lang w:bidi="ar-EG"/>
               </w:rPr>
-              <w:t>Lam Shamsiyyah, ghunna at noon</w:t>
+              <w:t xml:space="preserve">Lam Shamsiyyah, </w:t>
+            </w:r>
+            <w:proofErr w:type="spellStart"/>
+            <w:r>
+              <w:rPr>
+                <w:rFonts w:ascii="Calibri" w:eastAsiaTheme="majorEastAsia" w:hAnsi="Calibri" w:cs="Calibri"/>
+                <w:color w:val="0F4761" w:themeColor="accent1" w:themeShade="BF"/>
+                <w:sz w:val="22"/>
+                <w:szCs w:val="40"/>
+                <w:lang w:bidi="ar-EG"/>
+              </w:rPr>
+              <w:t>ghunna</w:t>
+            </w:r>
+            <w:proofErr w:type="spellEnd"/>
+            <w:r>
+              <w:rPr>
+                <w:rFonts w:ascii="Calibri" w:eastAsiaTheme="majorEastAsia" w:hAnsi="Calibri" w:cs="Calibri"/>
+                <w:color w:val="0F4761" w:themeColor="accent1" w:themeShade="BF"/>
+                <w:sz w:val="22"/>
+                <w:szCs w:val="40"/>
+                <w:lang w:bidi="ar-EG"/>
+              </w:rPr>
+              <w:t xml:space="preserve"> at noon</w:t>
             </w:r>
           </w:p>
         </w:tc>
@@ -3090,6 +3456,7 @@
                 <w:lang w:bidi="ar-EG"/>
               </w:rPr>
             </w:pPr>
+            <w:proofErr w:type="spellStart"/>
             <w:r>
               <w:rPr>
                 <w:rFonts w:ascii="KFGQPC HAFS Uthmanic Script" w:eastAsiaTheme="majorEastAsia" w:hAnsi="KFGQPC HAFS Uthmanic Script" w:cs="KFGQPC HAFS Uthmanic Script" w:hint="cs"/>
@@ -3112,6 +3479,7 @@
               </w:rPr>
               <w:t>لدُّعَآءِ</w:t>
             </w:r>
+            <w:proofErr w:type="spellEnd"/>
           </w:p>
         </w:tc>
         <w:tc>
@@ -3209,6 +3577,7 @@
               </w:rPr>
               <w:t xml:space="preserve"> </w:t>
             </w:r>
+            <w:proofErr w:type="spellStart"/>
             <w:r>
               <w:rPr>
                 <w:rFonts w:ascii="KFGQPC HAFS Uthmanic Script" w:eastAsiaTheme="majorEastAsia" w:hAnsi="KFGQPC HAFS Uthmanic Script" w:cs="KFGQPC HAFS Uthmanic Script" w:hint="cs"/>
@@ -3231,6 +3600,7 @@
               </w:rPr>
               <w:t>لدُّعَآءِ</w:t>
             </w:r>
+            <w:proofErr w:type="spellEnd"/>
           </w:p>
         </w:tc>
         <w:tc>
@@ -3309,6 +3679,7 @@
                 <w:lang w:bidi="ar-EG"/>
               </w:rPr>
             </w:pPr>
+            <w:proofErr w:type="spellStart"/>
             <w:r>
               <w:rPr>
                 <w:rFonts w:ascii="KFGQPC HAFS Uthmanic Script" w:eastAsiaTheme="majorEastAsia" w:hAnsi="KFGQPC HAFS Uthmanic Script" w:cs="KFGQPC HAFS Uthmanic Script" w:hint="cs"/>
@@ -3331,6 +3702,7 @@
               </w:rPr>
               <w:t>لۡبَغۡضَآءُ</w:t>
             </w:r>
+            <w:proofErr w:type="spellEnd"/>
           </w:p>
         </w:tc>
         <w:tc>
@@ -3428,6 +3800,7 @@
               </w:rPr>
               <w:t xml:space="preserve"> </w:t>
             </w:r>
+            <w:proofErr w:type="spellStart"/>
             <w:r>
               <w:rPr>
                 <w:rFonts w:ascii="KFGQPC HAFS Uthmanic Script" w:eastAsiaTheme="majorEastAsia" w:hAnsi="KFGQPC HAFS Uthmanic Script" w:cs="KFGQPC HAFS Uthmanic Script" w:hint="cs"/>
@@ -3450,6 +3823,7 @@
               </w:rPr>
               <w:t>لۡبَغۡضَآءُ</w:t>
             </w:r>
+            <w:proofErr w:type="spellEnd"/>
           </w:p>
         </w:tc>
         <w:tc>
@@ -3528,6 +3902,7 @@
                 <w:lang w:bidi="ar-EG"/>
               </w:rPr>
             </w:pPr>
+            <w:proofErr w:type="spellStart"/>
             <w:r>
               <w:rPr>
                 <w:rFonts w:ascii="KFGQPC HAFS Uthmanic Script" w:eastAsiaTheme="majorEastAsia" w:hAnsi="KFGQPC HAFS Uthmanic Script" w:cs="KFGQPC HAFS Uthmanic Script" w:hint="cs"/>
@@ -3550,6 +3925,7 @@
               </w:rPr>
               <w:t>لشُّهَدَآءِ</w:t>
             </w:r>
+            <w:proofErr w:type="spellEnd"/>
           </w:p>
         </w:tc>
         <w:tc>
@@ -3647,6 +4023,7 @@
               </w:rPr>
               <w:t xml:space="preserve"> </w:t>
             </w:r>
+            <w:proofErr w:type="spellStart"/>
             <w:r>
               <w:rPr>
                 <w:rFonts w:ascii="KFGQPC HAFS Uthmanic Script" w:eastAsiaTheme="majorEastAsia" w:hAnsi="KFGQPC HAFS Uthmanic Script" w:cs="KFGQPC HAFS Uthmanic Script" w:hint="cs"/>
@@ -3669,6 +4046,7 @@
               </w:rPr>
               <w:t>لشُّهَدَآءِ</w:t>
             </w:r>
+            <w:proofErr w:type="spellEnd"/>
           </w:p>
         </w:tc>
         <w:tc>
@@ -3747,6 +4125,7 @@
                 <w:lang w:bidi="ar-EG"/>
               </w:rPr>
             </w:pPr>
+            <w:proofErr w:type="spellStart"/>
             <w:r>
               <w:rPr>
                 <w:rFonts w:ascii="KFGQPC HAFS Uthmanic Script" w:eastAsiaTheme="majorEastAsia" w:hAnsi="KFGQPC HAFS Uthmanic Script" w:cs="KFGQPC HAFS Uthmanic Script" w:hint="cs"/>
@@ -3769,6 +4148,7 @@
               </w:rPr>
               <w:t>لۡأَوۡلِيَآءِ</w:t>
             </w:r>
+            <w:proofErr w:type="spellEnd"/>
           </w:p>
         </w:tc>
         <w:tc>
@@ -3866,6 +4246,7 @@
               </w:rPr>
               <w:t xml:space="preserve"> </w:t>
             </w:r>
+            <w:proofErr w:type="spellStart"/>
             <w:r>
               <w:rPr>
                 <w:rFonts w:ascii="KFGQPC HAFS Uthmanic Script" w:eastAsiaTheme="majorEastAsia" w:hAnsi="KFGQPC HAFS Uthmanic Script" w:cs="KFGQPC HAFS Uthmanic Script" w:hint="cs"/>
@@ -3888,6 +4269,7 @@
               </w:rPr>
               <w:t>لۡأَوۡلِيَآءِ</w:t>
             </w:r>
+            <w:proofErr w:type="spellEnd"/>
           </w:p>
         </w:tc>
         <w:tc>
@@ -3966,6 +4348,7 @@
                 <w:lang w:bidi="ar-EG"/>
               </w:rPr>
             </w:pPr>
+            <w:proofErr w:type="spellStart"/>
             <w:r>
               <w:rPr>
                 <w:rFonts w:ascii="KFGQPC HAFS Uthmanic Script" w:eastAsiaTheme="majorEastAsia" w:hAnsi="KFGQPC HAFS Uthmanic Script" w:cs="KFGQPC HAFS Uthmanic Script" w:hint="cs"/>
@@ -3988,6 +4371,7 @@
               </w:rPr>
               <w:t>لۡمَلَٰٓئِكَةُ</w:t>
             </w:r>
+            <w:proofErr w:type="spellEnd"/>
           </w:p>
         </w:tc>
         <w:tc>
@@ -4085,6 +4469,7 @@
               </w:rPr>
               <w:t xml:space="preserve"> </w:t>
             </w:r>
+            <w:proofErr w:type="spellStart"/>
             <w:r>
               <w:rPr>
                 <w:rFonts w:ascii="KFGQPC HAFS Uthmanic Script" w:eastAsiaTheme="majorEastAsia" w:hAnsi="KFGQPC HAFS Uthmanic Script" w:cs="KFGQPC HAFS Uthmanic Script" w:hint="cs"/>
@@ -4107,6 +4492,7 @@
               </w:rPr>
               <w:t>لۡمَلَٰٓئِكَةُ</w:t>
             </w:r>
+            <w:proofErr w:type="spellEnd"/>
           </w:p>
         </w:tc>
         <w:tc>
@@ -4185,6 +4571,7 @@
                 <w:lang w:bidi="ar-EG"/>
               </w:rPr>
             </w:pPr>
+            <w:proofErr w:type="spellStart"/>
             <w:r>
               <w:rPr>
                 <w:rFonts w:ascii="KFGQPC HAFS Uthmanic Script" w:eastAsiaTheme="majorEastAsia" w:hAnsi="KFGQPC HAFS Uthmanic Script" w:cs="KFGQPC HAFS Uthmanic Script" w:hint="eastAsia"/>
@@ -4196,6 +4583,7 @@
               </w:rPr>
               <w:t>عَنۡهُمُ</w:t>
             </w:r>
+            <w:proofErr w:type="spellEnd"/>
             <w:r>
               <w:rPr>
                 <w:rFonts w:ascii="KFGQPC HAFS Uthmanic Script" w:eastAsiaTheme="majorEastAsia" w:hAnsi="KFGQPC HAFS Uthmanic Script" w:cs="KFGQPC HAFS Uthmanic Script"/>
@@ -4207,6 +4595,7 @@
               </w:rPr>
               <w:t xml:space="preserve"> </w:t>
             </w:r>
+            <w:proofErr w:type="spellStart"/>
             <w:r>
               <w:rPr>
                 <w:rFonts w:ascii="KFGQPC HAFS Uthmanic Script" w:eastAsiaTheme="majorEastAsia" w:hAnsi="KFGQPC HAFS Uthmanic Script" w:cs="KFGQPC HAFS Uthmanic Script" w:hint="cs"/>
@@ -4229,6 +4618,7 @@
               </w:rPr>
               <w:t>بۡتِغَآءَ</w:t>
             </w:r>
+            <w:proofErr w:type="spellEnd"/>
           </w:p>
         </w:tc>
         <w:tc>
@@ -4254,8 +4644,42 @@
                 <w:szCs w:val="40"/>
                 <w:lang w:bidi="ar-EG"/>
               </w:rPr>
-              <w:t>Hamzat wasl silent when connected, qalqala</w:t>
-            </w:r>
+              <w:t xml:space="preserve">Hamzat </w:t>
+            </w:r>
+            <w:proofErr w:type="spellStart"/>
+            <w:r>
+              <w:rPr>
+                <w:rFonts w:ascii="Calibri" w:eastAsiaTheme="majorEastAsia" w:hAnsi="Calibri" w:cs="Calibri"/>
+                <w:color w:val="0F4761" w:themeColor="accent1" w:themeShade="BF"/>
+                <w:sz w:val="22"/>
+                <w:szCs w:val="40"/>
+                <w:lang w:bidi="ar-EG"/>
+              </w:rPr>
+              <w:t>wasl</w:t>
+            </w:r>
+            <w:proofErr w:type="spellEnd"/>
+            <w:r>
+              <w:rPr>
+                <w:rFonts w:ascii="Calibri" w:eastAsiaTheme="majorEastAsia" w:hAnsi="Calibri" w:cs="Calibri"/>
+                <w:color w:val="0F4761" w:themeColor="accent1" w:themeShade="BF"/>
+                <w:sz w:val="22"/>
+                <w:szCs w:val="40"/>
+                <w:lang w:bidi="ar-EG"/>
+              </w:rPr>
+              <w:t xml:space="preserve"> silent when connected, </w:t>
+            </w:r>
+            <w:proofErr w:type="spellStart"/>
+            <w:r>
+              <w:rPr>
+                <w:rFonts w:ascii="Calibri" w:eastAsiaTheme="majorEastAsia" w:hAnsi="Calibri" w:cs="Calibri"/>
+                <w:color w:val="0F4761" w:themeColor="accent1" w:themeShade="BF"/>
+                <w:sz w:val="22"/>
+                <w:szCs w:val="40"/>
+                <w:lang w:bidi="ar-EG"/>
+              </w:rPr>
+              <w:t>qalqala</w:t>
+            </w:r>
+            <w:proofErr w:type="spellEnd"/>
           </w:p>
         </w:tc>
       </w:tr>
@@ -4278,7 +4702,21 @@
         <w:rPr>
           <w:rFonts w:ascii="Calibri Light" w:hAnsi="Calibri Light" w:cs="Calibri Light"/>
         </w:rPr>
-        <w:t>Madd Munfasil (</w:t>
+        <w:t xml:space="preserve">Madd </w:t>
+      </w:r>
+      <w:proofErr w:type="spellStart"/>
+      <w:r>
+        <w:rPr>
+          <w:rFonts w:ascii="Calibri Light" w:hAnsi="Calibri Light" w:cs="Calibri Light"/>
+        </w:rPr>
+        <w:t>Munfasil</w:t>
+      </w:r>
+      <w:proofErr w:type="spellEnd"/>
+      <w:r>
+        <w:rPr>
+          <w:rFonts w:ascii="Calibri Light" w:hAnsi="Calibri Light" w:cs="Calibri Light"/>
+        </w:rPr>
+        <w:t xml:space="preserve"> (</w:t>
       </w:r>
       <w:r>
         <w:rPr>
@@ -4364,13 +4802,23 @@
                 <w:szCs w:val="40"/>
               </w:rPr>
             </w:pPr>
+            <w:proofErr w:type="spellStart"/>
             <w:r>
               <w:rPr>
                 <w:rFonts w:ascii="KFGQPC HAFS Uthmanic Script" w:hAnsi="KFGQPC HAFS Uthmanic Script" w:cs="KFGQPC HAFS Uthmanic Script"/>
                 <w:sz w:val="40"/>
                 <w:szCs w:val="22"/>
               </w:rPr>
-              <w:t>الكلمة (Word)‎</w:t>
+              <w:t>الكلمة</w:t>
+            </w:r>
+            <w:proofErr w:type="spellEnd"/>
+            <w:r>
+              <w:rPr>
+                <w:rFonts w:ascii="KFGQPC HAFS Uthmanic Script" w:hAnsi="KFGQPC HAFS Uthmanic Script" w:cs="KFGQPC HAFS Uthmanic Script"/>
+                <w:sz w:val="40"/>
+                <w:szCs w:val="22"/>
+              </w:rPr>
+              <w:t xml:space="preserve"> (Word)‎</w:t>
             </w:r>
           </w:p>
         </w:tc>
@@ -4388,13 +4836,23 @@
                 <w:szCs w:val="40"/>
               </w:rPr>
             </w:pPr>
+            <w:proofErr w:type="spellStart"/>
             <w:r>
               <w:rPr>
                 <w:rFonts w:ascii="Calibri" w:hAnsi="Calibri" w:cs="Calibri"/>
                 <w:sz w:val="22"/>
                 <w:szCs w:val="22"/>
               </w:rPr>
-              <w:t>ملاحظات (Comments)‎</w:t>
+              <w:t>ملاحظات</w:t>
+            </w:r>
+            <w:proofErr w:type="spellEnd"/>
+            <w:r>
+              <w:rPr>
+                <w:rFonts w:ascii="Calibri" w:hAnsi="Calibri" w:cs="Calibri"/>
+                <w:sz w:val="22"/>
+                <w:szCs w:val="22"/>
+              </w:rPr>
+              <w:t xml:space="preserve"> (Comments)‎</w:t>
             </w:r>
           </w:p>
         </w:tc>
@@ -4464,6 +4922,7 @@
               </w:rPr>
               <w:t xml:space="preserve"> </w:t>
             </w:r>
+            <w:proofErr w:type="spellStart"/>
             <w:r>
               <w:rPr>
                 <w:rFonts w:ascii="KFGQPC HAFS Uthmanic Script" w:eastAsiaTheme="majorEastAsia" w:hAnsi="KFGQPC HAFS Uthmanic Script" w:cs="KFGQPC HAFS Uthmanic Script" w:hint="eastAsia"/>
@@ -4474,6 +4933,7 @@
               </w:rPr>
               <w:t>أَعۡطَيۡنَٰكَ</w:t>
             </w:r>
+            <w:proofErr w:type="spellEnd"/>
           </w:p>
         </w:tc>
         <w:tc>
@@ -4490,14 +4950,25 @@
                 <w:szCs w:val="40"/>
               </w:rPr>
             </w:pPr>
-            <w:r>
-              <w:rPr>
-                <w:rFonts w:ascii="Calibri" w:eastAsiaTheme="majorEastAsia" w:hAnsi="Calibri" w:cs="Calibri"/>
-                <w:color w:val="0F4761" w:themeColor="accent1" w:themeShade="BF"/>
-                <w:sz w:val="22"/>
-                <w:szCs w:val="40"/>
-              </w:rPr>
-              <w:t xml:space="preserve">Ghunna </w:t>
+            <w:proofErr w:type="spellStart"/>
+            <w:r>
+              <w:rPr>
+                <w:rFonts w:ascii="Calibri" w:eastAsiaTheme="majorEastAsia" w:hAnsi="Calibri" w:cs="Calibri"/>
+                <w:color w:val="0F4761" w:themeColor="accent1" w:themeShade="BF"/>
+                <w:sz w:val="22"/>
+                <w:szCs w:val="40"/>
+              </w:rPr>
+              <w:t>Ghunna</w:t>
+            </w:r>
+            <w:proofErr w:type="spellEnd"/>
+            <w:r>
+              <w:rPr>
+                <w:rFonts w:ascii="Calibri" w:eastAsiaTheme="majorEastAsia" w:hAnsi="Calibri" w:cs="Calibri"/>
+                <w:color w:val="0F4761" w:themeColor="accent1" w:themeShade="BF"/>
+                <w:sz w:val="22"/>
+                <w:szCs w:val="40"/>
+              </w:rPr>
+              <w:t xml:space="preserve"> </w:t>
             </w:r>
             <w:r>
               <w:rPr>
@@ -4582,6 +5053,7 @@
               </w:rPr>
               <w:t xml:space="preserve"> </w:t>
             </w:r>
+            <w:proofErr w:type="spellStart"/>
             <w:r>
               <w:rPr>
                 <w:rFonts w:ascii="KFGQPC HAFS Uthmanic Script" w:eastAsiaTheme="majorEastAsia" w:hAnsi="KFGQPC HAFS Uthmanic Script" w:cs="KFGQPC HAFS Uthmanic Script" w:hint="eastAsia"/>
@@ -4592,6 +5064,7 @@
               </w:rPr>
               <w:t>أَدۡرَىٰكَ</w:t>
             </w:r>
+            <w:proofErr w:type="spellEnd"/>
           </w:p>
         </w:tc>
         <w:tc>
@@ -4665,6 +5138,7 @@
                 <w:szCs w:val="40"/>
               </w:rPr>
             </w:pPr>
+            <w:proofErr w:type="spellStart"/>
             <w:r>
               <w:rPr>
                 <w:rFonts w:ascii="KFGQPC HAFS Uthmanic Script" w:eastAsiaTheme="majorEastAsia" w:hAnsi="KFGQPC HAFS Uthmanic Script" w:cs="KFGQPC HAFS Uthmanic Script" w:hint="eastAsia"/>
@@ -4675,6 +5149,7 @@
               </w:rPr>
               <w:t>فِىٓ</w:t>
             </w:r>
+            <w:proofErr w:type="spellEnd"/>
             <w:r>
               <w:rPr>
                 <w:rFonts w:ascii="KFGQPC HAFS Uthmanic Script" w:eastAsiaTheme="majorEastAsia" w:hAnsi="KFGQPC HAFS Uthmanic Script" w:cs="KFGQPC HAFS Uthmanic Script"/>
@@ -4685,6 +5160,7 @@
               </w:rPr>
               <w:t xml:space="preserve"> </w:t>
             </w:r>
+            <w:proofErr w:type="spellStart"/>
             <w:r>
               <w:rPr>
                 <w:rFonts w:ascii="KFGQPC HAFS Uthmanic Script" w:eastAsiaTheme="majorEastAsia" w:hAnsi="KFGQPC HAFS Uthmanic Script" w:cs="KFGQPC HAFS Uthmanic Script" w:hint="eastAsia"/>
@@ -4695,6 +5171,7 @@
               </w:rPr>
               <w:t>أَحۡسَنِ</w:t>
             </w:r>
+            <w:proofErr w:type="spellEnd"/>
           </w:p>
         </w:tc>
         <w:tc>
@@ -4756,6 +5233,7 @@
                 <w:szCs w:val="40"/>
               </w:rPr>
             </w:pPr>
+            <w:proofErr w:type="spellStart"/>
             <w:r>
               <w:rPr>
                 <w:rFonts w:ascii="KFGQPC HAFS Uthmanic Script" w:eastAsiaTheme="majorEastAsia" w:hAnsi="KFGQPC HAFS Uthmanic Script" w:cs="KFGQPC HAFS Uthmanic Script" w:hint="eastAsia"/>
@@ -4766,6 +5244,7 @@
               </w:rPr>
               <w:t>يَٰٓأَيُّهَا</w:t>
             </w:r>
+            <w:proofErr w:type="spellEnd"/>
           </w:p>
         </w:tc>
         <w:tc>
@@ -4847,7 +5326,40 @@
                 <w:szCs w:val="40"/>
                 <w:rtl/>
               </w:rPr>
-              <w:t>وَلَا تَقۡتُلُوٓاْ أَوۡلَٰدَكُم</w:t>
+              <w:t xml:space="preserve">وَلَا </w:t>
+            </w:r>
+            <w:proofErr w:type="spellStart"/>
+            <w:r>
+              <w:rPr>
+                <w:rFonts w:ascii="KFGQPC HAFS Uthmanic Script" w:eastAsiaTheme="majorEastAsia" w:hAnsi="KFGQPC HAFS Uthmanic Script" w:cs="KFGQPC HAFS Uthmanic Script"/>
+                <w:color w:val="0F4761" w:themeColor="accent1" w:themeShade="BF"/>
+                <w:sz w:val="40"/>
+                <w:szCs w:val="40"/>
+                <w:rtl/>
+              </w:rPr>
+              <w:t>تَقۡتُلُوٓاْ</w:t>
+            </w:r>
+            <w:proofErr w:type="spellEnd"/>
+            <w:r>
+              <w:rPr>
+                <w:rFonts w:ascii="KFGQPC HAFS Uthmanic Script" w:eastAsiaTheme="majorEastAsia" w:hAnsi="KFGQPC HAFS Uthmanic Script" w:cs="KFGQPC HAFS Uthmanic Script"/>
+                <w:color w:val="0F4761" w:themeColor="accent1" w:themeShade="BF"/>
+                <w:sz w:val="40"/>
+                <w:szCs w:val="40"/>
+                <w:rtl/>
+              </w:rPr>
+              <w:t xml:space="preserve"> </w:t>
+            </w:r>
+            <w:proofErr w:type="spellStart"/>
+            <w:r>
+              <w:rPr>
+                <w:rFonts w:ascii="KFGQPC HAFS Uthmanic Script" w:eastAsiaTheme="majorEastAsia" w:hAnsi="KFGQPC HAFS Uthmanic Script" w:cs="KFGQPC HAFS Uthmanic Script"/>
+                <w:color w:val="0F4761" w:themeColor="accent1" w:themeShade="BF"/>
+                <w:sz w:val="40"/>
+                <w:szCs w:val="40"/>
+                <w:rtl/>
+              </w:rPr>
+              <w:t>أَوۡلَٰدَكُم</w:t>
             </w:r>
             <w:r>
               <w:rPr>
@@ -4859,6 +5371,7 @@
               </w:rPr>
               <w:t>ۡ</w:t>
             </w:r>
+            <w:proofErr w:type="spellEnd"/>
           </w:p>
         </w:tc>
         <w:tc>
@@ -4881,8 +5394,54 @@
                 <w:sz w:val="22"/>
                 <w:szCs w:val="22"/>
               </w:rPr>
-              <w:t>Silent alif (صفر مستدير)‎, qalqala</w:t>
-            </w:r>
+              <w:t>Silent alif (</w:t>
+            </w:r>
+            <w:proofErr w:type="spellStart"/>
+            <w:r>
+              <w:rPr>
+                <w:rFonts w:ascii="Calibri" w:hAnsi="Calibri" w:cs="Calibri"/>
+                <w:sz w:val="22"/>
+                <w:szCs w:val="22"/>
+              </w:rPr>
+              <w:t>صفر</w:t>
+            </w:r>
+            <w:proofErr w:type="spellEnd"/>
+            <w:r>
+              <w:rPr>
+                <w:rFonts w:ascii="Calibri" w:hAnsi="Calibri" w:cs="Calibri"/>
+                <w:sz w:val="22"/>
+                <w:szCs w:val="22"/>
+              </w:rPr>
+              <w:t xml:space="preserve"> </w:t>
+            </w:r>
+            <w:proofErr w:type="spellStart"/>
+            <w:r>
+              <w:rPr>
+                <w:rFonts w:ascii="Calibri" w:hAnsi="Calibri" w:cs="Calibri"/>
+                <w:sz w:val="22"/>
+                <w:szCs w:val="22"/>
+              </w:rPr>
+              <w:t>مستدير</w:t>
+            </w:r>
+            <w:proofErr w:type="spellEnd"/>
+            <w:r>
+              <w:rPr>
+                <w:rFonts w:ascii="Calibri" w:hAnsi="Calibri" w:cs="Calibri"/>
+                <w:sz w:val="22"/>
+                <w:szCs w:val="22"/>
+              </w:rPr>
+              <w:t xml:space="preserve">)‎, </w:t>
+            </w:r>
+            <w:proofErr w:type="spellStart"/>
+            <w:r>
+              <w:rPr>
+                <w:rFonts w:ascii="Calibri" w:hAnsi="Calibri" w:cs="Calibri"/>
+                <w:sz w:val="22"/>
+                <w:szCs w:val="22"/>
+              </w:rPr>
+              <w:t>qalqala</w:t>
+            </w:r>
+            <w:proofErr w:type="spellEnd"/>
           </w:p>
         </w:tc>
       </w:tr>
@@ -4948,6 +5507,7 @@
               </w:rPr>
               <w:t xml:space="preserve"> </w:t>
             </w:r>
+            <w:proofErr w:type="spellStart"/>
             <w:r>
               <w:rPr>
                 <w:rFonts w:ascii="KFGQPC HAFS Uthmanic Script" w:eastAsiaTheme="majorEastAsia" w:hAnsi="KFGQPC HAFS Uthmanic Script" w:cs="KFGQPC HAFS Uthmanic Script" w:hint="eastAsia"/>
@@ -4958,6 +5518,7 @@
               </w:rPr>
               <w:t>أَغۡنَىٰ</w:t>
             </w:r>
+            <w:proofErr w:type="spellEnd"/>
           </w:p>
         </w:tc>
         <w:tc>
@@ -5031,6 +5592,7 @@
                 <w:szCs w:val="40"/>
               </w:rPr>
             </w:pPr>
+            <w:proofErr w:type="spellStart"/>
             <w:r>
               <w:rPr>
                 <w:rFonts w:ascii="KFGQPC HAFS Uthmanic Script" w:eastAsiaTheme="majorEastAsia" w:hAnsi="KFGQPC HAFS Uthmanic Script" w:cs="KFGQPC HAFS Uthmanic Script" w:hint="eastAsia"/>
@@ -5041,6 +5603,7 @@
               </w:rPr>
               <w:t>إِلَىٰٓ</w:t>
             </w:r>
+            <w:proofErr w:type="spellEnd"/>
             <w:r>
               <w:rPr>
                 <w:rFonts w:ascii="KFGQPC HAFS Uthmanic Script" w:eastAsiaTheme="majorEastAsia" w:hAnsi="KFGQPC HAFS Uthmanic Script" w:cs="KFGQPC HAFS Uthmanic Script"/>
@@ -5051,6 +5614,7 @@
               </w:rPr>
               <w:t xml:space="preserve"> </w:t>
             </w:r>
+            <w:proofErr w:type="spellStart"/>
             <w:r>
               <w:rPr>
                 <w:rFonts w:ascii="KFGQPC HAFS Uthmanic Script" w:eastAsiaTheme="majorEastAsia" w:hAnsi="KFGQPC HAFS Uthmanic Script" w:cs="KFGQPC HAFS Uthmanic Script" w:hint="eastAsia"/>
@@ -5071,6 +5635,7 @@
               </w:rPr>
               <w:t>ۦ</w:t>
             </w:r>
+            <w:proofErr w:type="spellEnd"/>
           </w:p>
         </w:tc>
         <w:tc>
@@ -5093,7 +5658,43 @@
                 <w:sz w:val="22"/>
                 <w:szCs w:val="22"/>
               </w:rPr>
-              <w:t>Dagger alif; small yaa for the pronoun (صلة)‎</w:t>
+              <w:t xml:space="preserve">Dagger alif; small </w:t>
+            </w:r>
+            <w:proofErr w:type="spellStart"/>
+            <w:r>
+              <w:rPr>
+                <w:rFonts w:ascii="Calibri" w:hAnsi="Calibri" w:cs="Calibri"/>
+                <w:sz w:val="22"/>
+                <w:szCs w:val="22"/>
+              </w:rPr>
+              <w:t>yaa</w:t>
+            </w:r>
+            <w:proofErr w:type="spellEnd"/>
+            <w:r>
+              <w:rPr>
+                <w:rFonts w:ascii="Calibri" w:hAnsi="Calibri" w:cs="Calibri"/>
+                <w:sz w:val="22"/>
+                <w:szCs w:val="22"/>
+              </w:rPr>
+              <w:t xml:space="preserve"> for the pronoun (</w:t>
+            </w:r>
+            <w:proofErr w:type="spellStart"/>
+            <w:r>
+              <w:rPr>
+                <w:rFonts w:ascii="Calibri" w:hAnsi="Calibri" w:cs="Calibri"/>
+                <w:sz w:val="22"/>
+                <w:szCs w:val="22"/>
+              </w:rPr>
+              <w:t>صلة</w:t>
+            </w:r>
+            <w:proofErr w:type="spellEnd"/>
+            <w:r>
+              <w:rPr>
+                <w:rFonts w:ascii="Calibri" w:hAnsi="Calibri" w:cs="Calibri"/>
+                <w:sz w:val="22"/>
+                <w:szCs w:val="22"/>
+              </w:rPr>
+              <w:t>)‎</w:t>
             </w:r>
           </w:p>
         </w:tc>
@@ -5140,6 +5741,7 @@
                 <w:szCs w:val="40"/>
               </w:rPr>
             </w:pPr>
+            <w:proofErr w:type="spellStart"/>
             <w:r>
               <w:rPr>
                 <w:rFonts w:ascii="KFGQPC HAFS Uthmanic Script" w:eastAsiaTheme="majorEastAsia" w:hAnsi="KFGQPC HAFS Uthmanic Script" w:cs="KFGQPC HAFS Uthmanic Script" w:hint="eastAsia"/>
@@ -5150,6 +5752,7 @@
               </w:rPr>
               <w:t>فِىٓ</w:t>
             </w:r>
+            <w:proofErr w:type="spellEnd"/>
             <w:r>
               <w:rPr>
                 <w:rFonts w:ascii="KFGQPC HAFS Uthmanic Script" w:eastAsiaTheme="majorEastAsia" w:hAnsi="KFGQPC HAFS Uthmanic Script" w:cs="KFGQPC HAFS Uthmanic Script"/>
@@ -5160,6 +5763,7 @@
               </w:rPr>
               <w:t xml:space="preserve"> </w:t>
             </w:r>
+            <w:proofErr w:type="spellStart"/>
             <w:r>
               <w:rPr>
                 <w:rFonts w:ascii="KFGQPC HAFS Uthmanic Script" w:eastAsiaTheme="majorEastAsia" w:hAnsi="KFGQPC HAFS Uthmanic Script" w:cs="KFGQPC HAFS Uthmanic Script" w:hint="eastAsia"/>
@@ -5170,6 +5774,7 @@
               </w:rPr>
               <w:t>أَىِّ</w:t>
             </w:r>
+            <w:proofErr w:type="spellEnd"/>
           </w:p>
         </w:tc>
         <w:tc>
@@ -5335,15 +5940,27 @@
                 <w:szCs w:val="40"/>
               </w:rPr>
             </w:pPr>
-            <w:r>
-              <w:rPr>
-                <w:rFonts w:ascii="KFGQPC HAFS Uthmanic Script" w:eastAsiaTheme="majorEastAsia" w:hAnsi="KFGQPC HAFS Uthmanic Script" w:cs="KFGQPC HAFS Uthmanic Script"/>
-                <w:color w:val="0F4761" w:themeColor="accent1" w:themeShade="BF"/>
-                <w:sz w:val="40"/>
-                <w:szCs w:val="40"/>
-                <w:rtl/>
-              </w:rPr>
-              <w:t>أُمِرُوٓاْ إِلَّا</w:t>
+            <w:proofErr w:type="spellStart"/>
+            <w:r>
+              <w:rPr>
+                <w:rFonts w:ascii="KFGQPC HAFS Uthmanic Script" w:eastAsiaTheme="majorEastAsia" w:hAnsi="KFGQPC HAFS Uthmanic Script" w:cs="KFGQPC HAFS Uthmanic Script"/>
+                <w:color w:val="0F4761" w:themeColor="accent1" w:themeShade="BF"/>
+                <w:sz w:val="40"/>
+                <w:szCs w:val="40"/>
+                <w:rtl/>
+              </w:rPr>
+              <w:t>أُمِرُوٓاْ</w:t>
+            </w:r>
+            <w:proofErr w:type="spellEnd"/>
+            <w:r>
+              <w:rPr>
+                <w:rFonts w:ascii="KFGQPC HAFS Uthmanic Script" w:eastAsiaTheme="majorEastAsia" w:hAnsi="KFGQPC HAFS Uthmanic Script" w:cs="KFGQPC HAFS Uthmanic Script"/>
+                <w:color w:val="0F4761" w:themeColor="accent1" w:themeShade="BF"/>
+                <w:sz w:val="40"/>
+                <w:szCs w:val="40"/>
+                <w:rtl/>
+              </w:rPr>
+              <w:t xml:space="preserve"> إِلَّا</w:t>
             </w:r>
           </w:p>
         </w:tc>
@@ -5367,7 +5984,43 @@
                 <w:sz w:val="22"/>
                 <w:szCs w:val="22"/>
               </w:rPr>
-              <w:t>Silent alif (صفر مستدير)‎</w:t>
+              <w:t>Silent alif (</w:t>
+            </w:r>
+            <w:proofErr w:type="spellStart"/>
+            <w:r>
+              <w:rPr>
+                <w:rFonts w:ascii="Calibri" w:hAnsi="Calibri" w:cs="Calibri"/>
+                <w:sz w:val="22"/>
+                <w:szCs w:val="22"/>
+              </w:rPr>
+              <w:t>صفر</w:t>
+            </w:r>
+            <w:proofErr w:type="spellEnd"/>
+            <w:r>
+              <w:rPr>
+                <w:rFonts w:ascii="Calibri" w:hAnsi="Calibri" w:cs="Calibri"/>
+                <w:sz w:val="22"/>
+                <w:szCs w:val="22"/>
+              </w:rPr>
+              <w:t xml:space="preserve"> </w:t>
+            </w:r>
+            <w:proofErr w:type="spellStart"/>
+            <w:r>
+              <w:rPr>
+                <w:rFonts w:ascii="Calibri" w:hAnsi="Calibri" w:cs="Calibri"/>
+                <w:sz w:val="22"/>
+                <w:szCs w:val="22"/>
+              </w:rPr>
+              <w:t>مستدير</w:t>
+            </w:r>
+            <w:proofErr w:type="spellEnd"/>
+            <w:r>
+              <w:rPr>
+                <w:rFonts w:ascii="Calibri" w:hAnsi="Calibri" w:cs="Calibri"/>
+                <w:sz w:val="22"/>
+                <w:szCs w:val="22"/>
+              </w:rPr>
+              <w:t>)‎</w:t>
             </w:r>
           </w:p>
         </w:tc>
@@ -5417,6 +6070,7 @@
                 <w:szCs w:val="40"/>
               </w:rPr>
             </w:pPr>
+            <w:proofErr w:type="spellStart"/>
             <w:r>
               <w:rPr>
                 <w:rFonts w:ascii="KFGQPC HAFS Uthmanic Script" w:eastAsiaTheme="majorEastAsia" w:hAnsi="KFGQPC HAFS Uthmanic Script" w:cs="KFGQPC HAFS Uthmanic Script" w:hint="eastAsia"/>
@@ -5427,6 +6081,7 @@
               </w:rPr>
               <w:t>مِمَّآ</w:t>
             </w:r>
+            <w:proofErr w:type="spellEnd"/>
             <w:r>
               <w:rPr>
                 <w:rFonts w:ascii="KFGQPC HAFS Uthmanic Script" w:eastAsiaTheme="majorEastAsia" w:hAnsi="KFGQPC HAFS Uthmanic Script" w:cs="KFGQPC HAFS Uthmanic Script"/>
@@ -5437,6 +6092,7 @@
               </w:rPr>
               <w:t xml:space="preserve"> </w:t>
             </w:r>
+            <w:proofErr w:type="spellStart"/>
             <w:r>
               <w:rPr>
                 <w:rFonts w:ascii="KFGQPC HAFS Uthmanic Script" w:eastAsiaTheme="majorEastAsia" w:hAnsi="KFGQPC HAFS Uthmanic Script" w:cs="KFGQPC HAFS Uthmanic Script" w:hint="eastAsia"/>
@@ -5447,6 +6103,7 @@
               </w:rPr>
               <w:t>أَوۡحَىٰ</w:t>
             </w:r>
+            <w:proofErr w:type="spellEnd"/>
           </w:p>
         </w:tc>
         <w:tc>
@@ -5463,6 +6120,7 @@
                 <w:szCs w:val="40"/>
               </w:rPr>
             </w:pPr>
+            <w:proofErr w:type="spellStart"/>
             <w:r>
               <w:rPr>
                 <w:rFonts w:ascii="Calibri" w:eastAsiaTheme="majorEastAsia" w:hAnsi="Calibri" w:cs="Calibri"/>
@@ -5472,15 +6130,27 @@
               </w:rPr>
               <w:t>Ghunna</w:t>
             </w:r>
-            <w:r>
-              <w:rPr>
-                <w:rFonts w:ascii="Calibri" w:eastAsiaTheme="majorEastAsia" w:hAnsi="Calibri" w:cs="Calibri"/>
-                <w:color w:val="0F4761" w:themeColor="accent1" w:themeShade="BF"/>
-                <w:sz w:val="22"/>
-                <w:szCs w:val="40"/>
-              </w:rPr>
-              <w:t xml:space="preserve"> at meem</w:t>
-            </w:r>
+            <w:proofErr w:type="spellEnd"/>
+            <w:r>
+              <w:rPr>
+                <w:rFonts w:ascii="Calibri" w:eastAsiaTheme="majorEastAsia" w:hAnsi="Calibri" w:cs="Calibri"/>
+                <w:color w:val="0F4761" w:themeColor="accent1" w:themeShade="BF"/>
+                <w:sz w:val="22"/>
+                <w:szCs w:val="40"/>
+              </w:rPr>
+              <w:t xml:space="preserve"> at </w:t>
+            </w:r>
+            <w:proofErr w:type="spellStart"/>
+            <w:r>
+              <w:rPr>
+                <w:rFonts w:ascii="Calibri" w:eastAsiaTheme="majorEastAsia" w:hAnsi="Calibri" w:cs="Calibri"/>
+                <w:color w:val="0F4761" w:themeColor="accent1" w:themeShade="BF"/>
+                <w:sz w:val="22"/>
+                <w:szCs w:val="40"/>
+              </w:rPr>
+              <w:t>meem</w:t>
+            </w:r>
+            <w:proofErr w:type="spellEnd"/>
           </w:p>
         </w:tc>
       </w:tr>
@@ -5526,15 +6196,27 @@
                 <w:szCs w:val="40"/>
               </w:rPr>
             </w:pPr>
-            <w:r>
-              <w:rPr>
-                <w:rFonts w:ascii="KFGQPC HAFS Uthmanic Script" w:eastAsiaTheme="majorEastAsia" w:hAnsi="KFGQPC HAFS Uthmanic Script" w:cs="KFGQPC HAFS Uthmanic Script"/>
-                <w:color w:val="0F4761" w:themeColor="accent1" w:themeShade="BF"/>
-                <w:sz w:val="40"/>
-                <w:szCs w:val="40"/>
-                <w:rtl/>
-              </w:rPr>
-              <w:t>قَالُوٓاْ ءَامَنَّا</w:t>
+            <w:proofErr w:type="spellStart"/>
+            <w:r>
+              <w:rPr>
+                <w:rFonts w:ascii="KFGQPC HAFS Uthmanic Script" w:eastAsiaTheme="majorEastAsia" w:hAnsi="KFGQPC HAFS Uthmanic Script" w:cs="KFGQPC HAFS Uthmanic Script"/>
+                <w:color w:val="0F4761" w:themeColor="accent1" w:themeShade="BF"/>
+                <w:sz w:val="40"/>
+                <w:szCs w:val="40"/>
+                <w:rtl/>
+              </w:rPr>
+              <w:t>قَالُوٓاْ</w:t>
+            </w:r>
+            <w:proofErr w:type="spellEnd"/>
+            <w:r>
+              <w:rPr>
+                <w:rFonts w:ascii="KFGQPC HAFS Uthmanic Script" w:eastAsiaTheme="majorEastAsia" w:hAnsi="KFGQPC HAFS Uthmanic Script" w:cs="KFGQPC HAFS Uthmanic Script"/>
+                <w:color w:val="0F4761" w:themeColor="accent1" w:themeShade="BF"/>
+                <w:sz w:val="40"/>
+                <w:szCs w:val="40"/>
+                <w:rtl/>
+              </w:rPr>
+              <w:t xml:space="preserve"> ءَامَنَّا</w:t>
             </w:r>
           </w:p>
         </w:tc>
@@ -5558,7 +6240,61 @@
                 <w:sz w:val="22"/>
                 <w:szCs w:val="22"/>
               </w:rPr>
-              <w:t>Silent alif (صفر مستدير)‎; ghunna at noon</w:t>
+              <w:t>Silent alif (</w:t>
+            </w:r>
+            <w:proofErr w:type="spellStart"/>
+            <w:r>
+              <w:rPr>
+                <w:rFonts w:ascii="Calibri" w:hAnsi="Calibri" w:cs="Calibri"/>
+                <w:sz w:val="22"/>
+                <w:szCs w:val="22"/>
+              </w:rPr>
+              <w:t>صفر</w:t>
+            </w:r>
+            <w:proofErr w:type="spellEnd"/>
+            <w:r>
+              <w:rPr>
+                <w:rFonts w:ascii="Calibri" w:hAnsi="Calibri" w:cs="Calibri"/>
+                <w:sz w:val="22"/>
+                <w:szCs w:val="22"/>
+              </w:rPr>
+              <w:t xml:space="preserve"> </w:t>
+            </w:r>
+            <w:proofErr w:type="spellStart"/>
+            <w:r>
+              <w:rPr>
+                <w:rFonts w:ascii="Calibri" w:hAnsi="Calibri" w:cs="Calibri"/>
+                <w:sz w:val="22"/>
+                <w:szCs w:val="22"/>
+              </w:rPr>
+              <w:t>مستدير</w:t>
+            </w:r>
+            <w:proofErr w:type="spellEnd"/>
+            <w:r>
+              <w:rPr>
+                <w:rFonts w:ascii="Calibri" w:hAnsi="Calibri" w:cs="Calibri"/>
+                <w:sz w:val="22"/>
+                <w:szCs w:val="22"/>
+              </w:rPr>
+              <w:t xml:space="preserve">)‎; </w:t>
+            </w:r>
+            <w:proofErr w:type="spellStart"/>
+            <w:r>
+              <w:rPr>
+                <w:rFonts w:ascii="Calibri" w:hAnsi="Calibri" w:cs="Calibri"/>
+                <w:sz w:val="22"/>
+                <w:szCs w:val="22"/>
+              </w:rPr>
+              <w:t>ghunna</w:t>
+            </w:r>
+            <w:proofErr w:type="spellEnd"/>
+            <w:r>
+              <w:rPr>
+                <w:rFonts w:ascii="Calibri" w:hAnsi="Calibri" w:cs="Calibri"/>
+                <w:sz w:val="22"/>
+                <w:szCs w:val="22"/>
+              </w:rPr>
+              <w:t xml:space="preserve"> at noon</w:t>
             </w:r>
           </w:p>
         </w:tc>
@@ -5608,16 +6344,40 @@
                 <w:szCs w:val="40"/>
               </w:rPr>
             </w:pPr>
-            <w:r>
-              <w:rPr>
-                <w:rFonts w:ascii="KFGQPC HAFS Uthmanic Script" w:eastAsiaTheme="majorEastAsia" w:hAnsi="KFGQPC HAFS Uthmanic Script" w:cs="KFGQPC HAFS Uthmanic Script"/>
-                <w:color w:val="0F4761" w:themeColor="accent1" w:themeShade="BF"/>
-                <w:sz w:val="40"/>
-                <w:szCs w:val="40"/>
-                <w:rtl/>
-              </w:rPr>
-              <w:t>قَالُوٓاْ أَنُؤۡمِنُ</w:t>
-            </w:r>
+            <w:proofErr w:type="spellStart"/>
+            <w:r>
+              <w:rPr>
+                <w:rFonts w:ascii="KFGQPC HAFS Uthmanic Script" w:eastAsiaTheme="majorEastAsia" w:hAnsi="KFGQPC HAFS Uthmanic Script" w:cs="KFGQPC HAFS Uthmanic Script"/>
+                <w:color w:val="0F4761" w:themeColor="accent1" w:themeShade="BF"/>
+                <w:sz w:val="40"/>
+                <w:szCs w:val="40"/>
+                <w:rtl/>
+              </w:rPr>
+              <w:t>قَالُوٓاْ</w:t>
+            </w:r>
+            <w:proofErr w:type="spellEnd"/>
+            <w:r>
+              <w:rPr>
+                <w:rFonts w:ascii="KFGQPC HAFS Uthmanic Script" w:eastAsiaTheme="majorEastAsia" w:hAnsi="KFGQPC HAFS Uthmanic Script" w:cs="KFGQPC HAFS Uthmanic Script"/>
+                <w:color w:val="0F4761" w:themeColor="accent1" w:themeShade="BF"/>
+                <w:sz w:val="40"/>
+                <w:szCs w:val="40"/>
+                <w:rtl/>
+              </w:rPr>
+              <w:t xml:space="preserve"> </w:t>
+            </w:r>
+            <w:proofErr w:type="spellStart"/>
+            <w:r>
+              <w:rPr>
+                <w:rFonts w:ascii="KFGQPC HAFS Uthmanic Script" w:eastAsiaTheme="majorEastAsia" w:hAnsi="KFGQPC HAFS Uthmanic Script" w:cs="KFGQPC HAFS Uthmanic Script"/>
+                <w:color w:val="0F4761" w:themeColor="accent1" w:themeShade="BF"/>
+                <w:sz w:val="40"/>
+                <w:szCs w:val="40"/>
+                <w:rtl/>
+              </w:rPr>
+              <w:t>أَنُؤۡمِنُ</w:t>
+            </w:r>
+            <w:proofErr w:type="spellEnd"/>
           </w:p>
         </w:tc>
         <w:tc>
@@ -5640,7 +6400,43 @@
                 <w:sz w:val="22"/>
                 <w:szCs w:val="22"/>
               </w:rPr>
-              <w:t>Silent alif (صفر مستدير)‎</w:t>
+              <w:t>Silent alif (</w:t>
+            </w:r>
+            <w:proofErr w:type="spellStart"/>
+            <w:r>
+              <w:rPr>
+                <w:rFonts w:ascii="Calibri" w:hAnsi="Calibri" w:cs="Calibri"/>
+                <w:sz w:val="22"/>
+                <w:szCs w:val="22"/>
+              </w:rPr>
+              <w:t>صفر</w:t>
+            </w:r>
+            <w:proofErr w:type="spellEnd"/>
+            <w:r>
+              <w:rPr>
+                <w:rFonts w:ascii="Calibri" w:hAnsi="Calibri" w:cs="Calibri"/>
+                <w:sz w:val="22"/>
+                <w:szCs w:val="22"/>
+              </w:rPr>
+              <w:t xml:space="preserve"> </w:t>
+            </w:r>
+            <w:proofErr w:type="spellStart"/>
+            <w:r>
+              <w:rPr>
+                <w:rFonts w:ascii="Calibri" w:hAnsi="Calibri" w:cs="Calibri"/>
+                <w:sz w:val="22"/>
+                <w:szCs w:val="22"/>
+              </w:rPr>
+              <w:t>مستدير</w:t>
+            </w:r>
+            <w:proofErr w:type="spellEnd"/>
+            <w:r>
+              <w:rPr>
+                <w:rFonts w:ascii="Calibri" w:hAnsi="Calibri" w:cs="Calibri"/>
+                <w:sz w:val="22"/>
+                <w:szCs w:val="22"/>
+              </w:rPr>
+              <w:t>)‎</w:t>
             </w:r>
           </w:p>
         </w:tc>
@@ -5687,6 +6483,7 @@
                 <w:szCs w:val="40"/>
               </w:rPr>
             </w:pPr>
+            <w:proofErr w:type="spellStart"/>
             <w:r>
               <w:rPr>
                 <w:rFonts w:ascii="KFGQPC HAFS Uthmanic Script" w:eastAsiaTheme="majorEastAsia" w:hAnsi="KFGQPC HAFS Uthmanic Script" w:cs="KFGQPC HAFS Uthmanic Script" w:hint="eastAsia"/>
@@ -5697,6 +6494,7 @@
               </w:rPr>
               <w:t>إِلَىٰٓ</w:t>
             </w:r>
+            <w:proofErr w:type="spellEnd"/>
             <w:r>
               <w:rPr>
                 <w:rFonts w:ascii="KFGQPC HAFS Uthmanic Script" w:eastAsiaTheme="majorEastAsia" w:hAnsi="KFGQPC HAFS Uthmanic Script" w:cs="KFGQPC HAFS Uthmanic Script"/>
@@ -5707,6 +6505,7 @@
               </w:rPr>
               <w:t xml:space="preserve"> </w:t>
             </w:r>
+            <w:proofErr w:type="spellStart"/>
             <w:r>
               <w:rPr>
                 <w:rFonts w:ascii="KFGQPC HAFS Uthmanic Script" w:eastAsiaTheme="majorEastAsia" w:hAnsi="KFGQPC HAFS Uthmanic Script" w:cs="KFGQPC HAFS Uthmanic Script" w:hint="eastAsia"/>
@@ -5717,6 +6516,7 @@
               </w:rPr>
               <w:t>إِبۡرَٰهِيمَ</w:t>
             </w:r>
+            <w:proofErr w:type="spellEnd"/>
           </w:p>
         </w:tc>
         <w:tc>
@@ -5749,8 +6549,19 @@
                 <w:sz w:val="22"/>
                 <w:szCs w:val="40"/>
               </w:rPr>
-              <w:t>, qalqala</w:t>
-            </w:r>
+              <w:t xml:space="preserve">, </w:t>
+            </w:r>
+            <w:proofErr w:type="spellStart"/>
+            <w:r>
+              <w:rPr>
+                <w:rFonts w:ascii="Calibri" w:eastAsiaTheme="majorEastAsia" w:hAnsi="Calibri" w:cs="Calibri"/>
+                <w:color w:val="0F4761" w:themeColor="accent1" w:themeShade="BF"/>
+                <w:sz w:val="22"/>
+                <w:szCs w:val="40"/>
+              </w:rPr>
+              <w:t>qalqala</w:t>
+            </w:r>
+            <w:proofErr w:type="spellEnd"/>
           </w:p>
         </w:tc>
       </w:tr>
@@ -5799,6 +6610,7 @@
                 <w:szCs w:val="40"/>
               </w:rPr>
             </w:pPr>
+            <w:proofErr w:type="spellStart"/>
             <w:r>
               <w:rPr>
                 <w:rFonts w:ascii="KFGQPC HAFS Uthmanic Script" w:eastAsiaTheme="majorEastAsia" w:hAnsi="KFGQPC HAFS Uthmanic Script" w:cs="KFGQPC HAFS Uthmanic Script" w:hint="eastAsia"/>
@@ -5809,6 +6621,7 @@
               </w:rPr>
               <w:t>إِنِّىٓ</w:t>
             </w:r>
+            <w:proofErr w:type="spellEnd"/>
             <w:r>
               <w:rPr>
                 <w:rFonts w:ascii="KFGQPC HAFS Uthmanic Script" w:eastAsiaTheme="majorEastAsia" w:hAnsi="KFGQPC HAFS Uthmanic Script" w:cs="KFGQPC HAFS Uthmanic Script"/>
@@ -5851,7 +6664,61 @@
                 <w:sz w:val="22"/>
                 <w:szCs w:val="22"/>
               </w:rPr>
-              <w:t>Conditional silent alif in anā (صفر مستطيل)‎</w:t>
+              <w:t xml:space="preserve">Conditional silent alif in </w:t>
+            </w:r>
+            <w:proofErr w:type="spellStart"/>
+            <w:r>
+              <w:rPr>
+                <w:rFonts w:ascii="Calibri" w:hAnsi="Calibri" w:cs="Calibri"/>
+                <w:sz w:val="22"/>
+                <w:szCs w:val="22"/>
+              </w:rPr>
+              <w:t>anā</w:t>
+            </w:r>
+            <w:proofErr w:type="spellEnd"/>
+            <w:r>
+              <w:rPr>
+                <w:rFonts w:ascii="Calibri" w:hAnsi="Calibri" w:cs="Calibri"/>
+                <w:sz w:val="22"/>
+                <w:szCs w:val="22"/>
+              </w:rPr>
+              <w:t xml:space="preserve"> (</w:t>
+            </w:r>
+            <w:proofErr w:type="spellStart"/>
+            <w:r>
+              <w:rPr>
+                <w:rFonts w:ascii="Calibri" w:hAnsi="Calibri" w:cs="Calibri"/>
+                <w:sz w:val="22"/>
+                <w:szCs w:val="22"/>
+              </w:rPr>
+              <w:t>صفر</w:t>
+            </w:r>
+            <w:proofErr w:type="spellEnd"/>
+            <w:r>
+              <w:rPr>
+                <w:rFonts w:ascii="Calibri" w:hAnsi="Calibri" w:cs="Calibri"/>
+                <w:sz w:val="22"/>
+                <w:szCs w:val="22"/>
+              </w:rPr>
+              <w:t xml:space="preserve"> </w:t>
+            </w:r>
+            <w:proofErr w:type="spellStart"/>
+            <w:r>
+              <w:rPr>
+                <w:rFonts w:ascii="Calibri" w:hAnsi="Calibri" w:cs="Calibri"/>
+                <w:sz w:val="22"/>
+                <w:szCs w:val="22"/>
+              </w:rPr>
+              <w:t>مستطيل</w:t>
+            </w:r>
+            <w:proofErr w:type="spellEnd"/>
+            <w:r>
+              <w:rPr>
+                <w:rFonts w:ascii="Calibri" w:hAnsi="Calibri" w:cs="Calibri"/>
+                <w:sz w:val="22"/>
+                <w:szCs w:val="22"/>
+              </w:rPr>
+              <w:t>)‎</w:t>
             </w:r>
           </w:p>
         </w:tc>
@@ -5971,8 +6838,72 @@
                 <w:sz w:val="22"/>
                 <w:szCs w:val="22"/>
               </w:rPr>
-              <w:t>Conditional silent alif in anā (صفر مستطيل)‎, qalqala</w:t>
-            </w:r>
+              <w:t xml:space="preserve">Conditional silent alif in </w:t>
+            </w:r>
+            <w:proofErr w:type="spellStart"/>
+            <w:r>
+              <w:rPr>
+                <w:rFonts w:ascii="Calibri" w:hAnsi="Calibri" w:cs="Calibri"/>
+                <w:sz w:val="22"/>
+                <w:szCs w:val="22"/>
+              </w:rPr>
+              <w:t>anā</w:t>
+            </w:r>
+            <w:proofErr w:type="spellEnd"/>
+            <w:r>
+              <w:rPr>
+                <w:rFonts w:ascii="Calibri" w:hAnsi="Calibri" w:cs="Calibri"/>
+                <w:sz w:val="22"/>
+                <w:szCs w:val="22"/>
+              </w:rPr>
+              <w:t xml:space="preserve"> (</w:t>
+            </w:r>
+            <w:proofErr w:type="spellStart"/>
+            <w:r>
+              <w:rPr>
+                <w:rFonts w:ascii="Calibri" w:hAnsi="Calibri" w:cs="Calibri"/>
+                <w:sz w:val="22"/>
+                <w:szCs w:val="22"/>
+              </w:rPr>
+              <w:t>صفر</w:t>
+            </w:r>
+            <w:proofErr w:type="spellEnd"/>
+            <w:r>
+              <w:rPr>
+                <w:rFonts w:ascii="Calibri" w:hAnsi="Calibri" w:cs="Calibri"/>
+                <w:sz w:val="22"/>
+                <w:szCs w:val="22"/>
+              </w:rPr>
+              <w:t xml:space="preserve"> </w:t>
+            </w:r>
+            <w:proofErr w:type="spellStart"/>
+            <w:r>
+              <w:rPr>
+                <w:rFonts w:ascii="Calibri" w:hAnsi="Calibri" w:cs="Calibri"/>
+                <w:sz w:val="22"/>
+                <w:szCs w:val="22"/>
+              </w:rPr>
+              <w:t>مستطيل</w:t>
+            </w:r>
+            <w:proofErr w:type="spellEnd"/>
+            <w:r>
+              <w:rPr>
+                <w:rFonts w:ascii="Calibri" w:hAnsi="Calibri" w:cs="Calibri"/>
+                <w:sz w:val="22"/>
+                <w:szCs w:val="22"/>
+              </w:rPr>
+              <w:t xml:space="preserve">)‎, </w:t>
+            </w:r>
+            <w:proofErr w:type="spellStart"/>
+            <w:r>
+              <w:rPr>
+                <w:rFonts w:ascii="Calibri" w:hAnsi="Calibri" w:cs="Calibri"/>
+                <w:sz w:val="22"/>
+                <w:szCs w:val="22"/>
+              </w:rPr>
+              <w:t>qalqala</w:t>
+            </w:r>
+            <w:proofErr w:type="spellEnd"/>
           </w:p>
         </w:tc>
       </w:tr>
@@ -6021,6 +6952,7 @@
                 <w:szCs w:val="40"/>
               </w:rPr>
             </w:pPr>
+            <w:proofErr w:type="spellStart"/>
             <w:r>
               <w:rPr>
                 <w:rFonts w:ascii="KFGQPC HAFS Uthmanic Script" w:eastAsiaTheme="majorEastAsia" w:hAnsi="KFGQPC HAFS Uthmanic Script" w:cs="KFGQPC HAFS Uthmanic Script" w:hint="eastAsia"/>
@@ -6031,6 +6963,7 @@
               </w:rPr>
               <w:t>وَفِىٓ</w:t>
             </w:r>
+            <w:proofErr w:type="spellEnd"/>
             <w:r>
               <w:rPr>
                 <w:rFonts w:ascii="KFGQPC HAFS Uthmanic Script" w:eastAsiaTheme="majorEastAsia" w:hAnsi="KFGQPC HAFS Uthmanic Script" w:cs="KFGQPC HAFS Uthmanic Script"/>
@@ -6041,6 +6974,7 @@
               </w:rPr>
               <w:t xml:space="preserve"> </w:t>
             </w:r>
+            <w:proofErr w:type="spellStart"/>
             <w:r>
               <w:rPr>
                 <w:rFonts w:ascii="KFGQPC HAFS Uthmanic Script" w:eastAsiaTheme="majorEastAsia" w:hAnsi="KFGQPC HAFS Uthmanic Script" w:cs="KFGQPC HAFS Uthmanic Script" w:hint="eastAsia"/>
@@ -6051,6 +6985,7 @@
               </w:rPr>
               <w:t>ءَاذَانِهِمۡ</w:t>
             </w:r>
+            <w:proofErr w:type="spellEnd"/>
           </w:p>
         </w:tc>
         <w:tc>
@@ -6112,6 +7047,7 @@
                 <w:szCs w:val="40"/>
               </w:rPr>
             </w:pPr>
+            <w:proofErr w:type="spellStart"/>
             <w:r>
               <w:rPr>
                 <w:rFonts w:ascii="KFGQPC HAFS Uthmanic Script" w:eastAsiaTheme="majorEastAsia" w:hAnsi="KFGQPC HAFS Uthmanic Script" w:cs="KFGQPC HAFS Uthmanic Script" w:hint="eastAsia"/>
@@ -6122,6 +7058,7 @@
               </w:rPr>
               <w:t>أَمۡرِىٓ</w:t>
             </w:r>
+            <w:proofErr w:type="spellEnd"/>
             <w:r>
               <w:rPr>
                 <w:rFonts w:ascii="KFGQPC HAFS Uthmanic Script" w:eastAsiaTheme="majorEastAsia" w:hAnsi="KFGQPC HAFS Uthmanic Script" w:cs="KFGQPC HAFS Uthmanic Script"/>
@@ -6206,15 +7143,27 @@
                 <w:szCs w:val="40"/>
               </w:rPr>
             </w:pPr>
-            <w:r>
-              <w:rPr>
-                <w:rFonts w:ascii="KFGQPC HAFS Uthmanic Script" w:eastAsiaTheme="majorEastAsia" w:hAnsi="KFGQPC HAFS Uthmanic Script" w:cs="KFGQPC HAFS Uthmanic Script"/>
-                <w:color w:val="0F4761" w:themeColor="accent1" w:themeShade="BF"/>
-                <w:sz w:val="40"/>
-                <w:szCs w:val="40"/>
-                <w:rtl/>
-              </w:rPr>
-              <w:t>تُوبُوٓاْ إِلَى</w:t>
+            <w:proofErr w:type="spellStart"/>
+            <w:r>
+              <w:rPr>
+                <w:rFonts w:ascii="KFGQPC HAFS Uthmanic Script" w:eastAsiaTheme="majorEastAsia" w:hAnsi="KFGQPC HAFS Uthmanic Script" w:cs="KFGQPC HAFS Uthmanic Script"/>
+                <w:color w:val="0F4761" w:themeColor="accent1" w:themeShade="BF"/>
+                <w:sz w:val="40"/>
+                <w:szCs w:val="40"/>
+                <w:rtl/>
+              </w:rPr>
+              <w:t>تُوبُوٓاْ</w:t>
+            </w:r>
+            <w:proofErr w:type="spellEnd"/>
+            <w:r>
+              <w:rPr>
+                <w:rFonts w:ascii="KFGQPC HAFS Uthmanic Script" w:eastAsiaTheme="majorEastAsia" w:hAnsi="KFGQPC HAFS Uthmanic Script" w:cs="KFGQPC HAFS Uthmanic Script"/>
+                <w:color w:val="0F4761" w:themeColor="accent1" w:themeShade="BF"/>
+                <w:sz w:val="40"/>
+                <w:szCs w:val="40"/>
+                <w:rtl/>
+              </w:rPr>
+              <w:t xml:space="preserve"> إِلَى</w:t>
             </w:r>
           </w:p>
         </w:tc>
@@ -6238,7 +7187,43 @@
                 <w:sz w:val="22"/>
                 <w:szCs w:val="22"/>
               </w:rPr>
-              <w:t>Silent alif (صفر مستدير)‎</w:t>
+              <w:t>Silent alif (</w:t>
+            </w:r>
+            <w:proofErr w:type="spellStart"/>
+            <w:r>
+              <w:rPr>
+                <w:rFonts w:ascii="Calibri" w:hAnsi="Calibri" w:cs="Calibri"/>
+                <w:sz w:val="22"/>
+                <w:szCs w:val="22"/>
+              </w:rPr>
+              <w:t>صفر</w:t>
+            </w:r>
+            <w:proofErr w:type="spellEnd"/>
+            <w:r>
+              <w:rPr>
+                <w:rFonts w:ascii="Calibri" w:hAnsi="Calibri" w:cs="Calibri"/>
+                <w:sz w:val="22"/>
+                <w:szCs w:val="22"/>
+              </w:rPr>
+              <w:t xml:space="preserve"> </w:t>
+            </w:r>
+            <w:proofErr w:type="spellStart"/>
+            <w:r>
+              <w:rPr>
+                <w:rFonts w:ascii="Calibri" w:hAnsi="Calibri" w:cs="Calibri"/>
+                <w:sz w:val="22"/>
+                <w:szCs w:val="22"/>
+              </w:rPr>
+              <w:t>مستدير</w:t>
+            </w:r>
+            <w:proofErr w:type="spellEnd"/>
+            <w:r>
+              <w:rPr>
+                <w:rFonts w:ascii="Calibri" w:hAnsi="Calibri" w:cs="Calibri"/>
+                <w:sz w:val="22"/>
+                <w:szCs w:val="22"/>
+              </w:rPr>
+              <w:t>)‎</w:t>
             </w:r>
           </w:p>
         </w:tc>
@@ -6379,6 +7364,7 @@
                 <w:szCs w:val="40"/>
               </w:rPr>
             </w:pPr>
+            <w:proofErr w:type="spellStart"/>
             <w:r>
               <w:rPr>
                 <w:rFonts w:ascii="KFGQPC HAFS Uthmanic Script" w:eastAsiaTheme="majorEastAsia" w:hAnsi="KFGQPC HAFS Uthmanic Script" w:cs="KFGQPC HAFS Uthmanic Script" w:hint="eastAsia"/>
@@ -6389,6 +7375,7 @@
               </w:rPr>
               <w:t>وَإِذۡ</w:t>
             </w:r>
+            <w:proofErr w:type="spellEnd"/>
             <w:r>
               <w:rPr>
                 <w:rFonts w:ascii="KFGQPC HAFS Uthmanic Script" w:eastAsiaTheme="majorEastAsia" w:hAnsi="KFGQPC HAFS Uthmanic Script" w:cs="KFGQPC HAFS Uthmanic Script"/>
@@ -6399,6 +7386,7 @@
               </w:rPr>
               <w:t xml:space="preserve"> </w:t>
             </w:r>
+            <w:proofErr w:type="spellStart"/>
             <w:r>
               <w:rPr>
                 <w:rFonts w:ascii="KFGQPC HAFS Uthmanic Script" w:eastAsiaTheme="majorEastAsia" w:hAnsi="KFGQPC HAFS Uthmanic Script" w:cs="KFGQPC HAFS Uthmanic Script" w:hint="eastAsia"/>
@@ -6409,6 +7397,7 @@
               </w:rPr>
               <w:t>هُمۡ</w:t>
             </w:r>
+            <w:proofErr w:type="spellEnd"/>
             <w:r>
               <w:rPr>
                 <w:rFonts w:ascii="KFGQPC HAFS Uthmanic Script" w:eastAsiaTheme="majorEastAsia" w:hAnsi="KFGQPC HAFS Uthmanic Script" w:cs="KFGQPC HAFS Uthmanic Script"/>
@@ -6419,6 +7408,7 @@
               </w:rPr>
               <w:t xml:space="preserve"> </w:t>
             </w:r>
+            <w:proofErr w:type="spellStart"/>
             <w:r>
               <w:rPr>
                 <w:rFonts w:ascii="KFGQPC HAFS Uthmanic Script" w:eastAsiaTheme="majorEastAsia" w:hAnsi="KFGQPC HAFS Uthmanic Script" w:cs="KFGQPC HAFS Uthmanic Script" w:hint="eastAsia"/>
@@ -6429,6 +7419,7 @@
               </w:rPr>
               <w:t>نَجۡوَىٰٓ</w:t>
             </w:r>
+            <w:proofErr w:type="spellEnd"/>
             <w:r>
               <w:rPr>
                 <w:rFonts w:ascii="KFGQPC HAFS Uthmanic Script" w:eastAsiaTheme="majorEastAsia" w:hAnsi="KFGQPC HAFS Uthmanic Script" w:cs="KFGQPC HAFS Uthmanic Script"/>
@@ -6439,6 +7430,7 @@
               </w:rPr>
               <w:t xml:space="preserve"> </w:t>
             </w:r>
+            <w:proofErr w:type="spellStart"/>
             <w:r>
               <w:rPr>
                 <w:rFonts w:ascii="KFGQPC HAFS Uthmanic Script" w:eastAsiaTheme="majorEastAsia" w:hAnsi="KFGQPC HAFS Uthmanic Script" w:cs="KFGQPC HAFS Uthmanic Script" w:hint="eastAsia"/>
@@ -6449,6 +7441,7 @@
               </w:rPr>
               <w:t>إِذۡ</w:t>
             </w:r>
+            <w:proofErr w:type="spellEnd"/>
             <w:r>
               <w:rPr>
                 <w:rFonts w:ascii="KFGQPC HAFS Uthmanic Script" w:eastAsiaTheme="majorEastAsia" w:hAnsi="KFGQPC HAFS Uthmanic Script" w:cs="KFGQPC HAFS Uthmanic Script"/>
@@ -6539,6 +7532,7 @@
                 <w:szCs w:val="40"/>
               </w:rPr>
             </w:pPr>
+            <w:proofErr w:type="spellStart"/>
             <w:r>
               <w:rPr>
                 <w:rFonts w:ascii="KFGQPC HAFS Uthmanic Script" w:eastAsiaTheme="majorEastAsia" w:hAnsi="KFGQPC HAFS Uthmanic Script" w:cs="KFGQPC HAFS Uthmanic Script" w:hint="eastAsia"/>
@@ -6549,6 +7543,7 @@
               </w:rPr>
               <w:t>قُلۡ</w:t>
             </w:r>
+            <w:proofErr w:type="spellEnd"/>
             <w:r>
               <w:rPr>
                 <w:rFonts w:ascii="KFGQPC HAFS Uthmanic Script" w:eastAsiaTheme="majorEastAsia" w:hAnsi="KFGQPC HAFS Uthmanic Script" w:cs="KFGQPC HAFS Uthmanic Script"/>
@@ -6559,6 +7554,7 @@
               </w:rPr>
               <w:t xml:space="preserve"> </w:t>
             </w:r>
+            <w:proofErr w:type="spellStart"/>
             <w:r>
               <w:rPr>
                 <w:rFonts w:ascii="KFGQPC HAFS Uthmanic Script" w:eastAsiaTheme="majorEastAsia" w:hAnsi="KFGQPC HAFS Uthmanic Script" w:cs="KFGQPC HAFS Uthmanic Script" w:hint="eastAsia"/>
@@ -6569,6 +7565,7 @@
               </w:rPr>
               <w:t>عَسَىٰٓ</w:t>
             </w:r>
+            <w:proofErr w:type="spellEnd"/>
             <w:r>
               <w:rPr>
                 <w:rFonts w:ascii="KFGQPC HAFS Uthmanic Script" w:eastAsiaTheme="majorEastAsia" w:hAnsi="KFGQPC HAFS Uthmanic Script" w:cs="KFGQPC HAFS Uthmanic Script"/>
@@ -6603,6 +7600,8 @@
                 <w:color w:val="0F4761" w:themeColor="accent1" w:themeShade="BF"/>
                 <w:sz w:val="22"/>
                 <w:szCs w:val="40"/>
+                <w:rtl/>
+                <w:lang w:bidi="ar-EG"/>
               </w:rPr>
             </w:pPr>
             <w:r>
@@ -6621,7 +7620,47 @@
                 <w:sz w:val="22"/>
                 <w:szCs w:val="40"/>
               </w:rPr>
-              <w:t>, sukoon removed from last noon due to idgham with following word.</w:t>
+              <w:t xml:space="preserve">, </w:t>
+            </w:r>
+            <w:proofErr w:type="spellStart"/>
+            <w:r>
+              <w:rPr>
+                <w:rFonts w:ascii="Calibri" w:eastAsiaTheme="majorEastAsia" w:hAnsi="Calibri" w:cs="Calibri"/>
+                <w:color w:val="0F4761" w:themeColor="accent1" w:themeShade="BF"/>
+                <w:sz w:val="22"/>
+                <w:szCs w:val="40"/>
+              </w:rPr>
+              <w:t>sukoon</w:t>
+            </w:r>
+            <w:proofErr w:type="spellEnd"/>
+            <w:r>
+              <w:rPr>
+                <w:rFonts w:ascii="Calibri" w:eastAsiaTheme="majorEastAsia" w:hAnsi="Calibri" w:cs="Calibri"/>
+                <w:color w:val="0F4761" w:themeColor="accent1" w:themeShade="BF"/>
+                <w:sz w:val="22"/>
+                <w:szCs w:val="40"/>
+              </w:rPr>
+              <w:t xml:space="preserve"> removed from last noon due to </w:t>
+            </w:r>
+            <w:proofErr w:type="spellStart"/>
+            <w:r>
+              <w:rPr>
+                <w:rFonts w:ascii="Calibri" w:eastAsiaTheme="majorEastAsia" w:hAnsi="Calibri" w:cs="Calibri"/>
+                <w:color w:val="0F4761" w:themeColor="accent1" w:themeShade="BF"/>
+                <w:sz w:val="22"/>
+                <w:szCs w:val="40"/>
+              </w:rPr>
+              <w:t>idgham</w:t>
+            </w:r>
+            <w:proofErr w:type="spellEnd"/>
+            <w:r>
+              <w:rPr>
+                <w:rFonts w:ascii="Calibri" w:eastAsiaTheme="majorEastAsia" w:hAnsi="Calibri" w:cs="Calibri"/>
+                <w:color w:val="0F4761" w:themeColor="accent1" w:themeShade="BF"/>
+                <w:sz w:val="22"/>
+                <w:szCs w:val="40"/>
+              </w:rPr>
+              <w:t xml:space="preserve"> with following word.</w:t>
             </w:r>
           </w:p>
         </w:tc>
@@ -6671,6 +7710,7 @@
                 <w:szCs w:val="40"/>
               </w:rPr>
             </w:pPr>
+            <w:proofErr w:type="spellStart"/>
             <w:r>
               <w:rPr>
                 <w:rFonts w:ascii="KFGQPC HAFS Uthmanic Script" w:eastAsiaTheme="majorEastAsia" w:hAnsi="KFGQPC HAFS Uthmanic Script" w:cs="KFGQPC HAFS Uthmanic Script"/>
@@ -6681,6 +7721,7 @@
               </w:rPr>
               <w:t>يَٰٓأُوْلِى</w:t>
             </w:r>
+            <w:proofErr w:type="spellEnd"/>
           </w:p>
         </w:tc>
         <w:tc>
@@ -6703,7 +7744,43 @@
                 <w:sz w:val="22"/>
                 <w:szCs w:val="22"/>
               </w:rPr>
-              <w:t>Silent waw (صفر مستدير)‎</w:t>
+              <w:t>Silent waw (</w:t>
+            </w:r>
+            <w:proofErr w:type="spellStart"/>
+            <w:r>
+              <w:rPr>
+                <w:rFonts w:ascii="Calibri" w:hAnsi="Calibri" w:cs="Calibri"/>
+                <w:sz w:val="22"/>
+                <w:szCs w:val="22"/>
+              </w:rPr>
+              <w:t>صفر</w:t>
+            </w:r>
+            <w:proofErr w:type="spellEnd"/>
+            <w:r>
+              <w:rPr>
+                <w:rFonts w:ascii="Calibri" w:hAnsi="Calibri" w:cs="Calibri"/>
+                <w:sz w:val="22"/>
+                <w:szCs w:val="22"/>
+              </w:rPr>
+              <w:t xml:space="preserve"> </w:t>
+            </w:r>
+            <w:proofErr w:type="spellStart"/>
+            <w:r>
+              <w:rPr>
+                <w:rFonts w:ascii="Calibri" w:hAnsi="Calibri" w:cs="Calibri"/>
+                <w:sz w:val="22"/>
+                <w:szCs w:val="22"/>
+              </w:rPr>
+              <w:t>مستدير</w:t>
+            </w:r>
+            <w:proofErr w:type="spellEnd"/>
+            <w:r>
+              <w:rPr>
+                <w:rFonts w:ascii="Calibri" w:hAnsi="Calibri" w:cs="Calibri"/>
+                <w:sz w:val="22"/>
+                <w:szCs w:val="22"/>
+              </w:rPr>
+              <w:t>)‎</w:t>
             </w:r>
           </w:p>
         </w:tc>
@@ -6750,6 +7827,7 @@
                 <w:szCs w:val="40"/>
               </w:rPr>
             </w:pPr>
+            <w:proofErr w:type="spellStart"/>
             <w:r>
               <w:rPr>
                 <w:rFonts w:ascii="KFGQPC HAFS Uthmanic Script" w:eastAsiaTheme="majorEastAsia" w:hAnsi="KFGQPC HAFS Uthmanic Script" w:cs="KFGQPC HAFS Uthmanic Script" w:hint="eastAsia"/>
@@ -6760,6 +7838,7 @@
               </w:rPr>
               <w:t>رَبَّنَآ</w:t>
             </w:r>
+            <w:proofErr w:type="spellEnd"/>
             <w:r>
               <w:rPr>
                 <w:rFonts w:ascii="KFGQPC HAFS Uthmanic Script" w:eastAsiaTheme="majorEastAsia" w:hAnsi="KFGQPC HAFS Uthmanic Script" w:cs="KFGQPC HAFS Uthmanic Script"/>
@@ -6844,6 +7923,7 @@
                 <w:szCs w:val="40"/>
               </w:rPr>
             </w:pPr>
+            <w:proofErr w:type="spellStart"/>
             <w:r>
               <w:rPr>
                 <w:rFonts w:ascii="KFGQPC HAFS Uthmanic Script" w:eastAsiaTheme="majorEastAsia" w:hAnsi="KFGQPC HAFS Uthmanic Script" w:cs="KFGQPC HAFS Uthmanic Script" w:hint="eastAsia"/>
@@ -6854,6 +7934,7 @@
               </w:rPr>
               <w:t>بَنِىٓ</w:t>
             </w:r>
+            <w:proofErr w:type="spellEnd"/>
             <w:r>
               <w:rPr>
                 <w:rFonts w:ascii="KFGQPC HAFS Uthmanic Script" w:eastAsiaTheme="majorEastAsia" w:hAnsi="KFGQPC HAFS Uthmanic Script" w:cs="KFGQPC HAFS Uthmanic Script"/>
@@ -6935,6 +8016,7 @@
                 <w:szCs w:val="40"/>
               </w:rPr>
             </w:pPr>
+            <w:proofErr w:type="spellStart"/>
             <w:r>
               <w:rPr>
                 <w:rFonts w:ascii="KFGQPC HAFS Uthmanic Script" w:eastAsiaTheme="majorEastAsia" w:hAnsi="KFGQPC HAFS Uthmanic Script" w:cs="KFGQPC HAFS Uthmanic Script" w:hint="eastAsia"/>
@@ -6945,6 +8027,7 @@
               </w:rPr>
               <w:t>أَوۡحَيۡنَآ</w:t>
             </w:r>
+            <w:proofErr w:type="spellEnd"/>
             <w:r>
               <w:rPr>
                 <w:rFonts w:ascii="KFGQPC HAFS Uthmanic Script" w:eastAsiaTheme="majorEastAsia" w:hAnsi="KFGQPC HAFS Uthmanic Script" w:cs="KFGQPC HAFS Uthmanic Script"/>
@@ -6955,6 +8038,7 @@
               </w:rPr>
               <w:t xml:space="preserve"> </w:t>
             </w:r>
+            <w:proofErr w:type="spellStart"/>
             <w:r>
               <w:rPr>
                 <w:rFonts w:ascii="KFGQPC HAFS Uthmanic Script" w:eastAsiaTheme="majorEastAsia" w:hAnsi="KFGQPC HAFS Uthmanic Script" w:cs="KFGQPC HAFS Uthmanic Script" w:hint="eastAsia"/>
@@ -6965,6 +8049,7 @@
               </w:rPr>
               <w:t>إِلَيۡكَ</w:t>
             </w:r>
+            <w:proofErr w:type="spellEnd"/>
           </w:p>
         </w:tc>
         <w:tc>
@@ -7029,6 +8114,7 @@
                 <w:szCs w:val="40"/>
               </w:rPr>
             </w:pPr>
+            <w:proofErr w:type="spellStart"/>
             <w:r>
               <w:rPr>
                 <w:rFonts w:ascii="KFGQPC HAFS Uthmanic Script" w:eastAsiaTheme="majorEastAsia" w:hAnsi="KFGQPC HAFS Uthmanic Script" w:cs="KFGQPC HAFS Uthmanic Script" w:hint="eastAsia"/>
@@ -7039,6 +8125,7 @@
               </w:rPr>
               <w:t>عَلَىٰٓ</w:t>
             </w:r>
+            <w:proofErr w:type="spellEnd"/>
             <w:r>
               <w:rPr>
                 <w:rFonts w:ascii="KFGQPC HAFS Uthmanic Script" w:eastAsiaTheme="majorEastAsia" w:hAnsi="KFGQPC HAFS Uthmanic Script" w:cs="KFGQPC HAFS Uthmanic Script"/>
@@ -7049,6 +8136,7 @@
               </w:rPr>
               <w:t xml:space="preserve"> </w:t>
             </w:r>
+            <w:proofErr w:type="spellStart"/>
             <w:r>
               <w:rPr>
                 <w:rFonts w:ascii="KFGQPC HAFS Uthmanic Script" w:eastAsiaTheme="majorEastAsia" w:hAnsi="KFGQPC HAFS Uthmanic Script" w:cs="KFGQPC HAFS Uthmanic Script" w:hint="eastAsia"/>
@@ -7059,6 +8147,7 @@
               </w:rPr>
               <w:t>أَبۡصَٰرِهِمۡ</w:t>
             </w:r>
+            <w:proofErr w:type="spellEnd"/>
           </w:p>
         </w:tc>
         <w:tc>
@@ -7075,13 +8164,41 @@
                 <w:szCs w:val="40"/>
               </w:rPr>
             </w:pPr>
+            <w:proofErr w:type="spellStart"/>
             <w:r>
               <w:rPr>
                 <w:rFonts w:ascii="Calibri" w:hAnsi="Calibri" w:cs="Calibri"/>
                 <w:sz w:val="22"/>
                 <w:szCs w:val="22"/>
               </w:rPr>
-              <w:t>Qalqala; dagger alif in (على)‎</w:t>
+              <w:t>Qalqala</w:t>
+            </w:r>
+            <w:proofErr w:type="spellEnd"/>
+            <w:r>
+              <w:rPr>
+                <w:rFonts w:ascii="Calibri" w:hAnsi="Calibri" w:cs="Calibri"/>
+                <w:sz w:val="22"/>
+                <w:szCs w:val="22"/>
+              </w:rPr>
+              <w:t>; dagger alif in (</w:t>
+            </w:r>
+            <w:proofErr w:type="spellStart"/>
+            <w:r>
+              <w:rPr>
+                <w:rFonts w:ascii="Calibri" w:hAnsi="Calibri" w:cs="Calibri"/>
+                <w:sz w:val="22"/>
+                <w:szCs w:val="22"/>
+              </w:rPr>
+              <w:t>على</w:t>
+            </w:r>
+            <w:proofErr w:type="spellEnd"/>
+            <w:r>
+              <w:rPr>
+                <w:rFonts w:ascii="Calibri" w:hAnsi="Calibri" w:cs="Calibri"/>
+                <w:sz w:val="22"/>
+                <w:szCs w:val="22"/>
+              </w:rPr>
+              <w:t>)‎</w:t>
             </w:r>
           </w:p>
         </w:tc>
@@ -7222,6 +8339,7 @@
                 <w:szCs w:val="40"/>
               </w:rPr>
             </w:pPr>
+            <w:proofErr w:type="spellStart"/>
             <w:r>
               <w:rPr>
                 <w:rFonts w:ascii="KFGQPC HAFS Uthmanic Script" w:eastAsiaTheme="majorEastAsia" w:hAnsi="KFGQPC HAFS Uthmanic Script" w:cs="KFGQPC HAFS Uthmanic Script" w:hint="eastAsia"/>
@@ -7232,6 +8350,7 @@
               </w:rPr>
               <w:t>أَلَآ</w:t>
             </w:r>
+            <w:proofErr w:type="spellEnd"/>
             <w:r>
               <w:rPr>
                 <w:rFonts w:ascii="KFGQPC HAFS Uthmanic Script" w:eastAsiaTheme="majorEastAsia" w:hAnsi="KFGQPC HAFS Uthmanic Script" w:cs="KFGQPC HAFS Uthmanic Script"/>
@@ -7242,6 +8361,7 @@
               </w:rPr>
               <w:t xml:space="preserve"> </w:t>
             </w:r>
+            <w:proofErr w:type="spellStart"/>
             <w:r>
               <w:rPr>
                 <w:rFonts w:ascii="KFGQPC HAFS Uthmanic Script" w:eastAsiaTheme="majorEastAsia" w:hAnsi="KFGQPC HAFS Uthmanic Script" w:cs="KFGQPC HAFS Uthmanic Script" w:hint="eastAsia"/>
@@ -7252,6 +8372,7 @@
               </w:rPr>
               <w:t>إِنَّهُمۡ</w:t>
             </w:r>
+            <w:proofErr w:type="spellEnd"/>
           </w:p>
         </w:tc>
         <w:tc>
@@ -7268,6 +8389,7 @@
                 <w:szCs w:val="40"/>
               </w:rPr>
             </w:pPr>
+            <w:proofErr w:type="spellStart"/>
             <w:r>
               <w:rPr>
                 <w:rFonts w:ascii="Calibri" w:eastAsiaTheme="majorEastAsia" w:hAnsi="Calibri" w:cs="Calibri"/>
@@ -7277,6 +8399,7 @@
               </w:rPr>
               <w:t>Ghunna</w:t>
             </w:r>
+            <w:proofErr w:type="spellEnd"/>
             <w:r>
               <w:rPr>
                 <w:rFonts w:ascii="Calibri" w:eastAsiaTheme="majorEastAsia" w:hAnsi="Calibri" w:cs="Calibri"/>
@@ -7339,8 +8462,20 @@
                 <w:szCs w:val="40"/>
                 <w:rtl/>
               </w:rPr>
-              <w:t>إِذَآ أَلۡقَوۡاْ</w:t>
-            </w:r>
+              <w:t xml:space="preserve">إِذَآ </w:t>
+            </w:r>
+            <w:proofErr w:type="spellStart"/>
+            <w:r>
+              <w:rPr>
+                <w:rFonts w:ascii="KFGQPC HAFS Uthmanic Script" w:eastAsiaTheme="majorEastAsia" w:hAnsi="KFGQPC HAFS Uthmanic Script" w:cs="KFGQPC HAFS Uthmanic Script"/>
+                <w:color w:val="0F4761" w:themeColor="accent1" w:themeShade="BF"/>
+                <w:sz w:val="40"/>
+                <w:szCs w:val="40"/>
+                <w:rtl/>
+              </w:rPr>
+              <w:t>أَلۡقَوۡاْ</w:t>
+            </w:r>
+            <w:proofErr w:type="spellEnd"/>
           </w:p>
         </w:tc>
         <w:tc>
@@ -7363,7 +8498,43 @@
                 <w:sz w:val="22"/>
                 <w:szCs w:val="22"/>
               </w:rPr>
-              <w:t>Silent alif (صفر مستدير)‎</w:t>
+              <w:t>Silent alif (</w:t>
+            </w:r>
+            <w:proofErr w:type="spellStart"/>
+            <w:r>
+              <w:rPr>
+                <w:rFonts w:ascii="Calibri" w:hAnsi="Calibri" w:cs="Calibri"/>
+                <w:sz w:val="22"/>
+                <w:szCs w:val="22"/>
+              </w:rPr>
+              <w:t>صفر</w:t>
+            </w:r>
+            <w:proofErr w:type="spellEnd"/>
+            <w:r>
+              <w:rPr>
+                <w:rFonts w:ascii="Calibri" w:hAnsi="Calibri" w:cs="Calibri"/>
+                <w:sz w:val="22"/>
+                <w:szCs w:val="22"/>
+              </w:rPr>
+              <w:t xml:space="preserve"> </w:t>
+            </w:r>
+            <w:proofErr w:type="spellStart"/>
+            <w:r>
+              <w:rPr>
+                <w:rFonts w:ascii="Calibri" w:hAnsi="Calibri" w:cs="Calibri"/>
+                <w:sz w:val="22"/>
+                <w:szCs w:val="22"/>
+              </w:rPr>
+              <w:t>مستدير</w:t>
+            </w:r>
+            <w:proofErr w:type="spellEnd"/>
+            <w:r>
+              <w:rPr>
+                <w:rFonts w:ascii="Calibri" w:hAnsi="Calibri" w:cs="Calibri"/>
+                <w:sz w:val="22"/>
+                <w:szCs w:val="22"/>
+              </w:rPr>
+              <w:t>)‎</w:t>
             </w:r>
           </w:p>
         </w:tc>
@@ -7504,6 +8675,7 @@
                 <w:szCs w:val="40"/>
               </w:rPr>
             </w:pPr>
+            <w:proofErr w:type="spellStart"/>
             <w:r>
               <w:rPr>
                 <w:rFonts w:ascii="KFGQPC HAFS Uthmanic Script" w:eastAsiaTheme="majorEastAsia" w:hAnsi="KFGQPC HAFS Uthmanic Script" w:cs="KFGQPC HAFS Uthmanic Script" w:hint="eastAsia"/>
@@ -7514,6 +8686,7 @@
               </w:rPr>
               <w:t>يَٰٓإِبۡرَٰهِيمُ</w:t>
             </w:r>
+            <w:proofErr w:type="spellEnd"/>
           </w:p>
         </w:tc>
         <w:tc>
@@ -7530,6 +8703,7 @@
                 <w:szCs w:val="40"/>
               </w:rPr>
             </w:pPr>
+            <w:proofErr w:type="spellStart"/>
             <w:r>
               <w:rPr>
                 <w:rFonts w:ascii="Calibri" w:eastAsiaTheme="majorEastAsia" w:hAnsi="Calibri" w:cs="Calibri"/>
@@ -7539,6 +8713,7 @@
               </w:rPr>
               <w:t>Qalqala</w:t>
             </w:r>
+            <w:proofErr w:type="spellEnd"/>
             <w:r>
               <w:rPr>
                 <w:rFonts w:ascii="Calibri" w:eastAsiaTheme="majorEastAsia" w:hAnsi="Calibri" w:cs="Calibri"/>
@@ -7599,16 +8774,40 @@
                 <w:lang w:bidi="ar-EG"/>
               </w:rPr>
             </w:pPr>
-            <w:r>
-              <w:rPr>
-                <w:rFonts w:ascii="KFGQPC HAFS Uthmanic Script" w:eastAsiaTheme="majorEastAsia" w:hAnsi="KFGQPC HAFS Uthmanic Script" w:cs="KFGQPC HAFS Uthmanic Script"/>
-                <w:color w:val="0F4761" w:themeColor="accent1" w:themeShade="BF"/>
-                <w:sz w:val="40"/>
-                <w:szCs w:val="40"/>
-                <w:rtl/>
-              </w:rPr>
-              <w:t>ءَاتَيۡنَآ إِبۡرَٰهِيمَ</w:t>
-            </w:r>
+            <w:proofErr w:type="spellStart"/>
+            <w:r>
+              <w:rPr>
+                <w:rFonts w:ascii="KFGQPC HAFS Uthmanic Script" w:eastAsiaTheme="majorEastAsia" w:hAnsi="KFGQPC HAFS Uthmanic Script" w:cs="KFGQPC HAFS Uthmanic Script"/>
+                <w:color w:val="0F4761" w:themeColor="accent1" w:themeShade="BF"/>
+                <w:sz w:val="40"/>
+                <w:szCs w:val="40"/>
+                <w:rtl/>
+              </w:rPr>
+              <w:t>ءَاتَيۡنَآ</w:t>
+            </w:r>
+            <w:proofErr w:type="spellEnd"/>
+            <w:r>
+              <w:rPr>
+                <w:rFonts w:ascii="KFGQPC HAFS Uthmanic Script" w:eastAsiaTheme="majorEastAsia" w:hAnsi="KFGQPC HAFS Uthmanic Script" w:cs="KFGQPC HAFS Uthmanic Script"/>
+                <w:color w:val="0F4761" w:themeColor="accent1" w:themeShade="BF"/>
+                <w:sz w:val="40"/>
+                <w:szCs w:val="40"/>
+                <w:rtl/>
+              </w:rPr>
+              <w:t xml:space="preserve"> </w:t>
+            </w:r>
+            <w:proofErr w:type="spellStart"/>
+            <w:r>
+              <w:rPr>
+                <w:rFonts w:ascii="KFGQPC HAFS Uthmanic Script" w:eastAsiaTheme="majorEastAsia" w:hAnsi="KFGQPC HAFS Uthmanic Script" w:cs="KFGQPC HAFS Uthmanic Script"/>
+                <w:color w:val="0F4761" w:themeColor="accent1" w:themeShade="BF"/>
+                <w:sz w:val="40"/>
+                <w:szCs w:val="40"/>
+                <w:rtl/>
+              </w:rPr>
+              <w:t>إِبۡرَٰهِيمَ</w:t>
+            </w:r>
+            <w:proofErr w:type="spellEnd"/>
           </w:p>
         </w:tc>
         <w:tc>
@@ -7634,8 +8833,20 @@
                 <w:szCs w:val="40"/>
                 <w:lang w:bidi="ar-EG"/>
               </w:rPr>
-              <w:t>Dagger alif in Ibrāhīm</w:t>
-            </w:r>
+              <w:t xml:space="preserve">Dagger alif in </w:t>
+            </w:r>
+            <w:proofErr w:type="spellStart"/>
+            <w:r>
+              <w:rPr>
+                <w:rFonts w:ascii="Calibri" w:eastAsiaTheme="majorEastAsia" w:hAnsi="Calibri" w:cs="Calibri"/>
+                <w:color w:val="0F4761" w:themeColor="accent1" w:themeShade="BF"/>
+                <w:sz w:val="22"/>
+                <w:szCs w:val="40"/>
+                <w:lang w:bidi="ar-EG"/>
+              </w:rPr>
+              <w:t>Ibrāhīm</w:t>
+            </w:r>
+            <w:proofErr w:type="spellEnd"/>
           </w:p>
         </w:tc>
       </w:tr>
